--- a/book/docx-por-capitulo/conclusiones.docx
+++ b/book/docx-por-capitulo/conclusiones.docx
@@ -7,6 +7,7 @@
         <w:pStyle w:val="Endure-ChapterTitle"/>
         <w:keepNext/>
         <w:spacing w:before="480" w:after="240"/>
+        <w:outlineLvl w:val="0"/>
       </w:pPr>
       <w:r>
         <w:t>Conclusiones</w:t>
@@ -17,32 +18,48 @@
         <w:pStyle w:val="Endure-Subhead"/>
         <w:keepNext/>
         <w:spacing w:before="240" w:after="60"/>
+        <w:outlineLvl w:val="1"/>
       </w:pPr>
       <w:r>
+        <w:rPr>
+          <w:sz w:val="24"/>
+        </w:rPr>
         <w:t>Lo Que Construyó</w:t>
       </w:r>
     </w:p>
     <w:p>
       <w:pPr>
         <w:pStyle w:val="Endure-FirstParagraphBodyText"/>
+        <w:spacing w:before="100" w:after="100"/>
       </w:pPr>
       <w:r>
+        <w:rPr>
+          <w:sz w:val="20"/>
+        </w:rPr>
         <w:t>Cuando abrió este libro, el Jetson AGX Orin era una placa de desarrollo. Ahora es un servidor de IA productivo.</w:t>
       </w:r>
     </w:p>
     <w:p>
       <w:pPr>
         <w:pStyle w:val="Endure-ChapterBodyText"/>
+        <w:spacing w:before="100" w:after="100"/>
       </w:pPr>
       <w:r>
+        <w:rPr>
+          <w:sz w:val="20"/>
+        </w:rPr>
         <w:t>En los capítulos anteriores configuró el sistema operativo, los modos de energía, la red y el acceso remoto. Instaló Docker con soporte GPU, dominó tres motores de inferencia distintos y construyó un stack de agentes IA capaz de responder preguntas, transcribir audio, generar imágenes y automatizar flujos de trabajo completos — todo offline, sin enviar sus datos a ningún servicio externo.</w:t>
       </w:r>
     </w:p>
     <w:p>
       <w:pPr>
         <w:pStyle w:val="Endure-ChapterBodyText"/>
+        <w:spacing w:before="100" w:after="100"/>
       </w:pPr>
       <w:r>
+        <w:rPr>
+          <w:sz w:val="20"/>
+        </w:rPr>
         <w:t>La siguiente tabla resume lo construido:</w:t>
       </w:r>
     </w:p>
@@ -58,20 +75,38 @@
         <w:gridCol w:w="2717"/>
       </w:tblGrid>
       <w:tr>
+        <w:trPr>
+          <w:trHeight w:val="453" w:hRule="atLeast"/>
+          <w:tblHeader/>
+        </w:trPr>
         <w:tc>
           <w:tcPr>
             <w:tcW w:type="dxa" w:w="2717"/>
             <w:shd w:val="clear" w:color="auto" w:fill="1A5A6A"/>
-          </w:tcPr>
-          <w:p>
-            <w:pPr>
+            <w:tcBorders>
+              <w:top w:val="single" w:sz="12" w:color="FFFFFF"/>
+              <w:left w:val="single" w:sz="12" w:color="FFFFFF"/>
+              <w:bottom w:val="single" w:sz="12" w:color="FFFFFF"/>
+              <w:right w:val="single" w:sz="12" w:color="FFFFFF"/>
+            </w:tcBorders>
+            <w:vAlign w:val="center"/>
+            <w:tcMar>
+              <w:top w:w="60" w:type="dxa"/>
+              <w:left w:w="120" w:type="dxa"/>
+              <w:bottom w:w="60" w:type="dxa"/>
+              <w:right w:w="80" w:type="dxa"/>
+            </w:tcMar>
+          </w:tcPr>
+          <w:p>
+            <w:pPr>
+              <w:spacing w:before="0" w:after="0"/>
               <w:jc w:val="center"/>
             </w:pPr>
             <w:r>
               <w:rPr>
                 <w:b/>
                 <w:color w:val="FFFFFF"/>
-                <w:sz w:val="17"/>
+                <w:sz w:val="16"/>
               </w:rPr>
               <w:t>Capa</w:t>
             </w:r>
@@ -81,16 +116,30 @@
           <w:tcPr>
             <w:tcW w:type="dxa" w:w="2717"/>
             <w:shd w:val="clear" w:color="auto" w:fill="1A5A6A"/>
-          </w:tcPr>
-          <w:p>
-            <w:pPr>
+            <w:tcBorders>
+              <w:top w:val="single" w:sz="12" w:color="FFFFFF"/>
+              <w:left w:val="single" w:sz="12" w:color="FFFFFF"/>
+              <w:bottom w:val="single" w:sz="12" w:color="FFFFFF"/>
+              <w:right w:val="single" w:sz="12" w:color="FFFFFF"/>
+            </w:tcBorders>
+            <w:vAlign w:val="center"/>
+            <w:tcMar>
+              <w:top w:w="60" w:type="dxa"/>
+              <w:left w:w="120" w:type="dxa"/>
+              <w:bottom w:w="60" w:type="dxa"/>
+              <w:right w:w="80" w:type="dxa"/>
+            </w:tcMar>
+          </w:tcPr>
+          <w:p>
+            <w:pPr>
+              <w:spacing w:before="0" w:after="0"/>
               <w:jc w:val="center"/>
             </w:pPr>
             <w:r>
               <w:rPr>
                 <w:b/>
                 <w:color w:val="FFFFFF"/>
-                <w:sz w:val="17"/>
+                <w:sz w:val="16"/>
               </w:rPr>
               <w:t>Componentes</w:t>
             </w:r>
@@ -100,16 +149,30 @@
           <w:tcPr>
             <w:tcW w:type="dxa" w:w="2717"/>
             <w:shd w:val="clear" w:color="auto" w:fill="1A5A6A"/>
-          </w:tcPr>
-          <w:p>
-            <w:pPr>
+            <w:tcBorders>
+              <w:top w:val="single" w:sz="12" w:color="FFFFFF"/>
+              <w:left w:val="single" w:sz="12" w:color="FFFFFF"/>
+              <w:bottom w:val="single" w:sz="12" w:color="FFFFFF"/>
+              <w:right w:val="single" w:sz="12" w:color="FFFFFF"/>
+            </w:tcBorders>
+            <w:vAlign w:val="center"/>
+            <w:tcMar>
+              <w:top w:w="60" w:type="dxa"/>
+              <w:left w:w="120" w:type="dxa"/>
+              <w:bottom w:w="60" w:type="dxa"/>
+              <w:right w:w="80" w:type="dxa"/>
+            </w:tcMar>
+          </w:tcPr>
+          <w:p>
+            <w:pPr>
+              <w:spacing w:before="0" w:after="0"/>
               <w:jc w:val="center"/>
             </w:pPr>
             <w:r>
               <w:rPr>
                 <w:b/>
                 <w:color w:val="FFFFFF"/>
-                <w:sz w:val="17"/>
+                <w:sz w:val="16"/>
               </w:rPr>
               <w:t>Capítulos</w:t>
             </w:r>
@@ -117,15 +180,35 @@
         </w:tc>
       </w:tr>
       <w:tr>
+        <w:trPr>
+          <w:trHeight w:val="283" w:hRule="atLeast"/>
+        </w:trPr>
         <w:tc>
           <w:tcPr>
             <w:tcW w:type="dxa" w:w="2717"/>
-            <w:shd w:val="clear" w:color="auto" w:fill="F8F8F8"/>
-          </w:tcPr>
-          <w:p>
-            <w:r>
-              <w:rPr>
-                <w:sz w:val="17"/>
+            <w:shd w:val="clear" w:color="auto" w:fill="EAEAEA"/>
+            <w:tcBorders>
+              <w:top w:val="single" w:sz="12" w:color="FFFFFF"/>
+              <w:left w:val="single" w:sz="12" w:color="FFFFFF"/>
+              <w:bottom w:val="single" w:sz="12" w:color="FFFFFF"/>
+              <w:right w:val="single" w:sz="12" w:color="FFFFFF"/>
+            </w:tcBorders>
+            <w:vAlign w:val="center"/>
+            <w:tcMar>
+              <w:top w:w="40" w:type="dxa"/>
+              <w:left w:w="120" w:type="dxa"/>
+              <w:bottom w:w="40" w:type="dxa"/>
+              <w:right w:w="80" w:type="dxa"/>
+            </w:tcMar>
+          </w:tcPr>
+          <w:p>
+            <w:pPr>
+              <w:spacing w:before="0" w:after="0"/>
+              <w:jc w:val="center"/>
+            </w:pPr>
+            <w:r>
+              <w:rPr>
+                <w:sz w:val="16"/>
               </w:rPr>
               <w:t>Sistema base</w:t>
             </w:r>
@@ -134,12 +217,29 @@
         <w:tc>
           <w:tcPr>
             <w:tcW w:type="dxa" w:w="2717"/>
-            <w:shd w:val="clear" w:color="auto" w:fill="F8F8F8"/>
-          </w:tcPr>
-          <w:p>
-            <w:r>
-              <w:rPr>
-                <w:sz w:val="17"/>
+            <w:shd w:val="clear" w:color="auto" w:fill="EAEAEA"/>
+            <w:tcBorders>
+              <w:top w:val="single" w:sz="12" w:color="FFFFFF"/>
+              <w:left w:val="single" w:sz="12" w:color="FFFFFF"/>
+              <w:bottom w:val="single" w:sz="12" w:color="FFFFFF"/>
+              <w:right w:val="single" w:sz="12" w:color="FFFFFF"/>
+            </w:tcBorders>
+            <w:vAlign w:val="center"/>
+            <w:tcMar>
+              <w:top w:w="40" w:type="dxa"/>
+              <w:left w:w="120" w:type="dxa"/>
+              <w:bottom w:w="40" w:type="dxa"/>
+              <w:right w:w="80" w:type="dxa"/>
+            </w:tcMar>
+          </w:tcPr>
+          <w:p>
+            <w:pPr>
+              <w:spacing w:before="0" w:after="0"/>
+              <w:jc w:val="both"/>
+            </w:pPr>
+            <w:r>
+              <w:rPr>
+                <w:sz w:val="16"/>
               </w:rPr>
               <w:t>Ubuntu 24.04, SSH, NoMachine, nvpmodel, swap, .bash_aliases</w:t>
             </w:r>
@@ -148,12 +248,29 @@
         <w:tc>
           <w:tcPr>
             <w:tcW w:type="dxa" w:w="2717"/>
-            <w:shd w:val="clear" w:color="auto" w:fill="F8F8F8"/>
-          </w:tcPr>
-          <w:p>
-            <w:r>
-              <w:rPr>
-                <w:sz w:val="17"/>
+            <w:shd w:val="clear" w:color="auto" w:fill="EAEAEA"/>
+            <w:tcBorders>
+              <w:top w:val="single" w:sz="12" w:color="FFFFFF"/>
+              <w:left w:val="single" w:sz="12" w:color="FFFFFF"/>
+              <w:bottom w:val="single" w:sz="12" w:color="FFFFFF"/>
+              <w:right w:val="single" w:sz="12" w:color="FFFFFF"/>
+            </w:tcBorders>
+            <w:vAlign w:val="center"/>
+            <w:tcMar>
+              <w:top w:w="40" w:type="dxa"/>
+              <w:left w:w="120" w:type="dxa"/>
+              <w:bottom w:w="40" w:type="dxa"/>
+              <w:right w:w="80" w:type="dxa"/>
+            </w:tcMar>
+          </w:tcPr>
+          <w:p>
+            <w:pPr>
+              <w:spacing w:before="0" w:after="0"/>
+              <w:jc w:val="center"/>
+            </w:pPr>
+            <w:r>
+              <w:rPr>
+                <w:sz w:val="16"/>
               </w:rPr>
               <w:t>1–7</w:t>
             </w:r>
@@ -161,15 +278,35 @@
         </w:tc>
       </w:tr>
       <w:tr>
+        <w:trPr>
+          <w:trHeight w:val="283" w:hRule="atLeast"/>
+        </w:trPr>
         <w:tc>
           <w:tcPr>
             <w:tcW w:type="dxa" w:w="2717"/>
-            <w:shd w:val="clear" w:color="auto" w:fill="FFFFFF"/>
-          </w:tcPr>
-          <w:p>
-            <w:r>
-              <w:rPr>
-                <w:sz w:val="17"/>
+            <w:shd w:val="clear" w:color="auto" w:fill="EAEAEA"/>
+            <w:tcBorders>
+              <w:top w:val="single" w:sz="12" w:color="FFFFFF"/>
+              <w:left w:val="single" w:sz="12" w:color="FFFFFF"/>
+              <w:bottom w:val="single" w:sz="12" w:color="FFFFFF"/>
+              <w:right w:val="single" w:sz="12" w:color="FFFFFF"/>
+            </w:tcBorders>
+            <w:vAlign w:val="center"/>
+            <w:tcMar>
+              <w:top w:w="40" w:type="dxa"/>
+              <w:left w:w="120" w:type="dxa"/>
+              <w:bottom w:w="40" w:type="dxa"/>
+              <w:right w:w="80" w:type="dxa"/>
+            </w:tcMar>
+          </w:tcPr>
+          <w:p>
+            <w:pPr>
+              <w:spacing w:before="0" w:after="0"/>
+              <w:jc w:val="center"/>
+            </w:pPr>
+            <w:r>
+              <w:rPr>
+                <w:sz w:val="16"/>
               </w:rPr>
               <w:t>Contenedores</w:t>
             </w:r>
@@ -178,12 +315,29 @@
         <w:tc>
           <w:tcPr>
             <w:tcW w:type="dxa" w:w="2717"/>
-            <w:shd w:val="clear" w:color="auto" w:fill="FFFFFF"/>
-          </w:tcPr>
-          <w:p>
-            <w:r>
-              <w:rPr>
-                <w:sz w:val="17"/>
+            <w:shd w:val="clear" w:color="auto" w:fill="EAEAEA"/>
+            <w:tcBorders>
+              <w:top w:val="single" w:sz="12" w:color="FFFFFF"/>
+              <w:left w:val="single" w:sz="12" w:color="FFFFFF"/>
+              <w:bottom w:val="single" w:sz="12" w:color="FFFFFF"/>
+              <w:right w:val="single" w:sz="12" w:color="FFFFFF"/>
+            </w:tcBorders>
+            <w:vAlign w:val="center"/>
+            <w:tcMar>
+              <w:top w:w="40" w:type="dxa"/>
+              <w:left w:w="120" w:type="dxa"/>
+              <w:bottom w:w="40" w:type="dxa"/>
+              <w:right w:w="80" w:type="dxa"/>
+            </w:tcMar>
+          </w:tcPr>
+          <w:p>
+            <w:pPr>
+              <w:spacing w:before="0" w:after="0"/>
+              <w:jc w:val="both"/>
+            </w:pPr>
+            <w:r>
+              <w:rPr>
+                <w:sz w:val="16"/>
               </w:rPr>
               <w:t>Docker Engine, NVIDIA Container Toolkit, Docker Compose, stacks</w:t>
             </w:r>
@@ -192,12 +346,29 @@
         <w:tc>
           <w:tcPr>
             <w:tcW w:type="dxa" w:w="2717"/>
-            <w:shd w:val="clear" w:color="auto" w:fill="FFFFFF"/>
-          </w:tcPr>
-          <w:p>
-            <w:r>
-              <w:rPr>
-                <w:sz w:val="17"/>
+            <w:shd w:val="clear" w:color="auto" w:fill="EAEAEA"/>
+            <w:tcBorders>
+              <w:top w:val="single" w:sz="12" w:color="FFFFFF"/>
+              <w:left w:val="single" w:sz="12" w:color="FFFFFF"/>
+              <w:bottom w:val="single" w:sz="12" w:color="FFFFFF"/>
+              <w:right w:val="single" w:sz="12" w:color="FFFFFF"/>
+            </w:tcBorders>
+            <w:vAlign w:val="center"/>
+            <w:tcMar>
+              <w:top w:w="40" w:type="dxa"/>
+              <w:left w:w="120" w:type="dxa"/>
+              <w:bottom w:w="40" w:type="dxa"/>
+              <w:right w:w="80" w:type="dxa"/>
+            </w:tcMar>
+          </w:tcPr>
+          <w:p>
+            <w:pPr>
+              <w:spacing w:before="0" w:after="0"/>
+              <w:jc w:val="center"/>
+            </w:pPr>
+            <w:r>
+              <w:rPr>
+                <w:sz w:val="16"/>
               </w:rPr>
               <w:t>8</w:t>
             </w:r>
@@ -205,15 +376,35 @@
         </w:tc>
       </w:tr>
       <w:tr>
+        <w:trPr>
+          <w:trHeight w:val="283" w:hRule="atLeast"/>
+        </w:trPr>
         <w:tc>
           <w:tcPr>
             <w:tcW w:type="dxa" w:w="2717"/>
-            <w:shd w:val="clear" w:color="auto" w:fill="F8F8F8"/>
-          </w:tcPr>
-          <w:p>
-            <w:r>
-              <w:rPr>
-                <w:sz w:val="17"/>
+            <w:shd w:val="clear" w:color="auto" w:fill="EAEAEA"/>
+            <w:tcBorders>
+              <w:top w:val="single" w:sz="12" w:color="FFFFFF"/>
+              <w:left w:val="single" w:sz="12" w:color="FFFFFF"/>
+              <w:bottom w:val="single" w:sz="12" w:color="FFFFFF"/>
+              <w:right w:val="single" w:sz="12" w:color="FFFFFF"/>
+            </w:tcBorders>
+            <w:vAlign w:val="center"/>
+            <w:tcMar>
+              <w:top w:w="40" w:type="dxa"/>
+              <w:left w:w="120" w:type="dxa"/>
+              <w:bottom w:w="40" w:type="dxa"/>
+              <w:right w:w="80" w:type="dxa"/>
+            </w:tcMar>
+          </w:tcPr>
+          <w:p>
+            <w:pPr>
+              <w:spacing w:before="0" w:after="0"/>
+              <w:jc w:val="center"/>
+            </w:pPr>
+            <w:r>
+              <w:rPr>
+                <w:sz w:val="16"/>
               </w:rPr>
               <w:t>Inferencia LLM</w:t>
             </w:r>
@@ -222,12 +413,29 @@
         <w:tc>
           <w:tcPr>
             <w:tcW w:type="dxa" w:w="2717"/>
-            <w:shd w:val="clear" w:color="auto" w:fill="F8F8F8"/>
-          </w:tcPr>
-          <w:p>
-            <w:r>
-              <w:rPr>
-                <w:sz w:val="17"/>
+            <w:shd w:val="clear" w:color="auto" w:fill="EAEAEA"/>
+            <w:tcBorders>
+              <w:top w:val="single" w:sz="12" w:color="FFFFFF"/>
+              <w:left w:val="single" w:sz="12" w:color="FFFFFF"/>
+              <w:bottom w:val="single" w:sz="12" w:color="FFFFFF"/>
+              <w:right w:val="single" w:sz="12" w:color="FFFFFF"/>
+            </w:tcBorders>
+            <w:vAlign w:val="center"/>
+            <w:tcMar>
+              <w:top w:w="40" w:type="dxa"/>
+              <w:left w:w="120" w:type="dxa"/>
+              <w:bottom w:w="40" w:type="dxa"/>
+              <w:right w:w="80" w:type="dxa"/>
+            </w:tcMar>
+          </w:tcPr>
+          <w:p>
+            <w:pPr>
+              <w:spacing w:before="0" w:after="0"/>
+              <w:jc w:val="both"/>
+            </w:pPr>
+            <w:r>
+              <w:rPr>
+                <w:sz w:val="16"/>
               </w:rPr>
               <w:t>vLLM, llama.cpp, Ollama — 3 motores, 10 modelos verificados</w:t>
             </w:r>
@@ -236,12 +444,29 @@
         <w:tc>
           <w:tcPr>
             <w:tcW w:type="dxa" w:w="2717"/>
-            <w:shd w:val="clear" w:color="auto" w:fill="F8F8F8"/>
-          </w:tcPr>
-          <w:p>
-            <w:r>
-              <w:rPr>
-                <w:sz w:val="17"/>
+            <w:shd w:val="clear" w:color="auto" w:fill="EAEAEA"/>
+            <w:tcBorders>
+              <w:top w:val="single" w:sz="12" w:color="FFFFFF"/>
+              <w:left w:val="single" w:sz="12" w:color="FFFFFF"/>
+              <w:bottom w:val="single" w:sz="12" w:color="FFFFFF"/>
+              <w:right w:val="single" w:sz="12" w:color="FFFFFF"/>
+            </w:tcBorders>
+            <w:vAlign w:val="center"/>
+            <w:tcMar>
+              <w:top w:w="40" w:type="dxa"/>
+              <w:left w:w="120" w:type="dxa"/>
+              <w:bottom w:w="40" w:type="dxa"/>
+              <w:right w:w="80" w:type="dxa"/>
+            </w:tcMar>
+          </w:tcPr>
+          <w:p>
+            <w:pPr>
+              <w:spacing w:before="0" w:after="0"/>
+              <w:jc w:val="center"/>
+            </w:pPr>
+            <w:r>
+              <w:rPr>
+                <w:sz w:val="16"/>
               </w:rPr>
               <w:t>9–10</w:t>
             </w:r>
@@ -249,15 +474,35 @@
         </w:tc>
       </w:tr>
       <w:tr>
+        <w:trPr>
+          <w:trHeight w:val="283" w:hRule="atLeast"/>
+        </w:trPr>
         <w:tc>
           <w:tcPr>
             <w:tcW w:type="dxa" w:w="2717"/>
-            <w:shd w:val="clear" w:color="auto" w:fill="FFFFFF"/>
-          </w:tcPr>
-          <w:p>
-            <w:r>
-              <w:rPr>
-                <w:sz w:val="17"/>
+            <w:shd w:val="clear" w:color="auto" w:fill="EAEAEA"/>
+            <w:tcBorders>
+              <w:top w:val="single" w:sz="12" w:color="FFFFFF"/>
+              <w:left w:val="single" w:sz="12" w:color="FFFFFF"/>
+              <w:bottom w:val="single" w:sz="12" w:color="FFFFFF"/>
+              <w:right w:val="single" w:sz="12" w:color="FFFFFF"/>
+            </w:tcBorders>
+            <w:vAlign w:val="center"/>
+            <w:tcMar>
+              <w:top w:w="40" w:type="dxa"/>
+              <w:left w:w="120" w:type="dxa"/>
+              <w:bottom w:w="40" w:type="dxa"/>
+              <w:right w:w="80" w:type="dxa"/>
+            </w:tcMar>
+          </w:tcPr>
+          <w:p>
+            <w:pPr>
+              <w:spacing w:before="0" w:after="0"/>
+              <w:jc w:val="center"/>
+            </w:pPr>
+            <w:r>
+              <w:rPr>
+                <w:sz w:val="16"/>
               </w:rPr>
               <w:t>Stack agéntico</w:t>
             </w:r>
@@ -266,12 +511,29 @@
         <w:tc>
           <w:tcPr>
             <w:tcW w:type="dxa" w:w="2717"/>
-            <w:shd w:val="clear" w:color="auto" w:fill="FFFFFF"/>
-          </w:tcPr>
-          <w:p>
-            <w:r>
-              <w:rPr>
-                <w:sz w:val="17"/>
+            <w:shd w:val="clear" w:color="auto" w:fill="EAEAEA"/>
+            <w:tcBorders>
+              <w:top w:val="single" w:sz="12" w:color="FFFFFF"/>
+              <w:left w:val="single" w:sz="12" w:color="FFFFFF"/>
+              <w:bottom w:val="single" w:sz="12" w:color="FFFFFF"/>
+              <w:right w:val="single" w:sz="12" w:color="FFFFFF"/>
+            </w:tcBorders>
+            <w:vAlign w:val="center"/>
+            <w:tcMar>
+              <w:top w:w="40" w:type="dxa"/>
+              <w:left w:w="120" w:type="dxa"/>
+              <w:bottom w:w="40" w:type="dxa"/>
+              <w:right w:w="80" w:type="dxa"/>
+            </w:tcMar>
+          </w:tcPr>
+          <w:p>
+            <w:pPr>
+              <w:spacing w:before="0" w:after="0"/>
+              <w:jc w:val="both"/>
+            </w:pPr>
+            <w:r>
+              <w:rPr>
+                <w:sz w:val="16"/>
               </w:rPr>
               <w:t>OpenClaw, NemoClaw, Open WebUI, Tool Calling</w:t>
             </w:r>
@@ -280,12 +542,29 @@
         <w:tc>
           <w:tcPr>
             <w:tcW w:type="dxa" w:w="2717"/>
-            <w:shd w:val="clear" w:color="auto" w:fill="FFFFFF"/>
-          </w:tcPr>
-          <w:p>
-            <w:r>
-              <w:rPr>
-                <w:sz w:val="17"/>
+            <w:shd w:val="clear" w:color="auto" w:fill="EAEAEA"/>
+            <w:tcBorders>
+              <w:top w:val="single" w:sz="12" w:color="FFFFFF"/>
+              <w:left w:val="single" w:sz="12" w:color="FFFFFF"/>
+              <w:bottom w:val="single" w:sz="12" w:color="FFFFFF"/>
+              <w:right w:val="single" w:sz="12" w:color="FFFFFF"/>
+            </w:tcBorders>
+            <w:vAlign w:val="center"/>
+            <w:tcMar>
+              <w:top w:w="40" w:type="dxa"/>
+              <w:left w:w="120" w:type="dxa"/>
+              <w:bottom w:w="40" w:type="dxa"/>
+              <w:right w:w="80" w:type="dxa"/>
+            </w:tcMar>
+          </w:tcPr>
+          <w:p>
+            <w:pPr>
+              <w:spacing w:before="0" w:after="0"/>
+              <w:jc w:val="center"/>
+            </w:pPr>
+            <w:r>
+              <w:rPr>
+                <w:sz w:val="16"/>
               </w:rPr>
               <w:t>11–15</w:t>
             </w:r>
@@ -293,15 +572,35 @@
         </w:tc>
       </w:tr>
       <w:tr>
+        <w:trPr>
+          <w:trHeight w:val="283" w:hRule="atLeast"/>
+        </w:trPr>
         <w:tc>
           <w:tcPr>
             <w:tcW w:type="dxa" w:w="2717"/>
-            <w:shd w:val="clear" w:color="auto" w:fill="F8F8F8"/>
-          </w:tcPr>
-          <w:p>
-            <w:r>
-              <w:rPr>
-                <w:sz w:val="17"/>
+            <w:shd w:val="clear" w:color="auto" w:fill="EAEAEA"/>
+            <w:tcBorders>
+              <w:top w:val="single" w:sz="12" w:color="FFFFFF"/>
+              <w:left w:val="single" w:sz="12" w:color="FFFFFF"/>
+              <w:bottom w:val="single" w:sz="12" w:color="FFFFFF"/>
+              <w:right w:val="single" w:sz="12" w:color="FFFFFF"/>
+            </w:tcBorders>
+            <w:vAlign w:val="center"/>
+            <w:tcMar>
+              <w:top w:w="40" w:type="dxa"/>
+              <w:left w:w="120" w:type="dxa"/>
+              <w:bottom w:w="40" w:type="dxa"/>
+              <w:right w:w="80" w:type="dxa"/>
+            </w:tcMar>
+          </w:tcPr>
+          <w:p>
+            <w:pPr>
+              <w:spacing w:before="0" w:after="0"/>
+              <w:jc w:val="center"/>
+            </w:pPr>
+            <w:r>
+              <w:rPr>
+                <w:sz w:val="16"/>
               </w:rPr>
               <w:t>Automatización</w:t>
             </w:r>
@@ -310,12 +609,29 @@
         <w:tc>
           <w:tcPr>
             <w:tcW w:type="dxa" w:w="2717"/>
-            <w:shd w:val="clear" w:color="auto" w:fill="F8F8F8"/>
-          </w:tcPr>
-          <w:p>
-            <w:r>
-              <w:rPr>
-                <w:sz w:val="17"/>
+            <w:shd w:val="clear" w:color="auto" w:fill="EAEAEA"/>
+            <w:tcBorders>
+              <w:top w:val="single" w:sz="12" w:color="FFFFFF"/>
+              <w:left w:val="single" w:sz="12" w:color="FFFFFF"/>
+              <w:bottom w:val="single" w:sz="12" w:color="FFFFFF"/>
+              <w:right w:val="single" w:sz="12" w:color="FFFFFF"/>
+            </w:tcBorders>
+            <w:vAlign w:val="center"/>
+            <w:tcMar>
+              <w:top w:w="40" w:type="dxa"/>
+              <w:left w:w="120" w:type="dxa"/>
+              <w:bottom w:w="40" w:type="dxa"/>
+              <w:right w:w="80" w:type="dxa"/>
+            </w:tcMar>
+          </w:tcPr>
+          <w:p>
+            <w:pPr>
+              <w:spacing w:before="0" w:after="0"/>
+              <w:jc w:val="both"/>
+            </w:pPr>
+            <w:r>
+              <w:rPr>
+                <w:sz w:val="16"/>
               </w:rPr>
               <w:t>N8N + PostgreSQL, Computer Vision + OCR, TTS + STT</w:t>
             </w:r>
@@ -324,12 +640,29 @@
         <w:tc>
           <w:tcPr>
             <w:tcW w:type="dxa" w:w="2717"/>
-            <w:shd w:val="clear" w:color="auto" w:fill="F8F8F8"/>
-          </w:tcPr>
-          <w:p>
-            <w:r>
-              <w:rPr>
-                <w:sz w:val="17"/>
+            <w:shd w:val="clear" w:color="auto" w:fill="EAEAEA"/>
+            <w:tcBorders>
+              <w:top w:val="single" w:sz="12" w:color="FFFFFF"/>
+              <w:left w:val="single" w:sz="12" w:color="FFFFFF"/>
+              <w:bottom w:val="single" w:sz="12" w:color="FFFFFF"/>
+              <w:right w:val="single" w:sz="12" w:color="FFFFFF"/>
+            </w:tcBorders>
+            <w:vAlign w:val="center"/>
+            <w:tcMar>
+              <w:top w:w="40" w:type="dxa"/>
+              <w:left w:w="120" w:type="dxa"/>
+              <w:bottom w:w="40" w:type="dxa"/>
+              <w:right w:w="80" w:type="dxa"/>
+            </w:tcMar>
+          </w:tcPr>
+          <w:p>
+            <w:pPr>
+              <w:spacing w:before="0" w:after="0"/>
+              <w:jc w:val="center"/>
+            </w:pPr>
+            <w:r>
+              <w:rPr>
+                <w:sz w:val="16"/>
               </w:rPr>
               <w:t>16–18</w:t>
             </w:r>
@@ -337,15 +670,35 @@
         </w:tc>
       </w:tr>
       <w:tr>
+        <w:trPr>
+          <w:trHeight w:val="283" w:hRule="atLeast"/>
+        </w:trPr>
         <w:tc>
           <w:tcPr>
             <w:tcW w:type="dxa" w:w="2717"/>
-            <w:shd w:val="clear" w:color="auto" w:fill="FFFFFF"/>
-          </w:tcPr>
-          <w:p>
-            <w:r>
-              <w:rPr>
-                <w:sz w:val="17"/>
+            <w:shd w:val="clear" w:color="auto" w:fill="EAEAEA"/>
+            <w:tcBorders>
+              <w:top w:val="single" w:sz="12" w:color="FFFFFF"/>
+              <w:left w:val="single" w:sz="12" w:color="FFFFFF"/>
+              <w:bottom w:val="single" w:sz="12" w:color="FFFFFF"/>
+              <w:right w:val="single" w:sz="12" w:color="FFFFFF"/>
+            </w:tcBorders>
+            <w:vAlign w:val="center"/>
+            <w:tcMar>
+              <w:top w:w="40" w:type="dxa"/>
+              <w:left w:w="120" w:type="dxa"/>
+              <w:bottom w:w="40" w:type="dxa"/>
+              <w:right w:w="80" w:type="dxa"/>
+            </w:tcMar>
+          </w:tcPr>
+          <w:p>
+            <w:pPr>
+              <w:spacing w:before="0" w:after="0"/>
+              <w:jc w:val="center"/>
+            </w:pPr>
+            <w:r>
+              <w:rPr>
+                <w:sz w:val="16"/>
               </w:rPr>
               <w:t>Generación visual</w:t>
             </w:r>
@@ -354,12 +707,29 @@
         <w:tc>
           <w:tcPr>
             <w:tcW w:type="dxa" w:w="2717"/>
-            <w:shd w:val="clear" w:color="auto" w:fill="FFFFFF"/>
-          </w:tcPr>
-          <w:p>
-            <w:r>
-              <w:rPr>
-                <w:sz w:val="17"/>
+            <w:shd w:val="clear" w:color="auto" w:fill="EAEAEA"/>
+            <w:tcBorders>
+              <w:top w:val="single" w:sz="12" w:color="FFFFFF"/>
+              <w:left w:val="single" w:sz="12" w:color="FFFFFF"/>
+              <w:bottom w:val="single" w:sz="12" w:color="FFFFFF"/>
+              <w:right w:val="single" w:sz="12" w:color="FFFFFF"/>
+            </w:tcBorders>
+            <w:vAlign w:val="center"/>
+            <w:tcMar>
+              <w:top w:w="40" w:type="dxa"/>
+              <w:left w:w="120" w:type="dxa"/>
+              <w:bottom w:w="40" w:type="dxa"/>
+              <w:right w:w="80" w:type="dxa"/>
+            </w:tcMar>
+          </w:tcPr>
+          <w:p>
+            <w:pPr>
+              <w:spacing w:before="0" w:after="0"/>
+              <w:jc w:val="both"/>
+            </w:pPr>
+            <w:r>
+              <w:rPr>
+                <w:sz w:val="16"/>
               </w:rPr>
               <w:t>ComfyUI, SD WebUI, AnimateDiff, PixArt-Alpha</w:t>
             </w:r>
@@ -368,12 +738,29 @@
         <w:tc>
           <w:tcPr>
             <w:tcW w:type="dxa" w:w="2717"/>
-            <w:shd w:val="clear" w:color="auto" w:fill="FFFFFF"/>
-          </w:tcPr>
-          <w:p>
-            <w:r>
-              <w:rPr>
-                <w:sz w:val="17"/>
+            <w:shd w:val="clear" w:color="auto" w:fill="EAEAEA"/>
+            <w:tcBorders>
+              <w:top w:val="single" w:sz="12" w:color="FFFFFF"/>
+              <w:left w:val="single" w:sz="12" w:color="FFFFFF"/>
+              <w:bottom w:val="single" w:sz="12" w:color="FFFFFF"/>
+              <w:right w:val="single" w:sz="12" w:color="FFFFFF"/>
+            </w:tcBorders>
+            <w:vAlign w:val="center"/>
+            <w:tcMar>
+              <w:top w:w="40" w:type="dxa"/>
+              <w:left w:w="120" w:type="dxa"/>
+              <w:bottom w:w="40" w:type="dxa"/>
+              <w:right w:w="80" w:type="dxa"/>
+            </w:tcMar>
+          </w:tcPr>
+          <w:p>
+            <w:pPr>
+              <w:spacing w:before="0" w:after="0"/>
+              <w:jc w:val="center"/>
+            </w:pPr>
+            <w:r>
+              <w:rPr>
+                <w:sz w:val="16"/>
               </w:rPr>
               <w:t>19</w:t>
             </w:r>
@@ -381,15 +768,35 @@
         </w:tc>
       </w:tr>
       <w:tr>
+        <w:trPr>
+          <w:trHeight w:val="283" w:hRule="atLeast"/>
+        </w:trPr>
         <w:tc>
           <w:tcPr>
             <w:tcW w:type="dxa" w:w="2717"/>
-            <w:shd w:val="clear" w:color="auto" w:fill="F8F8F8"/>
-          </w:tcPr>
-          <w:p>
-            <w:r>
-              <w:rPr>
-                <w:sz w:val="17"/>
+            <w:shd w:val="clear" w:color="auto" w:fill="EAEAEA"/>
+            <w:tcBorders>
+              <w:top w:val="single" w:sz="12" w:color="FFFFFF"/>
+              <w:left w:val="single" w:sz="12" w:color="FFFFFF"/>
+              <w:bottom w:val="single" w:sz="12" w:color="FFFFFF"/>
+              <w:right w:val="single" w:sz="12" w:color="FFFFFF"/>
+            </w:tcBorders>
+            <w:vAlign w:val="center"/>
+            <w:tcMar>
+              <w:top w:w="40" w:type="dxa"/>
+              <w:left w:w="120" w:type="dxa"/>
+              <w:bottom w:w="40" w:type="dxa"/>
+              <w:right w:w="80" w:type="dxa"/>
+            </w:tcMar>
+          </w:tcPr>
+          <w:p>
+            <w:pPr>
+              <w:spacing w:before="0" w:after="0"/>
+              <w:jc w:val="center"/>
+            </w:pPr>
+            <w:r>
+              <w:rPr>
+                <w:sz w:val="16"/>
               </w:rPr>
               <w:t>Producción</w:t>
             </w:r>
@@ -398,12 +805,29 @@
         <w:tc>
           <w:tcPr>
             <w:tcW w:type="dxa" w:w="2717"/>
-            <w:shd w:val="clear" w:color="auto" w:fill="F8F8F8"/>
-          </w:tcPr>
-          <w:p>
-            <w:r>
-              <w:rPr>
-                <w:sz w:val="17"/>
+            <w:shd w:val="clear" w:color="auto" w:fill="EAEAEA"/>
+            <w:tcBorders>
+              <w:top w:val="single" w:sz="12" w:color="FFFFFF"/>
+              <w:left w:val="single" w:sz="12" w:color="FFFFFF"/>
+              <w:bottom w:val="single" w:sz="12" w:color="FFFFFF"/>
+              <w:right w:val="single" w:sz="12" w:color="FFFFFF"/>
+            </w:tcBorders>
+            <w:vAlign w:val="center"/>
+            <w:tcMar>
+              <w:top w:w="40" w:type="dxa"/>
+              <w:left w:w="120" w:type="dxa"/>
+              <w:bottom w:w="40" w:type="dxa"/>
+              <w:right w:w="80" w:type="dxa"/>
+            </w:tcMar>
+          </w:tcPr>
+          <w:p>
+            <w:pPr>
+              <w:spacing w:before="0" w:after="0"/>
+              <w:jc w:val="both"/>
+            </w:pPr>
+            <w:r>
+              <w:rPr>
+                <w:sz w:val="16"/>
               </w:rPr>
               <w:t>UFW, hardening, watchdogs, arranque limpio</w:t>
             </w:r>
@@ -412,12 +836,29 @@
         <w:tc>
           <w:tcPr>
             <w:tcW w:type="dxa" w:w="2717"/>
-            <w:shd w:val="clear" w:color="auto" w:fill="F8F8F8"/>
-          </w:tcPr>
-          <w:p>
-            <w:r>
-              <w:rPr>
-                <w:sz w:val="17"/>
+            <w:shd w:val="clear" w:color="auto" w:fill="EAEAEA"/>
+            <w:tcBorders>
+              <w:top w:val="single" w:sz="12" w:color="FFFFFF"/>
+              <w:left w:val="single" w:sz="12" w:color="FFFFFF"/>
+              <w:bottom w:val="single" w:sz="12" w:color="FFFFFF"/>
+              <w:right w:val="single" w:sz="12" w:color="FFFFFF"/>
+            </w:tcBorders>
+            <w:vAlign w:val="center"/>
+            <w:tcMar>
+              <w:top w:w="40" w:type="dxa"/>
+              <w:left w:w="120" w:type="dxa"/>
+              <w:bottom w:w="40" w:type="dxa"/>
+              <w:right w:w="80" w:type="dxa"/>
+            </w:tcMar>
+          </w:tcPr>
+          <w:p>
+            <w:pPr>
+              <w:spacing w:before="0" w:after="0"/>
+              <w:jc w:val="center"/>
+            </w:pPr>
+            <w:r>
+              <w:rPr>
+                <w:sz w:val="16"/>
               </w:rPr>
               <w:t>20</w:t>
             </w:r>
@@ -425,15 +866,35 @@
         </w:tc>
       </w:tr>
       <w:tr>
+        <w:trPr>
+          <w:trHeight w:val="283" w:hRule="atLeast"/>
+        </w:trPr>
         <w:tc>
           <w:tcPr>
             <w:tcW w:type="dxa" w:w="2717"/>
-            <w:shd w:val="clear" w:color="auto" w:fill="FFFFFF"/>
-          </w:tcPr>
-          <w:p>
-            <w:r>
-              <w:rPr>
-                <w:sz w:val="17"/>
+            <w:shd w:val="clear" w:color="auto" w:fill="EAEAEA"/>
+            <w:tcBorders>
+              <w:top w:val="single" w:sz="12" w:color="FFFFFF"/>
+              <w:left w:val="single" w:sz="12" w:color="FFFFFF"/>
+              <w:bottom w:val="single" w:sz="12" w:color="FFFFFF"/>
+              <w:right w:val="single" w:sz="12" w:color="FFFFFF"/>
+            </w:tcBorders>
+            <w:vAlign w:val="center"/>
+            <w:tcMar>
+              <w:top w:w="40" w:type="dxa"/>
+              <w:left w:w="120" w:type="dxa"/>
+              <w:bottom w:w="40" w:type="dxa"/>
+              <w:right w:w="80" w:type="dxa"/>
+            </w:tcMar>
+          </w:tcPr>
+          <w:p>
+            <w:pPr>
+              <w:spacing w:before="0" w:after="0"/>
+              <w:jc w:val="center"/>
+            </w:pPr>
+            <w:r>
+              <w:rPr>
+                <w:sz w:val="16"/>
               </w:rPr>
               <w:t>Proyectos prácticos</w:t>
             </w:r>
@@ -442,12 +903,29 @@
         <w:tc>
           <w:tcPr>
             <w:tcW w:type="dxa" w:w="2717"/>
-            <w:shd w:val="clear" w:color="auto" w:fill="FFFFFF"/>
-          </w:tcPr>
-          <w:p>
-            <w:r>
-              <w:rPr>
-                <w:sz w:val="17"/>
+            <w:shd w:val="clear" w:color="auto" w:fill="EAEAEA"/>
+            <w:tcBorders>
+              <w:top w:val="single" w:sz="12" w:color="FFFFFF"/>
+              <w:left w:val="single" w:sz="12" w:color="FFFFFF"/>
+              <w:bottom w:val="single" w:sz="12" w:color="FFFFFF"/>
+              <w:right w:val="single" w:sz="12" w:color="FFFFFF"/>
+            </w:tcBorders>
+            <w:vAlign w:val="center"/>
+            <w:tcMar>
+              <w:top w:w="40" w:type="dxa"/>
+              <w:left w:w="120" w:type="dxa"/>
+              <w:bottom w:w="40" w:type="dxa"/>
+              <w:right w:w="80" w:type="dxa"/>
+            </w:tcMar>
+          </w:tcPr>
+          <w:p>
+            <w:pPr>
+              <w:spacing w:before="0" w:after="0"/>
+              <w:jc w:val="both"/>
+            </w:pPr>
+            <w:r>
+              <w:rPr>
+                <w:sz w:val="16"/>
               </w:rPr>
               <w:t>PDF a pódcast, bot de transcripción, agencia turismo, RAG, asistente de voz</w:t>
             </w:r>
@@ -456,12 +934,29 @@
         <w:tc>
           <w:tcPr>
             <w:tcW w:type="dxa" w:w="2717"/>
-            <w:shd w:val="clear" w:color="auto" w:fill="FFFFFF"/>
-          </w:tcPr>
-          <w:p>
-            <w:r>
-              <w:rPr>
-                <w:sz w:val="17"/>
+            <w:shd w:val="clear" w:color="auto" w:fill="EAEAEA"/>
+            <w:tcBorders>
+              <w:top w:val="single" w:sz="12" w:color="FFFFFF"/>
+              <w:left w:val="single" w:sz="12" w:color="FFFFFF"/>
+              <w:bottom w:val="single" w:sz="12" w:color="FFFFFF"/>
+              <w:right w:val="single" w:sz="12" w:color="FFFFFF"/>
+            </w:tcBorders>
+            <w:vAlign w:val="center"/>
+            <w:tcMar>
+              <w:top w:w="40" w:type="dxa"/>
+              <w:left w:w="120" w:type="dxa"/>
+              <w:bottom w:w="40" w:type="dxa"/>
+              <w:right w:w="80" w:type="dxa"/>
+            </w:tcMar>
+          </w:tcPr>
+          <w:p>
+            <w:pPr>
+              <w:spacing w:before="0" w:after="0"/>
+              <w:jc w:val="center"/>
+            </w:pPr>
+            <w:r>
+              <w:rPr>
+                <w:sz w:val="16"/>
               </w:rPr>
               <w:t>21–26</w:t>
             </w:r>
@@ -469,15 +964,35 @@
         </w:tc>
       </w:tr>
       <w:tr>
+        <w:trPr>
+          <w:trHeight w:val="283" w:hRule="atLeast"/>
+        </w:trPr>
         <w:tc>
           <w:tcPr>
             <w:tcW w:type="dxa" w:w="2717"/>
-            <w:shd w:val="clear" w:color="auto" w:fill="F8F8F8"/>
-          </w:tcPr>
-          <w:p>
-            <w:r>
-              <w:rPr>
-                <w:sz w:val="17"/>
+            <w:shd w:val="clear" w:color="auto" w:fill="EAEAEA"/>
+            <w:tcBorders>
+              <w:top w:val="single" w:sz="12" w:color="FFFFFF"/>
+              <w:left w:val="single" w:sz="12" w:color="FFFFFF"/>
+              <w:bottom w:val="single" w:sz="12" w:color="FFFFFF"/>
+              <w:right w:val="single" w:sz="12" w:color="FFFFFF"/>
+            </w:tcBorders>
+            <w:vAlign w:val="center"/>
+            <w:tcMar>
+              <w:top w:w="40" w:type="dxa"/>
+              <w:left w:w="120" w:type="dxa"/>
+              <w:bottom w:w="40" w:type="dxa"/>
+              <w:right w:w="80" w:type="dxa"/>
+            </w:tcMar>
+          </w:tcPr>
+          <w:p>
+            <w:pPr>
+              <w:spacing w:before="0" w:after="0"/>
+              <w:jc w:val="center"/>
+            </w:pPr>
+            <w:r>
+              <w:rPr>
+                <w:sz w:val="16"/>
               </w:rPr>
               <w:t>Infraestructura SAAS</w:t>
             </w:r>
@@ -486,12 +1001,29 @@
         <w:tc>
           <w:tcPr>
             <w:tcW w:type="dxa" w:w="2717"/>
-            <w:shd w:val="clear" w:color="auto" w:fill="F8F8F8"/>
-          </w:tcPr>
-          <w:p>
-            <w:r>
-              <w:rPr>
-                <w:sz w:val="17"/>
+            <w:shd w:val="clear" w:color="auto" w:fill="EAEAEA"/>
+            <w:tcBorders>
+              <w:top w:val="single" w:sz="12" w:color="FFFFFF"/>
+              <w:left w:val="single" w:sz="12" w:color="FFFFFF"/>
+              <w:bottom w:val="single" w:sz="12" w:color="FFFFFF"/>
+              <w:right w:val="single" w:sz="12" w:color="FFFFFF"/>
+            </w:tcBorders>
+            <w:vAlign w:val="center"/>
+            <w:tcMar>
+              <w:top w:w="40" w:type="dxa"/>
+              <w:left w:w="120" w:type="dxa"/>
+              <w:bottom w:w="40" w:type="dxa"/>
+              <w:right w:w="80" w:type="dxa"/>
+            </w:tcMar>
+          </w:tcPr>
+          <w:p>
+            <w:pPr>
+              <w:spacing w:before="0" w:after="0"/>
+              <w:jc w:val="both"/>
+            </w:pPr>
+            <w:r>
+              <w:rPr>
+                <w:sz w:val="16"/>
               </w:rPr>
               <w:t>Nginx, JWT, Cloudflare Tunnel, Uptime Kuma, Agencia IA completa</w:t>
             </w:r>
@@ -500,12 +1032,29 @@
         <w:tc>
           <w:tcPr>
             <w:tcW w:type="dxa" w:w="2717"/>
-            <w:shd w:val="clear" w:color="auto" w:fill="F8F8F8"/>
-          </w:tcPr>
-          <w:p>
-            <w:r>
-              <w:rPr>
-                <w:sz w:val="17"/>
+            <w:shd w:val="clear" w:color="auto" w:fill="EAEAEA"/>
+            <w:tcBorders>
+              <w:top w:val="single" w:sz="12" w:color="FFFFFF"/>
+              <w:left w:val="single" w:sz="12" w:color="FFFFFF"/>
+              <w:bottom w:val="single" w:sz="12" w:color="FFFFFF"/>
+              <w:right w:val="single" w:sz="12" w:color="FFFFFF"/>
+            </w:tcBorders>
+            <w:vAlign w:val="center"/>
+            <w:tcMar>
+              <w:top w:w="40" w:type="dxa"/>
+              <w:left w:w="120" w:type="dxa"/>
+              <w:bottom w:w="40" w:type="dxa"/>
+              <w:right w:w="80" w:type="dxa"/>
+            </w:tcMar>
+          </w:tcPr>
+          <w:p>
+            <w:pPr>
+              <w:spacing w:before="0" w:after="0"/>
+              <w:jc w:val="center"/>
+            </w:pPr>
+            <w:r>
+              <w:rPr>
+                <w:sz w:val="16"/>
               </w:rPr>
               <w:t>27–31</w:t>
             </w:r>
@@ -523,26 +1072,36 @@
         <w:pStyle w:val="Endure-Subhead"/>
         <w:keepNext/>
         <w:spacing w:before="240" w:after="60"/>
+        <w:outlineLvl w:val="1"/>
       </w:pPr>
       <w:r>
+        <w:rPr>
+          <w:sz w:val="24"/>
+        </w:rPr>
         <w:t>La Filosofía que Funcionó</w:t>
       </w:r>
     </w:p>
     <w:p>
       <w:pPr>
         <w:pStyle w:val="Endure-FirstParagraphBodyText"/>
+        <w:spacing w:before="100" w:after="100"/>
       </w:pPr>
       <w:r>
+        <w:rPr>
+          <w:sz w:val="20"/>
+        </w:rPr>
         <w:t>A lo largo del libro aplicó una filosofía que va en contra de la intuición habitual de "instalar y olvidar":</w:t>
       </w:r>
     </w:p>
     <w:p>
       <w:pPr>
         <w:pStyle w:val="Endure-ChapterBodyText"/>
+        <w:spacing w:before="100" w:after="100"/>
       </w:pPr>
       <w:r>
         <w:rPr>
           <w:b/>
+          <w:sz w:val="20"/>
         </w:rPr>
         <w:t>El Jetson arranca limpio. Siempre.</w:t>
       </w:r>
@@ -550,72 +1109,88 @@
     <w:p>
       <w:pPr>
         <w:pStyle w:val="Endure-ChapterBodyText"/>
+        <w:spacing w:before="100" w:after="100"/>
       </w:pPr>
       <w:r>
+        <w:rPr>
+          <w:sz w:val="20"/>
+        </w:rPr>
         <w:t>Ningún contenedor, ningún modelo, ningún servicio de IA inicia automáticamente. Cada recurso se activa manualmente cuando se necesita y se detiene cuando termina. Este principio — llamado clean-start en el libro — tiene consecuencias que van más allá de evitar errores de memoria:</w:t>
       </w:r>
     </w:p>
     <w:p>
       <w:pPr>
         <w:pStyle w:val="Endure-ChapterBodyText"/>
-        <w:spacing w:before="20" w:after="20"/>
+        <w:spacing w:before="40" w:after="40"/>
         <w:ind w:left="360" w:hanging="216"/>
       </w:pPr>
       <w:r>
         <w:rPr>
-          <w:sz w:val="18"/>
+          <w:sz w:val="20"/>
         </w:rPr>
         <w:t xml:space="preserve">• </w:t>
       </w:r>
       <w:r>
+        <w:rPr>
+          <w:sz w:val="20"/>
+        </w:rPr>
         <w:t>Sabe exactamente qué está corriendo en cada momento.</w:t>
       </w:r>
     </w:p>
     <w:p>
       <w:pPr>
         <w:pStyle w:val="Endure-ChapterBodyText"/>
-        <w:spacing w:before="20" w:after="20"/>
+        <w:spacing w:before="40" w:after="40"/>
         <w:ind w:left="360" w:hanging="216"/>
       </w:pPr>
       <w:r>
         <w:rPr>
-          <w:sz w:val="18"/>
+          <w:sz w:val="20"/>
         </w:rPr>
         <w:t xml:space="preserve">• </w:t>
       </w:r>
       <w:r>
+        <w:rPr>
+          <w:sz w:val="20"/>
+        </w:rPr>
         <w:t>Los 64 GB de RAM están siempre disponibles para el modelo que los necesite.</w:t>
       </w:r>
     </w:p>
     <w:p>
       <w:pPr>
         <w:pStyle w:val="Endure-ChapterBodyText"/>
-        <w:spacing w:before="20" w:after="20"/>
+        <w:spacing w:before="40" w:after="40"/>
         <w:ind w:left="360" w:hanging="216"/>
       </w:pPr>
       <w:r>
         <w:rPr>
-          <w:sz w:val="18"/>
+          <w:sz w:val="20"/>
         </w:rPr>
         <w:t xml:space="preserve">• </w:t>
       </w:r>
       <w:r>
+        <w:rPr>
+          <w:sz w:val="20"/>
+        </w:rPr>
         <w:t>Puede depurar cualquier problema porque el estado inicial es siempre conocido.</w:t>
       </w:r>
     </w:p>
     <w:p>
       <w:pPr>
         <w:pStyle w:val="Endure-ChapterBodyText"/>
-        <w:spacing w:before="20" w:after="20"/>
+        <w:spacing w:before="40" w:after="40"/>
         <w:ind w:left="360" w:hanging="216"/>
       </w:pPr>
       <w:r>
         <w:rPr>
-          <w:sz w:val="18"/>
+          <w:sz w:val="20"/>
         </w:rPr>
         <w:t xml:space="preserve">• </w:t>
       </w:r>
       <w:r>
+        <w:rPr>
+          <w:sz w:val="20"/>
+        </w:rPr>
         <w:t>No hay procesos fantasma compitiendo por recursos a las 3 de la mañana.</w:t>
       </w:r>
     </w:p>
@@ -627,8 +1202,12 @@
     <w:p>
       <w:pPr>
         <w:pStyle w:val="Endure-ChapterBodyText"/>
+        <w:spacing w:before="100" w:after="100"/>
       </w:pPr>
       <w:r>
+        <w:rPr>
+          <w:sz w:val="20"/>
+        </w:rPr>
         <w:t>La mayoría de los tutoriales de IA en Internet ignoran esta disciplina porque trabajan en la nube, donde la memoria es virtualmente infinita. En el borde, la disciplina de recursos no es opcional — es la diferencia entre un sistema que funciona a las 3 AM y uno que se cuelga sin explicación.</w:t>
       </w:r>
     </w:p>
@@ -637,86 +1216,119 @@
         <w:pStyle w:val="Endure-Subhead"/>
         <w:keepNext/>
         <w:spacing w:before="240" w:after="60"/>
+        <w:outlineLvl w:val="1"/>
       </w:pPr>
       <w:r>
+        <w:rPr>
+          <w:sz w:val="24"/>
+        </w:rPr>
         <w:t>Lo Que Aprendió Sobre el Hardware</w:t>
       </w:r>
     </w:p>
     <w:p>
       <w:pPr>
         <w:pStyle w:val="Endure-FirstParagraphBodyText"/>
+        <w:spacing w:before="100" w:after="100"/>
       </w:pPr>
       <w:r>
+        <w:rPr>
+          <w:sz w:val="20"/>
+        </w:rPr>
         <w:t>El Jetson AGX Orin 64 GB no es una Raspberry Pi más potente ni un servidor RTX 4090 en miniatura. Es algo diferente: un sistema de IA embebida con arquitectura de memoria unificada, optimizado para latencia predecible y consumo eficiente.</w:t>
       </w:r>
     </w:p>
     <w:p>
       <w:pPr>
         <w:pStyle w:val="Endure-ChapterBodyText"/>
+        <w:spacing w:before="100" w:after="100"/>
       </w:pPr>
       <w:r>
+        <w:rPr>
+          <w:sz w:val="20"/>
+        </w:rPr>
         <w:t>Tres lecciones que probablemente no encontrará en otros libros:</w:t>
       </w:r>
     </w:p>
     <w:p>
       <w:pPr>
         <w:pStyle w:val="Endure-ChapterBodyText"/>
+        <w:spacing w:before="100" w:after="100"/>
       </w:pPr>
       <w:r>
         <w:rPr>
           <w:b/>
+          <w:sz w:val="20"/>
         </w:rPr>
         <w:t>1. La memoria unificada es su mayor ventaja y su principal restricción.</w:t>
       </w:r>
       <w:r>
+        <w:rPr>
+          <w:sz w:val="20"/>
+        </w:rPr>
         <w:t xml:space="preserve"> GPU y CPU comparten los mismos 64 GB. Esto significa que puede correr modelos que no cabrían en una GPU discreta de 24 GB. Pero también significa que si un proceso Python descuidado consume 30 GB de RAM, su modelo de 20 GB no tiene donde vivir.</w:t>
       </w:r>
     </w:p>
     <w:p>
       <w:pPr>
         <w:pStyle w:val="Endure-ChapterBodyText"/>
+        <w:spacing w:before="100" w:after="100"/>
       </w:pPr>
       <w:r>
         <w:rPr>
           <w:b/>
+          <w:sz w:val="20"/>
         </w:rPr>
         <w:t>2. `nvidia-smi` no existe. `jtop` sí.</w:t>
       </w:r>
       <w:r>
+        <w:rPr>
+          <w:sz w:val="20"/>
+        </w:rPr>
         <w:t xml:space="preserve"> Esta diferencia confunde a la mayoría de los desarrolladores que llegan desde servidores cloud. </w:t>
       </w:r>
       <w:r>
         <w:rPr>
           <w:rFonts w:ascii="Courier New" w:hAnsi="Courier New"/>
-          <w:sz w:val="17"/>
+          <w:sz w:val="16"/>
         </w:rPr>
         <w:t>jtop</w:t>
       </w:r>
       <w:r>
+        <w:rPr>
+          <w:sz w:val="20"/>
+        </w:rPr>
         <w:t xml:space="preserve"> no es un sustituto inferior — es una herramienta superior para el Jetson que muestra frecuencias de CPU/GPU, temperatura, modo de energía y consumo en tiempo real en una sola pantalla.</w:t>
       </w:r>
     </w:p>
     <w:p>
       <w:pPr>
         <w:pStyle w:val="Endure-ChapterBodyText"/>
+        <w:spacing w:before="100" w:after="100"/>
       </w:pPr>
       <w:r>
         <w:rPr>
           <w:b/>
+          <w:sz w:val="20"/>
         </w:rPr>
         <w:t>3. Los contenedores de Docker Hub genérico no funcionan.</w:t>
       </w:r>
       <w:r>
+        <w:rPr>
+          <w:sz w:val="20"/>
+        </w:rPr>
         <w:t xml:space="preserve"> Una imagen compilada para x86_64 no puede ejecutarse en ARM64. Una imagen ARM64 genérica no tiene los drivers CUDA de Tegra. Solo las imágenes compiladas específicamente para L4T r39.2 (jetson-containers de </w:t>
       </w:r>
       <w:r>
         <w:rPr>
           <w:rFonts w:ascii="Courier New" w:hAnsi="Courier New"/>
-          <w:sz w:val="17"/>
+          <w:sz w:val="16"/>
         </w:rPr>
         <w:t>dustynv/</w:t>
       </w:r>
       <w:r>
+        <w:rPr>
+          <w:sz w:val="20"/>
+        </w:rPr>
         <w:t>) son confiables. Este fue probablemente el mayor obstáculo técnico del libro, y la razón por la que el Capítulo 18 existe.</w:t>
       </w:r>
     </w:p>
@@ -725,8 +1337,12 @@
         <w:pStyle w:val="Endure-Subhead"/>
         <w:keepNext/>
         <w:spacing w:before="240" w:after="60"/>
+        <w:outlineLvl w:val="1"/>
       </w:pPr>
       <w:r>
+        <w:rPr>
+          <w:sz w:val="24"/>
+        </w:rPr>
         <w:t>El Futuro de la IA en el Borde (2026–2028)</w:t>
       </w:r>
     </w:p>
@@ -735,10 +1351,11 @@
         <w:pStyle w:val="Endure-Subhead"/>
         <w:keepNext/>
         <w:spacing w:before="160" w:after="60"/>
+        <w:outlineLvl w:val="2"/>
       </w:pPr>
       <w:r>
         <w:rPr>
-          <w:sz w:val="18"/>
+          <w:sz w:val="22"/>
         </w:rPr>
         <w:t>La Tendencia Irreversible</w:t>
       </w:r>
@@ -746,16 +1363,24 @@
     <w:p>
       <w:pPr>
         <w:pStyle w:val="Endure-FirstParagraphBodyText"/>
+        <w:spacing w:before="100" w:after="100"/>
       </w:pPr>
       <w:r>
+        <w:rPr>
+          <w:sz w:val="20"/>
+        </w:rPr>
         <w:t>Los modelos de lenguaje están encogiendo sin perder capacidad. En 2023, un modelo competente necesitaba 70 mil millones de parámetros. En 2025, Qwen3.5-35B-A3B (un modelo MoE de 35B con solo 3.5B activos por inferencia) supera a modelos de 70B de generaciones anteriores. En 2026, modelos de 7B cuantizados a Q4 producen respuestas indistinguibles de GPT-4 de 2023 en tareas de razonamiento estándar.</w:t>
       </w:r>
     </w:p>
     <w:p>
       <w:pPr>
         <w:pStyle w:val="Endure-ChapterBodyText"/>
+        <w:spacing w:before="100" w:after="100"/>
       </w:pPr>
       <w:r>
+        <w:rPr>
+          <w:sz w:val="20"/>
+        </w:rPr>
         <w:t>Esta tendencia significa que el hardware que compró hoy — el Jetson AGX Orin 64 GB — será suficiente para los mejores modelos de código abierto durante al menos 3–4 años más. No necesitará reemplazarlo; necesitará actualizarlo con mejores modelos a medida que aparezcan.</w:t>
       </w:r>
     </w:p>
@@ -764,10 +1389,11 @@
         <w:pStyle w:val="Endure-Subhead"/>
         <w:keepNext/>
         <w:spacing w:before="160" w:after="60"/>
+        <w:outlineLvl w:val="2"/>
       </w:pPr>
       <w:r>
         <w:rPr>
-          <w:sz w:val="18"/>
+          <w:sz w:val="22"/>
         </w:rPr>
         <w:t>Modelos Multimodales como Norma</w:t>
       </w:r>
@@ -775,16 +1401,24 @@
     <w:p>
       <w:pPr>
         <w:pStyle w:val="Endure-FirstParagraphBodyText"/>
+        <w:spacing w:before="100" w:after="100"/>
       </w:pPr>
       <w:r>
+        <w:rPr>
+          <w:sz w:val="20"/>
+        </w:rPr>
         <w:t>Los modelos de 2025–2026 procesan texto, imágenes, audio y video en el mismo modelo. Gemma-4-E4B ya procesa texto e imágenes. Nemotron-3-Nano-Omni procesa texto, imágenes y audio. La siguiente generación procesará video en tiempo real.</w:t>
       </w:r>
     </w:p>
     <w:p>
       <w:pPr>
         <w:pStyle w:val="Endure-ChapterBodyText"/>
+        <w:spacing w:before="100" w:after="100"/>
       </w:pPr>
       <w:r>
+        <w:rPr>
+          <w:sz w:val="20"/>
+        </w:rPr>
         <w:t>Para el Jetson, esto significa que la separación entre "modelo de texto" y "modelo de imagen" desaparecerá gradualmente. Los pipelines de los Capítulos 19–26 convergirán en modelos únicos capaces de todo.</w:t>
       </w:r>
     </w:p>
@@ -793,10 +1427,11 @@
         <w:pStyle w:val="Endure-Subhead"/>
         <w:keepNext/>
         <w:spacing w:before="160" w:after="60"/>
+        <w:outlineLvl w:val="2"/>
       </w:pPr>
       <w:r>
         <w:rPr>
-          <w:sz w:val="18"/>
+          <w:sz w:val="22"/>
         </w:rPr>
         <w:t>Razonamiento On-Device</w:t>
       </w:r>
@@ -804,16 +1439,24 @@
     <w:p>
       <w:pPr>
         <w:pStyle w:val="Endure-FirstParagraphBodyText"/>
+        <w:spacing w:before="100" w:after="100"/>
       </w:pPr>
       <w:r>
+        <w:rPr>
+          <w:sz w:val="20"/>
+        </w:rPr>
         <w:t>Los modelos con razonamiento extendido (como Qwen3.5-35B con "thinking mode" o Cosmos-Reason2) producen outputs de mayor calidad al costo de más tokens. En el Jetson, un proceso de razonamiento de 30 segundos que produce una respuesta de alta calidad puede ser preferible a una respuesta instantánea de menor precisión — dependiendo del caso de uso.</w:t>
       </w:r>
     </w:p>
     <w:p>
       <w:pPr>
         <w:pStyle w:val="Endure-ChapterBodyText"/>
+        <w:spacing w:before="100" w:after="100"/>
       </w:pPr>
       <w:r>
+        <w:rPr>
+          <w:sz w:val="20"/>
+        </w:rPr>
         <w:t>En aplicaciones de robótica, inspección industrial o diagnóstico médico en el borde, esos 30 segundos de razonamiento pueden evitar decisiones costosas.</w:t>
       </w:r>
     </w:p>
@@ -822,8 +1465,12 @@
         <w:pStyle w:val="Endure-Subhead"/>
         <w:keepNext/>
         <w:spacing w:before="240" w:after="60"/>
+        <w:outlineLvl w:val="1"/>
       </w:pPr>
       <w:r>
+        <w:rPr>
+          <w:sz w:val="24"/>
+        </w:rPr>
         <w:t>Nuevos Dispositivos NVIDIA (2026)</w:t>
       </w:r>
     </w:p>
@@ -832,10 +1479,11 @@
         <w:pStyle w:val="Endure-Subhead"/>
         <w:keepNext/>
         <w:spacing w:before="160" w:after="60"/>
+        <w:outlineLvl w:val="2"/>
       </w:pPr>
       <w:r>
         <w:rPr>
-          <w:sz w:val="18"/>
+          <w:sz w:val="22"/>
         </w:rPr>
         <w:t>NVIDIA Thor — El Próximo Salto</w:t>
       </w:r>
@@ -843,8 +1491,12 @@
     <w:p>
       <w:pPr>
         <w:pStyle w:val="Endure-FirstParagraphBodyText"/>
+        <w:spacing w:before="100" w:after="100"/>
       </w:pPr>
       <w:r>
+        <w:rPr>
+          <w:sz w:val="20"/>
+        </w:rPr>
         <w:t>NVIDIA Thor es el sucesor del Jetson AGX Orin, anunciado para 2025–2026. Características proyectadas:</w:t>
       </w:r>
     </w:p>
@@ -860,20 +1512,38 @@
         <w:gridCol w:w="2717"/>
       </w:tblGrid>
       <w:tr>
+        <w:trPr>
+          <w:trHeight w:val="453" w:hRule="atLeast"/>
+          <w:tblHeader/>
+        </w:trPr>
         <w:tc>
           <w:tcPr>
             <w:tcW w:type="dxa" w:w="2717"/>
             <w:shd w:val="clear" w:color="auto" w:fill="1A5A6A"/>
-          </w:tcPr>
-          <w:p>
-            <w:pPr>
+            <w:tcBorders>
+              <w:top w:val="single" w:sz="12" w:color="FFFFFF"/>
+              <w:left w:val="single" w:sz="12" w:color="FFFFFF"/>
+              <w:bottom w:val="single" w:sz="12" w:color="FFFFFF"/>
+              <w:right w:val="single" w:sz="12" w:color="FFFFFF"/>
+            </w:tcBorders>
+            <w:vAlign w:val="center"/>
+            <w:tcMar>
+              <w:top w:w="60" w:type="dxa"/>
+              <w:left w:w="120" w:type="dxa"/>
+              <w:bottom w:w="60" w:type="dxa"/>
+              <w:right w:w="80" w:type="dxa"/>
+            </w:tcMar>
+          </w:tcPr>
+          <w:p>
+            <w:pPr>
+              <w:spacing w:before="0" w:after="0"/>
               <w:jc w:val="center"/>
             </w:pPr>
             <w:r>
               <w:rPr>
                 <w:b/>
                 <w:color w:val="FFFFFF"/>
-                <w:sz w:val="17"/>
+                <w:sz w:val="16"/>
               </w:rPr>
               <w:t>Especificación</w:t>
             </w:r>
@@ -883,16 +1553,30 @@
           <w:tcPr>
             <w:tcW w:type="dxa" w:w="2717"/>
             <w:shd w:val="clear" w:color="auto" w:fill="1A5A6A"/>
-          </w:tcPr>
-          <w:p>
-            <w:pPr>
+            <w:tcBorders>
+              <w:top w:val="single" w:sz="12" w:color="FFFFFF"/>
+              <w:left w:val="single" w:sz="12" w:color="FFFFFF"/>
+              <w:bottom w:val="single" w:sz="12" w:color="FFFFFF"/>
+              <w:right w:val="single" w:sz="12" w:color="FFFFFF"/>
+            </w:tcBorders>
+            <w:vAlign w:val="center"/>
+            <w:tcMar>
+              <w:top w:w="60" w:type="dxa"/>
+              <w:left w:w="120" w:type="dxa"/>
+              <w:bottom w:w="60" w:type="dxa"/>
+              <w:right w:w="80" w:type="dxa"/>
+            </w:tcMar>
+          </w:tcPr>
+          <w:p>
+            <w:pPr>
+              <w:spacing w:before="0" w:after="0"/>
               <w:jc w:val="center"/>
             </w:pPr>
             <w:r>
               <w:rPr>
                 <w:b/>
                 <w:color w:val="FFFFFF"/>
-                <w:sz w:val="17"/>
+                <w:sz w:val="16"/>
               </w:rPr>
               <w:t>Jetson AGX Orin (actual)</w:t>
             </w:r>
@@ -902,16 +1586,30 @@
           <w:tcPr>
             <w:tcW w:type="dxa" w:w="2717"/>
             <w:shd w:val="clear" w:color="auto" w:fill="1A5A6A"/>
-          </w:tcPr>
-          <w:p>
-            <w:pPr>
+            <w:tcBorders>
+              <w:top w:val="single" w:sz="12" w:color="FFFFFF"/>
+              <w:left w:val="single" w:sz="12" w:color="FFFFFF"/>
+              <w:bottom w:val="single" w:sz="12" w:color="FFFFFF"/>
+              <w:right w:val="single" w:sz="12" w:color="FFFFFF"/>
+            </w:tcBorders>
+            <w:vAlign w:val="center"/>
+            <w:tcMar>
+              <w:top w:w="60" w:type="dxa"/>
+              <w:left w:w="120" w:type="dxa"/>
+              <w:bottom w:w="60" w:type="dxa"/>
+              <w:right w:w="80" w:type="dxa"/>
+            </w:tcMar>
+          </w:tcPr>
+          <w:p>
+            <w:pPr>
+              <w:spacing w:before="0" w:after="0"/>
               <w:jc w:val="center"/>
             </w:pPr>
             <w:r>
               <w:rPr>
                 <w:b/>
                 <w:color w:val="FFFFFF"/>
-                <w:sz w:val="17"/>
+                <w:sz w:val="16"/>
               </w:rPr>
               <w:t>Thor (proyectado)</w:t>
             </w:r>
@@ -919,15 +1617,35 @@
         </w:tc>
       </w:tr>
       <w:tr>
+        <w:trPr>
+          <w:trHeight w:val="283" w:hRule="atLeast"/>
+        </w:trPr>
         <w:tc>
           <w:tcPr>
             <w:tcW w:type="dxa" w:w="2717"/>
-            <w:shd w:val="clear" w:color="auto" w:fill="F8F8F8"/>
-          </w:tcPr>
-          <w:p>
-            <w:r>
-              <w:rPr>
-                <w:sz w:val="17"/>
+            <w:shd w:val="clear" w:color="auto" w:fill="EAEAEA"/>
+            <w:tcBorders>
+              <w:top w:val="single" w:sz="12" w:color="FFFFFF"/>
+              <w:left w:val="single" w:sz="12" w:color="FFFFFF"/>
+              <w:bottom w:val="single" w:sz="12" w:color="FFFFFF"/>
+              <w:right w:val="single" w:sz="12" w:color="FFFFFF"/>
+            </w:tcBorders>
+            <w:vAlign w:val="center"/>
+            <w:tcMar>
+              <w:top w:w="40" w:type="dxa"/>
+              <w:left w:w="120" w:type="dxa"/>
+              <w:bottom w:w="40" w:type="dxa"/>
+              <w:right w:w="80" w:type="dxa"/>
+            </w:tcMar>
+          </w:tcPr>
+          <w:p>
+            <w:pPr>
+              <w:spacing w:before="0" w:after="0"/>
+              <w:jc w:val="center"/>
+            </w:pPr>
+            <w:r>
+              <w:rPr>
+                <w:sz w:val="16"/>
               </w:rPr>
               <w:t>Rendimiento IA</w:t>
             </w:r>
@@ -936,12 +1654,29 @@
         <w:tc>
           <w:tcPr>
             <w:tcW w:type="dxa" w:w="2717"/>
-            <w:shd w:val="clear" w:color="auto" w:fill="F8F8F8"/>
-          </w:tcPr>
-          <w:p>
-            <w:r>
-              <w:rPr>
-                <w:sz w:val="17"/>
+            <w:shd w:val="clear" w:color="auto" w:fill="EAEAEA"/>
+            <w:tcBorders>
+              <w:top w:val="single" w:sz="12" w:color="FFFFFF"/>
+              <w:left w:val="single" w:sz="12" w:color="FFFFFF"/>
+              <w:bottom w:val="single" w:sz="12" w:color="FFFFFF"/>
+              <w:right w:val="single" w:sz="12" w:color="FFFFFF"/>
+            </w:tcBorders>
+            <w:vAlign w:val="center"/>
+            <w:tcMar>
+              <w:top w:w="40" w:type="dxa"/>
+              <w:left w:w="120" w:type="dxa"/>
+              <w:bottom w:w="40" w:type="dxa"/>
+              <w:right w:w="80" w:type="dxa"/>
+            </w:tcMar>
+          </w:tcPr>
+          <w:p>
+            <w:pPr>
+              <w:spacing w:before="0" w:after="0"/>
+              <w:jc w:val="center"/>
+            </w:pPr>
+            <w:r>
+              <w:rPr>
+                <w:sz w:val="16"/>
               </w:rPr>
               <w:t>275 TOPS</w:t>
             </w:r>
@@ -950,12 +1685,29 @@
         <w:tc>
           <w:tcPr>
             <w:tcW w:type="dxa" w:w="2717"/>
-            <w:shd w:val="clear" w:color="auto" w:fill="F8F8F8"/>
-          </w:tcPr>
-          <w:p>
-            <w:r>
-              <w:rPr>
-                <w:sz w:val="17"/>
+            <w:shd w:val="clear" w:color="auto" w:fill="EAEAEA"/>
+            <w:tcBorders>
+              <w:top w:val="single" w:sz="12" w:color="FFFFFF"/>
+              <w:left w:val="single" w:sz="12" w:color="FFFFFF"/>
+              <w:bottom w:val="single" w:sz="12" w:color="FFFFFF"/>
+              <w:right w:val="single" w:sz="12" w:color="FFFFFF"/>
+            </w:tcBorders>
+            <w:vAlign w:val="center"/>
+            <w:tcMar>
+              <w:top w:w="40" w:type="dxa"/>
+              <w:left w:w="120" w:type="dxa"/>
+              <w:bottom w:w="40" w:type="dxa"/>
+              <w:right w:w="80" w:type="dxa"/>
+            </w:tcMar>
+          </w:tcPr>
+          <w:p>
+            <w:pPr>
+              <w:spacing w:before="0" w:after="0"/>
+              <w:jc w:val="center"/>
+            </w:pPr>
+            <w:r>
+              <w:rPr>
+                <w:sz w:val="16"/>
               </w:rPr>
               <w:t>~2000 TOPS</w:t>
             </w:r>
@@ -963,15 +1715,35 @@
         </w:tc>
       </w:tr>
       <w:tr>
+        <w:trPr>
+          <w:trHeight w:val="283" w:hRule="atLeast"/>
+        </w:trPr>
         <w:tc>
           <w:tcPr>
             <w:tcW w:type="dxa" w:w="2717"/>
-            <w:shd w:val="clear" w:color="auto" w:fill="FFFFFF"/>
-          </w:tcPr>
-          <w:p>
-            <w:r>
-              <w:rPr>
-                <w:sz w:val="17"/>
+            <w:shd w:val="clear" w:color="auto" w:fill="EAEAEA"/>
+            <w:tcBorders>
+              <w:top w:val="single" w:sz="12" w:color="FFFFFF"/>
+              <w:left w:val="single" w:sz="12" w:color="FFFFFF"/>
+              <w:bottom w:val="single" w:sz="12" w:color="FFFFFF"/>
+              <w:right w:val="single" w:sz="12" w:color="FFFFFF"/>
+            </w:tcBorders>
+            <w:vAlign w:val="center"/>
+            <w:tcMar>
+              <w:top w:w="40" w:type="dxa"/>
+              <w:left w:w="120" w:type="dxa"/>
+              <w:bottom w:w="40" w:type="dxa"/>
+              <w:right w:w="80" w:type="dxa"/>
+            </w:tcMar>
+          </w:tcPr>
+          <w:p>
+            <w:pPr>
+              <w:spacing w:before="0" w:after="0"/>
+              <w:jc w:val="center"/>
+            </w:pPr>
+            <w:r>
+              <w:rPr>
+                <w:sz w:val="16"/>
               </w:rPr>
               <w:t>RAM</w:t>
             </w:r>
@@ -980,12 +1752,29 @@
         <w:tc>
           <w:tcPr>
             <w:tcW w:type="dxa" w:w="2717"/>
-            <w:shd w:val="clear" w:color="auto" w:fill="FFFFFF"/>
-          </w:tcPr>
-          <w:p>
-            <w:r>
-              <w:rPr>
-                <w:sz w:val="17"/>
+            <w:shd w:val="clear" w:color="auto" w:fill="EAEAEA"/>
+            <w:tcBorders>
+              <w:top w:val="single" w:sz="12" w:color="FFFFFF"/>
+              <w:left w:val="single" w:sz="12" w:color="FFFFFF"/>
+              <w:bottom w:val="single" w:sz="12" w:color="FFFFFF"/>
+              <w:right w:val="single" w:sz="12" w:color="FFFFFF"/>
+            </w:tcBorders>
+            <w:vAlign w:val="center"/>
+            <w:tcMar>
+              <w:top w:w="40" w:type="dxa"/>
+              <w:left w:w="120" w:type="dxa"/>
+              <w:bottom w:w="40" w:type="dxa"/>
+              <w:right w:w="80" w:type="dxa"/>
+            </w:tcMar>
+          </w:tcPr>
+          <w:p>
+            <w:pPr>
+              <w:spacing w:before="0" w:after="0"/>
+              <w:jc w:val="center"/>
+            </w:pPr>
+            <w:r>
+              <w:rPr>
+                <w:sz w:val="16"/>
               </w:rPr>
               <w:t>64 GB LPDDR5</w:t>
             </w:r>
@@ -994,12 +1783,29 @@
         <w:tc>
           <w:tcPr>
             <w:tcW w:type="dxa" w:w="2717"/>
-            <w:shd w:val="clear" w:color="auto" w:fill="FFFFFF"/>
-          </w:tcPr>
-          <w:p>
-            <w:r>
-              <w:rPr>
-                <w:sz w:val="17"/>
+            <w:shd w:val="clear" w:color="auto" w:fill="EAEAEA"/>
+            <w:tcBorders>
+              <w:top w:val="single" w:sz="12" w:color="FFFFFF"/>
+              <w:left w:val="single" w:sz="12" w:color="FFFFFF"/>
+              <w:bottom w:val="single" w:sz="12" w:color="FFFFFF"/>
+              <w:right w:val="single" w:sz="12" w:color="FFFFFF"/>
+            </w:tcBorders>
+            <w:vAlign w:val="center"/>
+            <w:tcMar>
+              <w:top w:w="40" w:type="dxa"/>
+              <w:left w:w="120" w:type="dxa"/>
+              <w:bottom w:w="40" w:type="dxa"/>
+              <w:right w:w="80" w:type="dxa"/>
+            </w:tcMar>
+          </w:tcPr>
+          <w:p>
+            <w:pPr>
+              <w:spacing w:before="0" w:after="0"/>
+              <w:jc w:val="center"/>
+            </w:pPr>
+            <w:r>
+              <w:rPr>
+                <w:sz w:val="16"/>
               </w:rPr>
               <w:t>128 GB LPDDR5X</w:t>
             </w:r>
@@ -1007,15 +1813,35 @@
         </w:tc>
       </w:tr>
       <w:tr>
+        <w:trPr>
+          <w:trHeight w:val="283" w:hRule="atLeast"/>
+        </w:trPr>
         <w:tc>
           <w:tcPr>
             <w:tcW w:type="dxa" w:w="2717"/>
-            <w:shd w:val="clear" w:color="auto" w:fill="F8F8F8"/>
-          </w:tcPr>
-          <w:p>
-            <w:r>
-              <w:rPr>
-                <w:sz w:val="17"/>
+            <w:shd w:val="clear" w:color="auto" w:fill="EAEAEA"/>
+            <w:tcBorders>
+              <w:top w:val="single" w:sz="12" w:color="FFFFFF"/>
+              <w:left w:val="single" w:sz="12" w:color="FFFFFF"/>
+              <w:bottom w:val="single" w:sz="12" w:color="FFFFFF"/>
+              <w:right w:val="single" w:sz="12" w:color="FFFFFF"/>
+            </w:tcBorders>
+            <w:vAlign w:val="center"/>
+            <w:tcMar>
+              <w:top w:w="40" w:type="dxa"/>
+              <w:left w:w="120" w:type="dxa"/>
+              <w:bottom w:w="40" w:type="dxa"/>
+              <w:right w:w="80" w:type="dxa"/>
+            </w:tcMar>
+          </w:tcPr>
+          <w:p>
+            <w:pPr>
+              <w:spacing w:before="0" w:after="0"/>
+              <w:jc w:val="center"/>
+            </w:pPr>
+            <w:r>
+              <w:rPr>
+                <w:sz w:val="16"/>
               </w:rPr>
               <w:t>GPU</w:t>
             </w:r>
@@ -1024,12 +1850,29 @@
         <w:tc>
           <w:tcPr>
             <w:tcW w:type="dxa" w:w="2717"/>
-            <w:shd w:val="clear" w:color="auto" w:fill="F8F8F8"/>
-          </w:tcPr>
-          <w:p>
-            <w:r>
-              <w:rPr>
-                <w:sz w:val="17"/>
+            <w:shd w:val="clear" w:color="auto" w:fill="EAEAEA"/>
+            <w:tcBorders>
+              <w:top w:val="single" w:sz="12" w:color="FFFFFF"/>
+              <w:left w:val="single" w:sz="12" w:color="FFFFFF"/>
+              <w:bottom w:val="single" w:sz="12" w:color="FFFFFF"/>
+              <w:right w:val="single" w:sz="12" w:color="FFFFFF"/>
+            </w:tcBorders>
+            <w:vAlign w:val="center"/>
+            <w:tcMar>
+              <w:top w:w="40" w:type="dxa"/>
+              <w:left w:w="120" w:type="dxa"/>
+              <w:bottom w:w="40" w:type="dxa"/>
+              <w:right w:w="80" w:type="dxa"/>
+            </w:tcMar>
+          </w:tcPr>
+          <w:p>
+            <w:pPr>
+              <w:spacing w:before="0" w:after="0"/>
+              <w:jc w:val="center"/>
+            </w:pPr>
+            <w:r>
+              <w:rPr>
+                <w:sz w:val="16"/>
               </w:rPr>
               <w:t>Ampere sm_87</w:t>
             </w:r>
@@ -1038,12 +1881,29 @@
         <w:tc>
           <w:tcPr>
             <w:tcW w:type="dxa" w:w="2717"/>
-            <w:shd w:val="clear" w:color="auto" w:fill="F8F8F8"/>
-          </w:tcPr>
-          <w:p>
-            <w:r>
-              <w:rPr>
-                <w:sz w:val="17"/>
+            <w:shd w:val="clear" w:color="auto" w:fill="EAEAEA"/>
+            <w:tcBorders>
+              <w:top w:val="single" w:sz="12" w:color="FFFFFF"/>
+              <w:left w:val="single" w:sz="12" w:color="FFFFFF"/>
+              <w:bottom w:val="single" w:sz="12" w:color="FFFFFF"/>
+              <w:right w:val="single" w:sz="12" w:color="FFFFFF"/>
+            </w:tcBorders>
+            <w:vAlign w:val="center"/>
+            <w:tcMar>
+              <w:top w:w="40" w:type="dxa"/>
+              <w:left w:w="120" w:type="dxa"/>
+              <w:bottom w:w="40" w:type="dxa"/>
+              <w:right w:w="80" w:type="dxa"/>
+            </w:tcMar>
+          </w:tcPr>
+          <w:p>
+            <w:pPr>
+              <w:spacing w:before="0" w:after="0"/>
+              <w:jc w:val="center"/>
+            </w:pPr>
+            <w:r>
+              <w:rPr>
+                <w:sz w:val="16"/>
               </w:rPr>
               <w:t>Blackwell</w:t>
             </w:r>
@@ -1051,15 +1911,35 @@
         </w:tc>
       </w:tr>
       <w:tr>
+        <w:trPr>
+          <w:trHeight w:val="283" w:hRule="atLeast"/>
+        </w:trPr>
         <w:tc>
           <w:tcPr>
             <w:tcW w:type="dxa" w:w="2717"/>
-            <w:shd w:val="clear" w:color="auto" w:fill="FFFFFF"/>
-          </w:tcPr>
-          <w:p>
-            <w:r>
-              <w:rPr>
-                <w:sz w:val="17"/>
+            <w:shd w:val="clear" w:color="auto" w:fill="EAEAEA"/>
+            <w:tcBorders>
+              <w:top w:val="single" w:sz="12" w:color="FFFFFF"/>
+              <w:left w:val="single" w:sz="12" w:color="FFFFFF"/>
+              <w:bottom w:val="single" w:sz="12" w:color="FFFFFF"/>
+              <w:right w:val="single" w:sz="12" w:color="FFFFFF"/>
+            </w:tcBorders>
+            <w:vAlign w:val="center"/>
+            <w:tcMar>
+              <w:top w:w="40" w:type="dxa"/>
+              <w:left w:w="120" w:type="dxa"/>
+              <w:bottom w:w="40" w:type="dxa"/>
+              <w:right w:w="80" w:type="dxa"/>
+            </w:tcMar>
+          </w:tcPr>
+          <w:p>
+            <w:pPr>
+              <w:spacing w:before="0" w:after="0"/>
+              <w:jc w:val="center"/>
+            </w:pPr>
+            <w:r>
+              <w:rPr>
+                <w:sz w:val="16"/>
               </w:rPr>
               <w:t>Conectividad</w:t>
             </w:r>
@@ -1068,12 +1948,29 @@
         <w:tc>
           <w:tcPr>
             <w:tcW w:type="dxa" w:w="2717"/>
-            <w:shd w:val="clear" w:color="auto" w:fill="FFFFFF"/>
-          </w:tcPr>
-          <w:p>
-            <w:r>
-              <w:rPr>
-                <w:sz w:val="17"/>
+            <w:shd w:val="clear" w:color="auto" w:fill="EAEAEA"/>
+            <w:tcBorders>
+              <w:top w:val="single" w:sz="12" w:color="FFFFFF"/>
+              <w:left w:val="single" w:sz="12" w:color="FFFFFF"/>
+              <w:bottom w:val="single" w:sz="12" w:color="FFFFFF"/>
+              <w:right w:val="single" w:sz="12" w:color="FFFFFF"/>
+            </w:tcBorders>
+            <w:vAlign w:val="center"/>
+            <w:tcMar>
+              <w:top w:w="40" w:type="dxa"/>
+              <w:left w:w="120" w:type="dxa"/>
+              <w:bottom w:w="40" w:type="dxa"/>
+              <w:right w:w="80" w:type="dxa"/>
+            </w:tcMar>
+          </w:tcPr>
+          <w:p>
+            <w:pPr>
+              <w:spacing w:before="0" w:after="0"/>
+              <w:jc w:val="center"/>
+            </w:pPr>
+            <w:r>
+              <w:rPr>
+                <w:sz w:val="16"/>
               </w:rPr>
               <w:t>PCIe 4.0</w:t>
             </w:r>
@@ -1082,12 +1979,29 @@
         <w:tc>
           <w:tcPr>
             <w:tcW w:type="dxa" w:w="2717"/>
-            <w:shd w:val="clear" w:color="auto" w:fill="FFFFFF"/>
-          </w:tcPr>
-          <w:p>
-            <w:r>
-              <w:rPr>
-                <w:sz w:val="17"/>
+            <w:shd w:val="clear" w:color="auto" w:fill="EAEAEA"/>
+            <w:tcBorders>
+              <w:top w:val="single" w:sz="12" w:color="FFFFFF"/>
+              <w:left w:val="single" w:sz="12" w:color="FFFFFF"/>
+              <w:bottom w:val="single" w:sz="12" w:color="FFFFFF"/>
+              <w:right w:val="single" w:sz="12" w:color="FFFFFF"/>
+            </w:tcBorders>
+            <w:vAlign w:val="center"/>
+            <w:tcMar>
+              <w:top w:w="40" w:type="dxa"/>
+              <w:left w:w="120" w:type="dxa"/>
+              <w:bottom w:w="40" w:type="dxa"/>
+              <w:right w:w="80" w:type="dxa"/>
+            </w:tcMar>
+          </w:tcPr>
+          <w:p>
+            <w:pPr>
+              <w:spacing w:before="0" w:after="0"/>
+              <w:jc w:val="center"/>
+            </w:pPr>
+            <w:r>
+              <w:rPr>
+                <w:sz w:val="16"/>
               </w:rPr>
               <w:t>PCIe 5.0</w:t>
             </w:r>
@@ -1095,15 +2009,35 @@
         </w:tc>
       </w:tr>
       <w:tr>
+        <w:trPr>
+          <w:trHeight w:val="283" w:hRule="atLeast"/>
+        </w:trPr>
         <w:tc>
           <w:tcPr>
             <w:tcW w:type="dxa" w:w="2717"/>
-            <w:shd w:val="clear" w:color="auto" w:fill="F8F8F8"/>
-          </w:tcPr>
-          <w:p>
-            <w:r>
-              <w:rPr>
-                <w:sz w:val="17"/>
+            <w:shd w:val="clear" w:color="auto" w:fill="EAEAEA"/>
+            <w:tcBorders>
+              <w:top w:val="single" w:sz="12" w:color="FFFFFF"/>
+              <w:left w:val="single" w:sz="12" w:color="FFFFFF"/>
+              <w:bottom w:val="single" w:sz="12" w:color="FFFFFF"/>
+              <w:right w:val="single" w:sz="12" w:color="FFFFFF"/>
+            </w:tcBorders>
+            <w:vAlign w:val="center"/>
+            <w:tcMar>
+              <w:top w:w="40" w:type="dxa"/>
+              <w:left w:w="120" w:type="dxa"/>
+              <w:bottom w:w="40" w:type="dxa"/>
+              <w:right w:w="80" w:type="dxa"/>
+            </w:tcMar>
+          </w:tcPr>
+          <w:p>
+            <w:pPr>
+              <w:spacing w:before="0" w:after="0"/>
+              <w:jc w:val="center"/>
+            </w:pPr>
+            <w:r>
+              <w:rPr>
+                <w:sz w:val="16"/>
               </w:rPr>
               <w:t>Caso de uso</w:t>
             </w:r>
@@ -1112,12 +2046,29 @@
         <w:tc>
           <w:tcPr>
             <w:tcW w:type="dxa" w:w="2717"/>
-            <w:shd w:val="clear" w:color="auto" w:fill="F8F8F8"/>
-          </w:tcPr>
-          <w:p>
-            <w:r>
-              <w:rPr>
-                <w:sz w:val="17"/>
+            <w:shd w:val="clear" w:color="auto" w:fill="EAEAEA"/>
+            <w:tcBorders>
+              <w:top w:val="single" w:sz="12" w:color="FFFFFF"/>
+              <w:left w:val="single" w:sz="12" w:color="FFFFFF"/>
+              <w:bottom w:val="single" w:sz="12" w:color="FFFFFF"/>
+              <w:right w:val="single" w:sz="12" w:color="FFFFFF"/>
+            </w:tcBorders>
+            <w:vAlign w:val="center"/>
+            <w:tcMar>
+              <w:top w:w="40" w:type="dxa"/>
+              <w:left w:w="120" w:type="dxa"/>
+              <w:bottom w:w="40" w:type="dxa"/>
+              <w:right w:w="80" w:type="dxa"/>
+            </w:tcMar>
+          </w:tcPr>
+          <w:p>
+            <w:pPr>
+              <w:spacing w:before="0" w:after="0"/>
+              <w:jc w:val="center"/>
+            </w:pPr>
+            <w:r>
+              <w:rPr>
+                <w:sz w:val="16"/>
               </w:rPr>
               <w:t>IA en el borde</w:t>
             </w:r>
@@ -1126,12 +2077,29 @@
         <w:tc>
           <w:tcPr>
             <w:tcW w:type="dxa" w:w="2717"/>
-            <w:shd w:val="clear" w:color="auto" w:fill="F8F8F8"/>
-          </w:tcPr>
-          <w:p>
-            <w:r>
-              <w:rPr>
-                <w:sz w:val="17"/>
+            <w:shd w:val="clear" w:color="auto" w:fill="EAEAEA"/>
+            <w:tcBorders>
+              <w:top w:val="single" w:sz="12" w:color="FFFFFF"/>
+              <w:left w:val="single" w:sz="12" w:color="FFFFFF"/>
+              <w:bottom w:val="single" w:sz="12" w:color="FFFFFF"/>
+              <w:right w:val="single" w:sz="12" w:color="FFFFFF"/>
+            </w:tcBorders>
+            <w:vAlign w:val="center"/>
+            <w:tcMar>
+              <w:top w:w="40" w:type="dxa"/>
+              <w:left w:w="120" w:type="dxa"/>
+              <w:bottom w:w="40" w:type="dxa"/>
+              <w:right w:w="80" w:type="dxa"/>
+            </w:tcMar>
+          </w:tcPr>
+          <w:p>
+            <w:pPr>
+              <w:spacing w:before="0" w:after="0"/>
+              <w:jc w:val="both"/>
+            </w:pPr>
+            <w:r>
+              <w:rPr>
+                <w:sz w:val="16"/>
               </w:rPr>
               <w:t>Vehículos autónomos, robótica avanzada</w:t>
             </w:r>
@@ -1147,8 +2115,12 @@
     <w:p>
       <w:pPr>
         <w:pStyle w:val="Endure-ChapterBodyText"/>
+        <w:spacing w:before="100" w:after="100"/>
       </w:pPr>
       <w:r>
+        <w:rPr>
+          <w:sz w:val="20"/>
+        </w:rPr>
         <w:t>Con Thor, los modelos de 70B cuantizados a Q4 correrán en tiempo real. AnimateDiff generará video HD sin límite de frames. Los modelos multimodales de última generación procesarán video 4K en tiempo real.</w:t>
       </w:r>
     </w:p>
@@ -1198,7 +2170,7 @@
             <w:r>
               <w:rPr>
                 <w:rFonts w:ascii="Courier New" w:hAnsi="Courier New"/>
-                <w:sz w:val="17"/>
+                <w:sz w:val="16"/>
               </w:rPr>
               <w:t>developer.nvidia.com</w:t>
             </w:r>
@@ -1219,10 +2191,11 @@
         <w:pStyle w:val="Endure-Subhead"/>
         <w:keepNext/>
         <w:spacing w:before="160" w:after="60"/>
+        <w:outlineLvl w:val="2"/>
       </w:pPr>
       <w:r>
         <w:rPr>
-          <w:sz w:val="18"/>
+          <w:sz w:val="22"/>
         </w:rPr>
         <w:t>Jetson Orin NX y Nano — El Ecosistema Completo</w:t>
       </w:r>
@@ -1230,8 +2203,12 @@
     <w:p>
       <w:pPr>
         <w:pStyle w:val="Endure-FirstParagraphBodyText"/>
+        <w:spacing w:before="100" w:after="100"/>
       </w:pPr>
       <w:r>
+        <w:rPr>
+          <w:sz w:val="20"/>
+        </w:rPr>
         <w:t>NVIDIA mantiene un ecosistema completo de módulos Jetson para diferentes puntos de precio y rendimiento:</w:t>
       </w:r>
     </w:p>
@@ -1248,20 +2225,38 @@
         <w:gridCol w:w="2038"/>
       </w:tblGrid>
       <w:tr>
+        <w:trPr>
+          <w:trHeight w:val="453" w:hRule="atLeast"/>
+          <w:tblHeader/>
+        </w:trPr>
         <w:tc>
           <w:tcPr>
             <w:tcW w:type="dxa" w:w="2038"/>
             <w:shd w:val="clear" w:color="auto" w:fill="1A5A6A"/>
-          </w:tcPr>
-          <w:p>
-            <w:pPr>
+            <w:tcBorders>
+              <w:top w:val="single" w:sz="12" w:color="FFFFFF"/>
+              <w:left w:val="single" w:sz="12" w:color="FFFFFF"/>
+              <w:bottom w:val="single" w:sz="12" w:color="FFFFFF"/>
+              <w:right w:val="single" w:sz="12" w:color="FFFFFF"/>
+            </w:tcBorders>
+            <w:vAlign w:val="center"/>
+            <w:tcMar>
+              <w:top w:w="60" w:type="dxa"/>
+              <w:left w:w="120" w:type="dxa"/>
+              <w:bottom w:w="60" w:type="dxa"/>
+              <w:right w:w="80" w:type="dxa"/>
+            </w:tcMar>
+          </w:tcPr>
+          <w:p>
+            <w:pPr>
+              <w:spacing w:before="0" w:after="0"/>
               <w:jc w:val="center"/>
             </w:pPr>
             <w:r>
               <w:rPr>
                 <w:b/>
                 <w:color w:val="FFFFFF"/>
-                <w:sz w:val="17"/>
+                <w:sz w:val="16"/>
               </w:rPr>
               <w:t>Módulo</w:t>
             </w:r>
@@ -1271,16 +2266,30 @@
           <w:tcPr>
             <w:tcW w:type="dxa" w:w="2038"/>
             <w:shd w:val="clear" w:color="auto" w:fill="1A5A6A"/>
-          </w:tcPr>
-          <w:p>
-            <w:pPr>
+            <w:tcBorders>
+              <w:top w:val="single" w:sz="12" w:color="FFFFFF"/>
+              <w:left w:val="single" w:sz="12" w:color="FFFFFF"/>
+              <w:bottom w:val="single" w:sz="12" w:color="FFFFFF"/>
+              <w:right w:val="single" w:sz="12" w:color="FFFFFF"/>
+            </w:tcBorders>
+            <w:vAlign w:val="center"/>
+            <w:tcMar>
+              <w:top w:w="60" w:type="dxa"/>
+              <w:left w:w="120" w:type="dxa"/>
+              <w:bottom w:w="60" w:type="dxa"/>
+              <w:right w:w="80" w:type="dxa"/>
+            </w:tcMar>
+          </w:tcPr>
+          <w:p>
+            <w:pPr>
+              <w:spacing w:before="0" w:after="0"/>
               <w:jc w:val="center"/>
             </w:pPr>
             <w:r>
               <w:rPr>
                 <w:b/>
                 <w:color w:val="FFFFFF"/>
-                <w:sz w:val="17"/>
+                <w:sz w:val="16"/>
               </w:rPr>
               <w:t>RAM</w:t>
             </w:r>
@@ -1290,16 +2299,30 @@
           <w:tcPr>
             <w:tcW w:type="dxa" w:w="2038"/>
             <w:shd w:val="clear" w:color="auto" w:fill="1A5A6A"/>
-          </w:tcPr>
-          <w:p>
-            <w:pPr>
+            <w:tcBorders>
+              <w:top w:val="single" w:sz="12" w:color="FFFFFF"/>
+              <w:left w:val="single" w:sz="12" w:color="FFFFFF"/>
+              <w:bottom w:val="single" w:sz="12" w:color="FFFFFF"/>
+              <w:right w:val="single" w:sz="12" w:color="FFFFFF"/>
+            </w:tcBorders>
+            <w:vAlign w:val="center"/>
+            <w:tcMar>
+              <w:top w:w="60" w:type="dxa"/>
+              <w:left w:w="120" w:type="dxa"/>
+              <w:bottom w:w="60" w:type="dxa"/>
+              <w:right w:w="80" w:type="dxa"/>
+            </w:tcMar>
+          </w:tcPr>
+          <w:p>
+            <w:pPr>
+              <w:spacing w:before="0" w:after="0"/>
               <w:jc w:val="center"/>
             </w:pPr>
             <w:r>
               <w:rPr>
                 <w:b/>
                 <w:color w:val="FFFFFF"/>
-                <w:sz w:val="17"/>
+                <w:sz w:val="16"/>
               </w:rPr>
               <w:t>TOPS</w:t>
             </w:r>
@@ -1309,16 +2332,30 @@
           <w:tcPr>
             <w:tcW w:type="dxa" w:w="2038"/>
             <w:shd w:val="clear" w:color="auto" w:fill="1A5A6A"/>
-          </w:tcPr>
-          <w:p>
-            <w:pPr>
+            <w:tcBorders>
+              <w:top w:val="single" w:sz="12" w:color="FFFFFF"/>
+              <w:left w:val="single" w:sz="12" w:color="FFFFFF"/>
+              <w:bottom w:val="single" w:sz="12" w:color="FFFFFF"/>
+              <w:right w:val="single" w:sz="12" w:color="FFFFFF"/>
+            </w:tcBorders>
+            <w:vAlign w:val="center"/>
+            <w:tcMar>
+              <w:top w:w="60" w:type="dxa"/>
+              <w:left w:w="120" w:type="dxa"/>
+              <w:bottom w:w="60" w:type="dxa"/>
+              <w:right w:w="80" w:type="dxa"/>
+            </w:tcMar>
+          </w:tcPr>
+          <w:p>
+            <w:pPr>
+              <w:spacing w:before="0" w:after="0"/>
               <w:jc w:val="center"/>
             </w:pPr>
             <w:r>
               <w:rPr>
                 <w:b/>
                 <w:color w:val="FFFFFF"/>
-                <w:sz w:val="17"/>
+                <w:sz w:val="16"/>
               </w:rPr>
               <w:t>Caso de uso típico</w:t>
             </w:r>
@@ -1326,15 +2363,35 @@
         </w:tc>
       </w:tr>
       <w:tr>
+        <w:trPr>
+          <w:trHeight w:val="283" w:hRule="atLeast"/>
+        </w:trPr>
         <w:tc>
           <w:tcPr>
             <w:tcW w:type="dxa" w:w="2038"/>
-            <w:shd w:val="clear" w:color="auto" w:fill="F8F8F8"/>
-          </w:tcPr>
-          <w:p>
-            <w:r>
-              <w:rPr>
-                <w:sz w:val="17"/>
+            <w:shd w:val="clear" w:color="auto" w:fill="EAEAEA"/>
+            <w:tcBorders>
+              <w:top w:val="single" w:sz="12" w:color="FFFFFF"/>
+              <w:left w:val="single" w:sz="12" w:color="FFFFFF"/>
+              <w:bottom w:val="single" w:sz="12" w:color="FFFFFF"/>
+              <w:right w:val="single" w:sz="12" w:color="FFFFFF"/>
+            </w:tcBorders>
+            <w:vAlign w:val="center"/>
+            <w:tcMar>
+              <w:top w:w="40" w:type="dxa"/>
+              <w:left w:w="120" w:type="dxa"/>
+              <w:bottom w:w="40" w:type="dxa"/>
+              <w:right w:w="80" w:type="dxa"/>
+            </w:tcMar>
+          </w:tcPr>
+          <w:p>
+            <w:pPr>
+              <w:spacing w:before="0" w:after="0"/>
+              <w:jc w:val="center"/>
+            </w:pPr>
+            <w:r>
+              <w:rPr>
+                <w:sz w:val="16"/>
               </w:rPr>
               <w:t>Jetson Nano (nuevo, 2025)</w:t>
             </w:r>
@@ -1343,12 +2400,29 @@
         <w:tc>
           <w:tcPr>
             <w:tcW w:type="dxa" w:w="2038"/>
-            <w:shd w:val="clear" w:color="auto" w:fill="F8F8F8"/>
-          </w:tcPr>
-          <w:p>
-            <w:r>
-              <w:rPr>
-                <w:sz w:val="17"/>
+            <w:shd w:val="clear" w:color="auto" w:fill="EAEAEA"/>
+            <w:tcBorders>
+              <w:top w:val="single" w:sz="12" w:color="FFFFFF"/>
+              <w:left w:val="single" w:sz="12" w:color="FFFFFF"/>
+              <w:bottom w:val="single" w:sz="12" w:color="FFFFFF"/>
+              <w:right w:val="single" w:sz="12" w:color="FFFFFF"/>
+            </w:tcBorders>
+            <w:vAlign w:val="center"/>
+            <w:tcMar>
+              <w:top w:w="40" w:type="dxa"/>
+              <w:left w:w="120" w:type="dxa"/>
+              <w:bottom w:w="40" w:type="dxa"/>
+              <w:right w:w="80" w:type="dxa"/>
+            </w:tcMar>
+          </w:tcPr>
+          <w:p>
+            <w:pPr>
+              <w:spacing w:before="0" w:after="0"/>
+              <w:jc w:val="center"/>
+            </w:pPr>
+            <w:r>
+              <w:rPr>
+                <w:sz w:val="16"/>
               </w:rPr>
               <w:t>8 GB</w:t>
             </w:r>
@@ -1357,12 +2431,29 @@
         <w:tc>
           <w:tcPr>
             <w:tcW w:type="dxa" w:w="2038"/>
-            <w:shd w:val="clear" w:color="auto" w:fill="F8F8F8"/>
-          </w:tcPr>
-          <w:p>
-            <w:r>
-              <w:rPr>
-                <w:sz w:val="17"/>
+            <w:shd w:val="clear" w:color="auto" w:fill="EAEAEA"/>
+            <w:tcBorders>
+              <w:top w:val="single" w:sz="12" w:color="FFFFFF"/>
+              <w:left w:val="single" w:sz="12" w:color="FFFFFF"/>
+              <w:bottom w:val="single" w:sz="12" w:color="FFFFFF"/>
+              <w:right w:val="single" w:sz="12" w:color="FFFFFF"/>
+            </w:tcBorders>
+            <w:vAlign w:val="center"/>
+            <w:tcMar>
+              <w:top w:w="40" w:type="dxa"/>
+              <w:left w:w="120" w:type="dxa"/>
+              <w:bottom w:w="40" w:type="dxa"/>
+              <w:right w:w="80" w:type="dxa"/>
+            </w:tcMar>
+          </w:tcPr>
+          <w:p>
+            <w:pPr>
+              <w:spacing w:before="0" w:after="0"/>
+              <w:jc w:val="center"/>
+            </w:pPr>
+            <w:r>
+              <w:rPr>
+                <w:sz w:val="16"/>
               </w:rPr>
               <w:t>40</w:t>
             </w:r>
@@ -1371,12 +2462,29 @@
         <w:tc>
           <w:tcPr>
             <w:tcW w:type="dxa" w:w="2038"/>
-            <w:shd w:val="clear" w:color="auto" w:fill="F8F8F8"/>
-          </w:tcPr>
-          <w:p>
-            <w:r>
-              <w:rPr>
-                <w:sz w:val="17"/>
+            <w:shd w:val="clear" w:color="auto" w:fill="EAEAEA"/>
+            <w:tcBorders>
+              <w:top w:val="single" w:sz="12" w:color="FFFFFF"/>
+              <w:left w:val="single" w:sz="12" w:color="FFFFFF"/>
+              <w:bottom w:val="single" w:sz="12" w:color="FFFFFF"/>
+              <w:right w:val="single" w:sz="12" w:color="FFFFFF"/>
+            </w:tcBorders>
+            <w:vAlign w:val="center"/>
+            <w:tcMar>
+              <w:top w:w="40" w:type="dxa"/>
+              <w:left w:w="120" w:type="dxa"/>
+              <w:bottom w:w="40" w:type="dxa"/>
+              <w:right w:w="80" w:type="dxa"/>
+            </w:tcMar>
+          </w:tcPr>
+          <w:p>
+            <w:pPr>
+              <w:spacing w:before="0" w:after="0"/>
+              <w:jc w:val="center"/>
+            </w:pPr>
+            <w:r>
+              <w:rPr>
+                <w:sz w:val="16"/>
               </w:rPr>
               <w:t>Prototipado, educación</w:t>
             </w:r>
@@ -1384,15 +2492,35 @@
         </w:tc>
       </w:tr>
       <w:tr>
+        <w:trPr>
+          <w:trHeight w:val="283" w:hRule="atLeast"/>
+        </w:trPr>
         <w:tc>
           <w:tcPr>
             <w:tcW w:type="dxa" w:w="2038"/>
-            <w:shd w:val="clear" w:color="auto" w:fill="FFFFFF"/>
-          </w:tcPr>
-          <w:p>
-            <w:r>
-              <w:rPr>
-                <w:sz w:val="17"/>
+            <w:shd w:val="clear" w:color="auto" w:fill="EAEAEA"/>
+            <w:tcBorders>
+              <w:top w:val="single" w:sz="12" w:color="FFFFFF"/>
+              <w:left w:val="single" w:sz="12" w:color="FFFFFF"/>
+              <w:bottom w:val="single" w:sz="12" w:color="FFFFFF"/>
+              <w:right w:val="single" w:sz="12" w:color="FFFFFF"/>
+            </w:tcBorders>
+            <w:vAlign w:val="center"/>
+            <w:tcMar>
+              <w:top w:w="40" w:type="dxa"/>
+              <w:left w:w="120" w:type="dxa"/>
+              <w:bottom w:w="40" w:type="dxa"/>
+              <w:right w:w="80" w:type="dxa"/>
+            </w:tcMar>
+          </w:tcPr>
+          <w:p>
+            <w:pPr>
+              <w:spacing w:before="0" w:after="0"/>
+              <w:jc w:val="center"/>
+            </w:pPr>
+            <w:r>
+              <w:rPr>
+                <w:sz w:val="16"/>
               </w:rPr>
               <w:t>Jetson Orin NX 8 GB</w:t>
             </w:r>
@@ -1401,12 +2529,29 @@
         <w:tc>
           <w:tcPr>
             <w:tcW w:type="dxa" w:w="2038"/>
-            <w:shd w:val="clear" w:color="auto" w:fill="FFFFFF"/>
-          </w:tcPr>
-          <w:p>
-            <w:r>
-              <w:rPr>
-                <w:sz w:val="17"/>
+            <w:shd w:val="clear" w:color="auto" w:fill="EAEAEA"/>
+            <w:tcBorders>
+              <w:top w:val="single" w:sz="12" w:color="FFFFFF"/>
+              <w:left w:val="single" w:sz="12" w:color="FFFFFF"/>
+              <w:bottom w:val="single" w:sz="12" w:color="FFFFFF"/>
+              <w:right w:val="single" w:sz="12" w:color="FFFFFF"/>
+            </w:tcBorders>
+            <w:vAlign w:val="center"/>
+            <w:tcMar>
+              <w:top w:w="40" w:type="dxa"/>
+              <w:left w:w="120" w:type="dxa"/>
+              <w:bottom w:w="40" w:type="dxa"/>
+              <w:right w:w="80" w:type="dxa"/>
+            </w:tcMar>
+          </w:tcPr>
+          <w:p>
+            <w:pPr>
+              <w:spacing w:before="0" w:after="0"/>
+              <w:jc w:val="center"/>
+            </w:pPr>
+            <w:r>
+              <w:rPr>
+                <w:sz w:val="16"/>
               </w:rPr>
               <w:t>8 GB</w:t>
             </w:r>
@@ -1415,12 +2560,29 @@
         <w:tc>
           <w:tcPr>
             <w:tcW w:type="dxa" w:w="2038"/>
-            <w:shd w:val="clear" w:color="auto" w:fill="FFFFFF"/>
-          </w:tcPr>
-          <w:p>
-            <w:r>
-              <w:rPr>
-                <w:sz w:val="17"/>
+            <w:shd w:val="clear" w:color="auto" w:fill="EAEAEA"/>
+            <w:tcBorders>
+              <w:top w:val="single" w:sz="12" w:color="FFFFFF"/>
+              <w:left w:val="single" w:sz="12" w:color="FFFFFF"/>
+              <w:bottom w:val="single" w:sz="12" w:color="FFFFFF"/>
+              <w:right w:val="single" w:sz="12" w:color="FFFFFF"/>
+            </w:tcBorders>
+            <w:vAlign w:val="center"/>
+            <w:tcMar>
+              <w:top w:w="40" w:type="dxa"/>
+              <w:left w:w="120" w:type="dxa"/>
+              <w:bottom w:w="40" w:type="dxa"/>
+              <w:right w:w="80" w:type="dxa"/>
+            </w:tcMar>
+          </w:tcPr>
+          <w:p>
+            <w:pPr>
+              <w:spacing w:before="0" w:after="0"/>
+              <w:jc w:val="center"/>
+            </w:pPr>
+            <w:r>
+              <w:rPr>
+                <w:sz w:val="16"/>
               </w:rPr>
               <w:t>70</w:t>
             </w:r>
@@ -1429,12 +2591,29 @@
         <w:tc>
           <w:tcPr>
             <w:tcW w:type="dxa" w:w="2038"/>
-            <w:shd w:val="clear" w:color="auto" w:fill="FFFFFF"/>
-          </w:tcPr>
-          <w:p>
-            <w:r>
-              <w:rPr>
-                <w:sz w:val="17"/>
+            <w:shd w:val="clear" w:color="auto" w:fill="EAEAEA"/>
+            <w:tcBorders>
+              <w:top w:val="single" w:sz="12" w:color="FFFFFF"/>
+              <w:left w:val="single" w:sz="12" w:color="FFFFFF"/>
+              <w:bottom w:val="single" w:sz="12" w:color="FFFFFF"/>
+              <w:right w:val="single" w:sz="12" w:color="FFFFFF"/>
+            </w:tcBorders>
+            <w:vAlign w:val="center"/>
+            <w:tcMar>
+              <w:top w:w="40" w:type="dxa"/>
+              <w:left w:w="120" w:type="dxa"/>
+              <w:bottom w:w="40" w:type="dxa"/>
+              <w:right w:w="80" w:type="dxa"/>
+            </w:tcMar>
+          </w:tcPr>
+          <w:p>
+            <w:pPr>
+              <w:spacing w:before="0" w:after="0"/>
+              <w:jc w:val="center"/>
+            </w:pPr>
+            <w:r>
+              <w:rPr>
+                <w:sz w:val="16"/>
               </w:rPr>
               <w:t>Drones, robots pequeños</w:t>
             </w:r>
@@ -1442,15 +2621,35 @@
         </w:tc>
       </w:tr>
       <w:tr>
+        <w:trPr>
+          <w:trHeight w:val="283" w:hRule="atLeast"/>
+        </w:trPr>
         <w:tc>
           <w:tcPr>
             <w:tcW w:type="dxa" w:w="2038"/>
-            <w:shd w:val="clear" w:color="auto" w:fill="F8F8F8"/>
-          </w:tcPr>
-          <w:p>
-            <w:r>
-              <w:rPr>
-                <w:sz w:val="17"/>
+            <w:shd w:val="clear" w:color="auto" w:fill="EAEAEA"/>
+            <w:tcBorders>
+              <w:top w:val="single" w:sz="12" w:color="FFFFFF"/>
+              <w:left w:val="single" w:sz="12" w:color="FFFFFF"/>
+              <w:bottom w:val="single" w:sz="12" w:color="FFFFFF"/>
+              <w:right w:val="single" w:sz="12" w:color="FFFFFF"/>
+            </w:tcBorders>
+            <w:vAlign w:val="center"/>
+            <w:tcMar>
+              <w:top w:w="40" w:type="dxa"/>
+              <w:left w:w="120" w:type="dxa"/>
+              <w:bottom w:w="40" w:type="dxa"/>
+              <w:right w:w="80" w:type="dxa"/>
+            </w:tcMar>
+          </w:tcPr>
+          <w:p>
+            <w:pPr>
+              <w:spacing w:before="0" w:after="0"/>
+              <w:jc w:val="center"/>
+            </w:pPr>
+            <w:r>
+              <w:rPr>
+                <w:sz w:val="16"/>
               </w:rPr>
               <w:t>Jetson Orin NX 16 GB</w:t>
             </w:r>
@@ -1459,12 +2658,29 @@
         <w:tc>
           <w:tcPr>
             <w:tcW w:type="dxa" w:w="2038"/>
-            <w:shd w:val="clear" w:color="auto" w:fill="F8F8F8"/>
-          </w:tcPr>
-          <w:p>
-            <w:r>
-              <w:rPr>
-                <w:sz w:val="17"/>
+            <w:shd w:val="clear" w:color="auto" w:fill="EAEAEA"/>
+            <w:tcBorders>
+              <w:top w:val="single" w:sz="12" w:color="FFFFFF"/>
+              <w:left w:val="single" w:sz="12" w:color="FFFFFF"/>
+              <w:bottom w:val="single" w:sz="12" w:color="FFFFFF"/>
+              <w:right w:val="single" w:sz="12" w:color="FFFFFF"/>
+            </w:tcBorders>
+            <w:vAlign w:val="center"/>
+            <w:tcMar>
+              <w:top w:w="40" w:type="dxa"/>
+              <w:left w:w="120" w:type="dxa"/>
+              <w:bottom w:w="40" w:type="dxa"/>
+              <w:right w:w="80" w:type="dxa"/>
+            </w:tcMar>
+          </w:tcPr>
+          <w:p>
+            <w:pPr>
+              <w:spacing w:before="0" w:after="0"/>
+              <w:jc w:val="center"/>
+            </w:pPr>
+            <w:r>
+              <w:rPr>
+                <w:sz w:val="16"/>
               </w:rPr>
               <w:t>16 GB</w:t>
             </w:r>
@@ -1473,12 +2689,29 @@
         <w:tc>
           <w:tcPr>
             <w:tcW w:type="dxa" w:w="2038"/>
-            <w:shd w:val="clear" w:color="auto" w:fill="F8F8F8"/>
-          </w:tcPr>
-          <w:p>
-            <w:r>
-              <w:rPr>
-                <w:sz w:val="17"/>
+            <w:shd w:val="clear" w:color="auto" w:fill="EAEAEA"/>
+            <w:tcBorders>
+              <w:top w:val="single" w:sz="12" w:color="FFFFFF"/>
+              <w:left w:val="single" w:sz="12" w:color="FFFFFF"/>
+              <w:bottom w:val="single" w:sz="12" w:color="FFFFFF"/>
+              <w:right w:val="single" w:sz="12" w:color="FFFFFF"/>
+            </w:tcBorders>
+            <w:vAlign w:val="center"/>
+            <w:tcMar>
+              <w:top w:w="40" w:type="dxa"/>
+              <w:left w:w="120" w:type="dxa"/>
+              <w:bottom w:w="40" w:type="dxa"/>
+              <w:right w:w="80" w:type="dxa"/>
+            </w:tcMar>
+          </w:tcPr>
+          <w:p>
+            <w:pPr>
+              <w:spacing w:before="0" w:after="0"/>
+              <w:jc w:val="center"/>
+            </w:pPr>
+            <w:r>
+              <w:rPr>
+                <w:sz w:val="16"/>
               </w:rPr>
               <w:t>100</w:t>
             </w:r>
@@ -1487,12 +2720,29 @@
         <w:tc>
           <w:tcPr>
             <w:tcW w:type="dxa" w:w="2038"/>
-            <w:shd w:val="clear" w:color="auto" w:fill="F8F8F8"/>
-          </w:tcPr>
-          <w:p>
-            <w:r>
-              <w:rPr>
-                <w:sz w:val="17"/>
+            <w:shd w:val="clear" w:color="auto" w:fill="EAEAEA"/>
+            <w:tcBorders>
+              <w:top w:val="single" w:sz="12" w:color="FFFFFF"/>
+              <w:left w:val="single" w:sz="12" w:color="FFFFFF"/>
+              <w:bottom w:val="single" w:sz="12" w:color="FFFFFF"/>
+              <w:right w:val="single" w:sz="12" w:color="FFFFFF"/>
+            </w:tcBorders>
+            <w:vAlign w:val="center"/>
+            <w:tcMar>
+              <w:top w:w="40" w:type="dxa"/>
+              <w:left w:w="120" w:type="dxa"/>
+              <w:bottom w:w="40" w:type="dxa"/>
+              <w:right w:w="80" w:type="dxa"/>
+            </w:tcMar>
+          </w:tcPr>
+          <w:p>
+            <w:pPr>
+              <w:spacing w:before="0" w:after="0"/>
+              <w:jc w:val="center"/>
+            </w:pPr>
+            <w:r>
+              <w:rPr>
+                <w:sz w:val="16"/>
               </w:rPr>
               <w:t>Cámaras inteligentes</w:t>
             </w:r>
@@ -1500,15 +2750,35 @@
         </w:tc>
       </w:tr>
       <w:tr>
+        <w:trPr>
+          <w:trHeight w:val="283" w:hRule="atLeast"/>
+        </w:trPr>
         <w:tc>
           <w:tcPr>
             <w:tcW w:type="dxa" w:w="2038"/>
-            <w:shd w:val="clear" w:color="auto" w:fill="FFFFFF"/>
-          </w:tcPr>
-          <w:p>
-            <w:r>
-              <w:rPr>
-                <w:sz w:val="17"/>
+            <w:shd w:val="clear" w:color="auto" w:fill="EAEAEA"/>
+            <w:tcBorders>
+              <w:top w:val="single" w:sz="12" w:color="FFFFFF"/>
+              <w:left w:val="single" w:sz="12" w:color="FFFFFF"/>
+              <w:bottom w:val="single" w:sz="12" w:color="FFFFFF"/>
+              <w:right w:val="single" w:sz="12" w:color="FFFFFF"/>
+            </w:tcBorders>
+            <w:vAlign w:val="center"/>
+            <w:tcMar>
+              <w:top w:w="40" w:type="dxa"/>
+              <w:left w:w="120" w:type="dxa"/>
+              <w:bottom w:w="40" w:type="dxa"/>
+              <w:right w:w="80" w:type="dxa"/>
+            </w:tcMar>
+          </w:tcPr>
+          <w:p>
+            <w:pPr>
+              <w:spacing w:before="0" w:after="0"/>
+              <w:jc w:val="center"/>
+            </w:pPr>
+            <w:r>
+              <w:rPr>
+                <w:sz w:val="16"/>
               </w:rPr>
               <w:t>Jetson AGX Orin 32 GB</w:t>
             </w:r>
@@ -1517,12 +2787,29 @@
         <w:tc>
           <w:tcPr>
             <w:tcW w:type="dxa" w:w="2038"/>
-            <w:shd w:val="clear" w:color="auto" w:fill="FFFFFF"/>
-          </w:tcPr>
-          <w:p>
-            <w:r>
-              <w:rPr>
-                <w:sz w:val="17"/>
+            <w:shd w:val="clear" w:color="auto" w:fill="EAEAEA"/>
+            <w:tcBorders>
+              <w:top w:val="single" w:sz="12" w:color="FFFFFF"/>
+              <w:left w:val="single" w:sz="12" w:color="FFFFFF"/>
+              <w:bottom w:val="single" w:sz="12" w:color="FFFFFF"/>
+              <w:right w:val="single" w:sz="12" w:color="FFFFFF"/>
+            </w:tcBorders>
+            <w:vAlign w:val="center"/>
+            <w:tcMar>
+              <w:top w:w="40" w:type="dxa"/>
+              <w:left w:w="120" w:type="dxa"/>
+              <w:bottom w:w="40" w:type="dxa"/>
+              <w:right w:w="80" w:type="dxa"/>
+            </w:tcMar>
+          </w:tcPr>
+          <w:p>
+            <w:pPr>
+              <w:spacing w:before="0" w:after="0"/>
+              <w:jc w:val="center"/>
+            </w:pPr>
+            <w:r>
+              <w:rPr>
+                <w:sz w:val="16"/>
               </w:rPr>
               <w:t>32 GB</w:t>
             </w:r>
@@ -1531,12 +2818,29 @@
         <w:tc>
           <w:tcPr>
             <w:tcW w:type="dxa" w:w="2038"/>
-            <w:shd w:val="clear" w:color="auto" w:fill="FFFFFF"/>
-          </w:tcPr>
-          <w:p>
-            <w:r>
-              <w:rPr>
-                <w:sz w:val="17"/>
+            <w:shd w:val="clear" w:color="auto" w:fill="EAEAEA"/>
+            <w:tcBorders>
+              <w:top w:val="single" w:sz="12" w:color="FFFFFF"/>
+              <w:left w:val="single" w:sz="12" w:color="FFFFFF"/>
+              <w:bottom w:val="single" w:sz="12" w:color="FFFFFF"/>
+              <w:right w:val="single" w:sz="12" w:color="FFFFFF"/>
+            </w:tcBorders>
+            <w:vAlign w:val="center"/>
+            <w:tcMar>
+              <w:top w:w="40" w:type="dxa"/>
+              <w:left w:w="120" w:type="dxa"/>
+              <w:bottom w:w="40" w:type="dxa"/>
+              <w:right w:w="80" w:type="dxa"/>
+            </w:tcMar>
+          </w:tcPr>
+          <w:p>
+            <w:pPr>
+              <w:spacing w:before="0" w:after="0"/>
+              <w:jc w:val="center"/>
+            </w:pPr>
+            <w:r>
+              <w:rPr>
+                <w:sz w:val="16"/>
               </w:rPr>
               <w:t>200</w:t>
             </w:r>
@@ -1545,12 +2849,29 @@
         <w:tc>
           <w:tcPr>
             <w:tcW w:type="dxa" w:w="2038"/>
-            <w:shd w:val="clear" w:color="auto" w:fill="FFFFFF"/>
-          </w:tcPr>
-          <w:p>
-            <w:r>
-              <w:rPr>
-                <w:sz w:val="17"/>
+            <w:shd w:val="clear" w:color="auto" w:fill="EAEAEA"/>
+            <w:tcBorders>
+              <w:top w:val="single" w:sz="12" w:color="FFFFFF"/>
+              <w:left w:val="single" w:sz="12" w:color="FFFFFF"/>
+              <w:bottom w:val="single" w:sz="12" w:color="FFFFFF"/>
+              <w:right w:val="single" w:sz="12" w:color="FFFFFF"/>
+            </w:tcBorders>
+            <w:vAlign w:val="center"/>
+            <w:tcMar>
+              <w:top w:w="40" w:type="dxa"/>
+              <w:left w:w="120" w:type="dxa"/>
+              <w:bottom w:w="40" w:type="dxa"/>
+              <w:right w:w="80" w:type="dxa"/>
+            </w:tcMar>
+          </w:tcPr>
+          <w:p>
+            <w:pPr>
+              <w:spacing w:before="0" w:after="0"/>
+              <w:jc w:val="center"/>
+            </w:pPr>
+            <w:r>
+              <w:rPr>
+                <w:sz w:val="16"/>
               </w:rPr>
               <w:t>Edge servers ligeros</w:t>
             </w:r>
@@ -1558,15 +2879,35 @@
         </w:tc>
       </w:tr>
       <w:tr>
+        <w:trPr>
+          <w:trHeight w:val="283" w:hRule="atLeast"/>
+        </w:trPr>
         <w:tc>
           <w:tcPr>
             <w:tcW w:type="dxa" w:w="2038"/>
-            <w:shd w:val="clear" w:color="auto" w:fill="F8F8F8"/>
-          </w:tcPr>
-          <w:p>
-            <w:r>
-              <w:rPr>
-                <w:sz w:val="17"/>
+            <w:shd w:val="clear" w:color="auto" w:fill="EAEAEA"/>
+            <w:tcBorders>
+              <w:top w:val="single" w:sz="12" w:color="FFFFFF"/>
+              <w:left w:val="single" w:sz="12" w:color="FFFFFF"/>
+              <w:bottom w:val="single" w:sz="12" w:color="FFFFFF"/>
+              <w:right w:val="single" w:sz="12" w:color="FFFFFF"/>
+            </w:tcBorders>
+            <w:vAlign w:val="center"/>
+            <w:tcMar>
+              <w:top w:w="40" w:type="dxa"/>
+              <w:left w:w="120" w:type="dxa"/>
+              <w:bottom w:w="40" w:type="dxa"/>
+              <w:right w:w="80" w:type="dxa"/>
+            </w:tcMar>
+          </w:tcPr>
+          <w:p>
+            <w:pPr>
+              <w:spacing w:before="0" w:after="0"/>
+              <w:jc w:val="center"/>
+            </w:pPr>
+            <w:r>
+              <w:rPr>
+                <w:sz w:val="16"/>
               </w:rPr>
               <w:t>Jetson AGX Orin 64 GB</w:t>
             </w:r>
@@ -1575,12 +2916,29 @@
         <w:tc>
           <w:tcPr>
             <w:tcW w:type="dxa" w:w="2038"/>
-            <w:shd w:val="clear" w:color="auto" w:fill="F8F8F8"/>
-          </w:tcPr>
-          <w:p>
-            <w:r>
-              <w:rPr>
-                <w:sz w:val="17"/>
+            <w:shd w:val="clear" w:color="auto" w:fill="EAEAEA"/>
+            <w:tcBorders>
+              <w:top w:val="single" w:sz="12" w:color="FFFFFF"/>
+              <w:left w:val="single" w:sz="12" w:color="FFFFFF"/>
+              <w:bottom w:val="single" w:sz="12" w:color="FFFFFF"/>
+              <w:right w:val="single" w:sz="12" w:color="FFFFFF"/>
+            </w:tcBorders>
+            <w:vAlign w:val="center"/>
+            <w:tcMar>
+              <w:top w:w="40" w:type="dxa"/>
+              <w:left w:w="120" w:type="dxa"/>
+              <w:bottom w:w="40" w:type="dxa"/>
+              <w:right w:w="80" w:type="dxa"/>
+            </w:tcMar>
+          </w:tcPr>
+          <w:p>
+            <w:pPr>
+              <w:spacing w:before="0" w:after="0"/>
+              <w:jc w:val="center"/>
+            </w:pPr>
+            <w:r>
+              <w:rPr>
+                <w:sz w:val="16"/>
               </w:rPr>
               <w:t>64 GB</w:t>
             </w:r>
@@ -1589,12 +2947,29 @@
         <w:tc>
           <w:tcPr>
             <w:tcW w:type="dxa" w:w="2038"/>
-            <w:shd w:val="clear" w:color="auto" w:fill="F8F8F8"/>
-          </w:tcPr>
-          <w:p>
-            <w:r>
-              <w:rPr>
-                <w:sz w:val="17"/>
+            <w:shd w:val="clear" w:color="auto" w:fill="EAEAEA"/>
+            <w:tcBorders>
+              <w:top w:val="single" w:sz="12" w:color="FFFFFF"/>
+              <w:left w:val="single" w:sz="12" w:color="FFFFFF"/>
+              <w:bottom w:val="single" w:sz="12" w:color="FFFFFF"/>
+              <w:right w:val="single" w:sz="12" w:color="FFFFFF"/>
+            </w:tcBorders>
+            <w:vAlign w:val="center"/>
+            <w:tcMar>
+              <w:top w:w="40" w:type="dxa"/>
+              <w:left w:w="120" w:type="dxa"/>
+              <w:bottom w:w="40" w:type="dxa"/>
+              <w:right w:w="80" w:type="dxa"/>
+            </w:tcMar>
+          </w:tcPr>
+          <w:p>
+            <w:pPr>
+              <w:spacing w:before="0" w:after="0"/>
+              <w:jc w:val="center"/>
+            </w:pPr>
+            <w:r>
+              <w:rPr>
+                <w:sz w:val="16"/>
               </w:rPr>
               <w:t>275</w:t>
             </w:r>
@@ -1603,12 +2978,29 @@
         <w:tc>
           <w:tcPr>
             <w:tcW w:type="dxa" w:w="2038"/>
-            <w:shd w:val="clear" w:color="auto" w:fill="F8F8F8"/>
-          </w:tcPr>
-          <w:p>
-            <w:r>
-              <w:rPr>
-                <w:sz w:val="17"/>
+            <w:shd w:val="clear" w:color="auto" w:fill="EAEAEA"/>
+            <w:tcBorders>
+              <w:top w:val="single" w:sz="12" w:color="FFFFFF"/>
+              <w:left w:val="single" w:sz="12" w:color="FFFFFF"/>
+              <w:bottom w:val="single" w:sz="12" w:color="FFFFFF"/>
+              <w:right w:val="single" w:sz="12" w:color="FFFFFF"/>
+            </w:tcBorders>
+            <w:vAlign w:val="center"/>
+            <w:tcMar>
+              <w:top w:w="40" w:type="dxa"/>
+              <w:left w:w="120" w:type="dxa"/>
+              <w:bottom w:w="40" w:type="dxa"/>
+              <w:right w:w="80" w:type="dxa"/>
+            </w:tcMar>
+          </w:tcPr>
+          <w:p>
+            <w:pPr>
+              <w:spacing w:before="0" w:after="0"/>
+              <w:jc w:val="center"/>
+            </w:pPr>
+            <w:r>
+              <w:rPr>
+                <w:sz w:val="16"/>
               </w:rPr>
               <w:t>Este libro</w:t>
             </w:r>
@@ -1616,15 +3008,35 @@
         </w:tc>
       </w:tr>
       <w:tr>
+        <w:trPr>
+          <w:trHeight w:val="283" w:hRule="atLeast"/>
+        </w:trPr>
         <w:tc>
           <w:tcPr>
             <w:tcW w:type="dxa" w:w="2038"/>
-            <w:shd w:val="clear" w:color="auto" w:fill="FFFFFF"/>
-          </w:tcPr>
-          <w:p>
-            <w:r>
-              <w:rPr>
-                <w:sz w:val="17"/>
+            <w:shd w:val="clear" w:color="auto" w:fill="EAEAEA"/>
+            <w:tcBorders>
+              <w:top w:val="single" w:sz="12" w:color="FFFFFF"/>
+              <w:left w:val="single" w:sz="12" w:color="FFFFFF"/>
+              <w:bottom w:val="single" w:sz="12" w:color="FFFFFF"/>
+              <w:right w:val="single" w:sz="12" w:color="FFFFFF"/>
+            </w:tcBorders>
+            <w:vAlign w:val="center"/>
+            <w:tcMar>
+              <w:top w:w="40" w:type="dxa"/>
+              <w:left w:w="120" w:type="dxa"/>
+              <w:bottom w:w="40" w:type="dxa"/>
+              <w:right w:w="80" w:type="dxa"/>
+            </w:tcMar>
+          </w:tcPr>
+          <w:p>
+            <w:pPr>
+              <w:spacing w:before="0" w:after="0"/>
+              <w:jc w:val="center"/>
+            </w:pPr>
+            <w:r>
+              <w:rPr>
+                <w:sz w:val="16"/>
               </w:rPr>
               <w:t>Thor (2026)</w:t>
             </w:r>
@@ -1633,12 +3045,29 @@
         <w:tc>
           <w:tcPr>
             <w:tcW w:type="dxa" w:w="2038"/>
-            <w:shd w:val="clear" w:color="auto" w:fill="FFFFFF"/>
-          </w:tcPr>
-          <w:p>
-            <w:r>
-              <w:rPr>
-                <w:sz w:val="17"/>
+            <w:shd w:val="clear" w:color="auto" w:fill="EAEAEA"/>
+            <w:tcBorders>
+              <w:top w:val="single" w:sz="12" w:color="FFFFFF"/>
+              <w:left w:val="single" w:sz="12" w:color="FFFFFF"/>
+              <w:bottom w:val="single" w:sz="12" w:color="FFFFFF"/>
+              <w:right w:val="single" w:sz="12" w:color="FFFFFF"/>
+            </w:tcBorders>
+            <w:vAlign w:val="center"/>
+            <w:tcMar>
+              <w:top w:w="40" w:type="dxa"/>
+              <w:left w:w="120" w:type="dxa"/>
+              <w:bottom w:w="40" w:type="dxa"/>
+              <w:right w:w="80" w:type="dxa"/>
+            </w:tcMar>
+          </w:tcPr>
+          <w:p>
+            <w:pPr>
+              <w:spacing w:before="0" w:after="0"/>
+              <w:jc w:val="center"/>
+            </w:pPr>
+            <w:r>
+              <w:rPr>
+                <w:sz w:val="16"/>
               </w:rPr>
               <w:t>128 GB</w:t>
             </w:r>
@@ -1647,12 +3076,29 @@
         <w:tc>
           <w:tcPr>
             <w:tcW w:type="dxa" w:w="2038"/>
-            <w:shd w:val="clear" w:color="auto" w:fill="FFFFFF"/>
-          </w:tcPr>
-          <w:p>
-            <w:r>
-              <w:rPr>
-                <w:sz w:val="17"/>
+            <w:shd w:val="clear" w:color="auto" w:fill="EAEAEA"/>
+            <w:tcBorders>
+              <w:top w:val="single" w:sz="12" w:color="FFFFFF"/>
+              <w:left w:val="single" w:sz="12" w:color="FFFFFF"/>
+              <w:bottom w:val="single" w:sz="12" w:color="FFFFFF"/>
+              <w:right w:val="single" w:sz="12" w:color="FFFFFF"/>
+            </w:tcBorders>
+            <w:vAlign w:val="center"/>
+            <w:tcMar>
+              <w:top w:w="40" w:type="dxa"/>
+              <w:left w:w="120" w:type="dxa"/>
+              <w:bottom w:w="40" w:type="dxa"/>
+              <w:right w:w="80" w:type="dxa"/>
+            </w:tcMar>
+          </w:tcPr>
+          <w:p>
+            <w:pPr>
+              <w:spacing w:before="0" w:after="0"/>
+              <w:jc w:val="center"/>
+            </w:pPr>
+            <w:r>
+              <w:rPr>
+                <w:sz w:val="16"/>
               </w:rPr>
               <w:t>~2000</w:t>
             </w:r>
@@ -1661,12 +3107,29 @@
         <w:tc>
           <w:tcPr>
             <w:tcW w:type="dxa" w:w="2038"/>
-            <w:shd w:val="clear" w:color="auto" w:fill="FFFFFF"/>
-          </w:tcPr>
-          <w:p>
-            <w:r>
-              <w:rPr>
-                <w:sz w:val="17"/>
+            <w:shd w:val="clear" w:color="auto" w:fill="EAEAEA"/>
+            <w:tcBorders>
+              <w:top w:val="single" w:sz="12" w:color="FFFFFF"/>
+              <w:left w:val="single" w:sz="12" w:color="FFFFFF"/>
+              <w:bottom w:val="single" w:sz="12" w:color="FFFFFF"/>
+              <w:right w:val="single" w:sz="12" w:color="FFFFFF"/>
+            </w:tcBorders>
+            <w:vAlign w:val="center"/>
+            <w:tcMar>
+              <w:top w:w="40" w:type="dxa"/>
+              <w:left w:w="120" w:type="dxa"/>
+              <w:bottom w:w="40" w:type="dxa"/>
+              <w:right w:w="80" w:type="dxa"/>
+            </w:tcMar>
+          </w:tcPr>
+          <w:p>
+            <w:pPr>
+              <w:spacing w:before="0" w:after="0"/>
+              <w:jc w:val="center"/>
+            </w:pPr>
+            <w:r>
+              <w:rPr>
+                <w:sz w:val="16"/>
               </w:rPr>
               <w:t>Vehículos autónomos</w:t>
             </w:r>
@@ -1682,18 +3145,25 @@
     <w:p>
       <w:pPr>
         <w:pStyle w:val="Endure-ChapterBodyText"/>
+        <w:spacing w:before="100" w:after="100"/>
       </w:pPr>
       <w:r>
+        <w:rPr>
+          <w:sz w:val="20"/>
+        </w:rPr>
         <w:t xml:space="preserve">La mayoría de los conceptos de este libro (clean-start, aliases, stacks, </w:t>
       </w:r>
       <w:r>
         <w:rPr>
           <w:rFonts w:ascii="Courier New" w:hAnsi="Courier New"/>
-          <w:sz w:val="17"/>
+          <w:sz w:val="16"/>
         </w:rPr>
         <w:t>restart: "no"</w:t>
       </w:r>
       <w:r>
+        <w:rPr>
+          <w:sz w:val="20"/>
+        </w:rPr>
         <w:t>) aplican directamente a cualquier módulo del ecosistema. Lo que cambia es la capacidad: en un Orin NX 8 GB, solo podrá correr modelos de 4B o menos; en Thor, podrá correr modelos de 70B sin cuantizar.</w:t>
       </w:r>
     </w:p>
@@ -1702,10 +3172,11 @@
         <w:pStyle w:val="Endure-Subhead"/>
         <w:keepNext/>
         <w:spacing w:before="160" w:after="60"/>
+        <w:outlineLvl w:val="2"/>
       </w:pPr>
       <w:r>
         <w:rPr>
-          <w:sz w:val="18"/>
+          <w:sz w:val="22"/>
         </w:rPr>
         <w:t>Isaac ROS y Robótica</w:t>
       </w:r>
@@ -1713,82 +3184,101 @@
     <w:p>
       <w:pPr>
         <w:pStyle w:val="Endure-FirstParagraphBodyText"/>
+        <w:spacing w:before="100" w:after="100"/>
       </w:pPr>
       <w:r>
+        <w:rPr>
+          <w:sz w:val="20"/>
+        </w:rPr>
         <w:t>Para lectores con interés en robótica, NVIDIA Isaac ROS (Robot Operating System) es el ecosistema complementario al Jetson. Isaac ROS 3.0 (2025) incluye:</w:t>
       </w:r>
     </w:p>
     <w:p>
       <w:pPr>
         <w:pStyle w:val="Endure-ChapterBodyText"/>
-        <w:spacing w:before="20" w:after="20"/>
+        <w:spacing w:before="40" w:after="40"/>
         <w:ind w:left="360" w:hanging="216"/>
       </w:pPr>
       <w:r>
         <w:rPr>
-          <w:sz w:val="18"/>
+          <w:sz w:val="20"/>
         </w:rPr>
         <w:t xml:space="preserve">• </w:t>
       </w:r>
       <w:r>
+        <w:rPr>
+          <w:sz w:val="20"/>
+        </w:rPr>
         <w:t>Detección de objetos y SLAM (localización y mapas simultáneos) acelerados por GPU</w:t>
       </w:r>
     </w:p>
     <w:p>
       <w:pPr>
         <w:pStyle w:val="Endure-ChapterBodyText"/>
-        <w:spacing w:before="20" w:after="20"/>
+        <w:spacing w:before="40" w:after="40"/>
         <w:ind w:left="360" w:hanging="216"/>
       </w:pPr>
       <w:r>
         <w:rPr>
-          <w:sz w:val="18"/>
+          <w:sz w:val="20"/>
         </w:rPr>
         <w:t xml:space="preserve">• </w:t>
       </w:r>
       <w:r>
+        <w:rPr>
+          <w:sz w:val="20"/>
+        </w:rPr>
         <w:t>Integración nativa con ROS 2 Humble/Jazzy</w:t>
       </w:r>
     </w:p>
     <w:p>
       <w:pPr>
         <w:pStyle w:val="Endure-ChapterBodyText"/>
-        <w:spacing w:before="20" w:after="20"/>
+        <w:spacing w:before="40" w:after="40"/>
         <w:ind w:left="360" w:hanging="216"/>
       </w:pPr>
       <w:r>
         <w:rPr>
-          <w:sz w:val="18"/>
+          <w:sz w:val="20"/>
         </w:rPr>
         <w:t xml:space="preserve">• </w:t>
       </w:r>
       <w:r>
+        <w:rPr>
+          <w:sz w:val="20"/>
+        </w:rPr>
         <w:t xml:space="preserve">Contenedores </w:t>
       </w:r>
       <w:r>
         <w:rPr>
           <w:rFonts w:ascii="Courier New" w:hAnsi="Courier New"/>
-          <w:sz w:val="17"/>
+          <w:sz w:val="16"/>
         </w:rPr>
         <w:t>dustynv/isaac-ros-*</w:t>
       </w:r>
       <w:r>
+        <w:rPr>
+          <w:sz w:val="20"/>
+        </w:rPr>
         <w:t xml:space="preserve"> listos para el Jetson</w:t>
       </w:r>
     </w:p>
     <w:p>
       <w:pPr>
         <w:pStyle w:val="Endure-ChapterBodyText"/>
-        <w:spacing w:before="20" w:after="20"/>
+        <w:spacing w:before="40" w:after="40"/>
         <w:ind w:left="360" w:hanging="216"/>
       </w:pPr>
       <w:r>
         <w:rPr>
-          <w:sz w:val="18"/>
+          <w:sz w:val="20"/>
         </w:rPr>
         <w:t xml:space="preserve">• </w:t>
       </w:r>
       <w:r>
+        <w:rPr>
+          <w:sz w:val="20"/>
+        </w:rPr>
         <w:t>Compatibilidad con los stacks de inferencia LLM descritos en este libro</w:t>
       </w:r>
     </w:p>
@@ -1800,8 +3290,12 @@
     <w:p>
       <w:pPr>
         <w:pStyle w:val="Endure-ChapterBodyText"/>
+        <w:spacing w:before="100" w:after="100"/>
       </w:pPr>
       <w:r>
+        <w:rPr>
+          <w:sz w:val="20"/>
+        </w:rPr>
         <w:t>La combinación de un LLM local (para razonamiento de alto nivel) con Isaac ROS (para percepción y navegación) es la arquitectura de robots autónomos más prometedora del ecosistema NVIDIA para 2026.</w:t>
       </w:r>
     </w:p>
@@ -1810,8 +3304,12 @@
         <w:pStyle w:val="Endure-Subhead"/>
         <w:keepNext/>
         <w:spacing w:before="240" w:after="60"/>
+        <w:outlineLvl w:val="1"/>
       </w:pPr>
       <w:r>
+        <w:rPr>
+          <w:sz w:val="24"/>
+        </w:rPr>
         <w:t>Recursos para Seguir Aprendiendo</w:t>
       </w:r>
     </w:p>
@@ -1820,10 +3318,11 @@
         <w:pStyle w:val="Endure-Subhead"/>
         <w:keepNext/>
         <w:spacing w:before="160" w:after="60"/>
+        <w:outlineLvl w:val="2"/>
       </w:pPr>
       <w:r>
         <w:rPr>
-          <w:sz w:val="18"/>
+          <w:sz w:val="22"/>
         </w:rPr>
         <w:t>Documentación Oficial</w:t>
       </w:r>
@@ -1839,20 +3338,38 @@
         <w:gridCol w:w="4076"/>
       </w:tblGrid>
       <w:tr>
+        <w:trPr>
+          <w:trHeight w:val="453" w:hRule="atLeast"/>
+          <w:tblHeader/>
+        </w:trPr>
         <w:tc>
           <w:tcPr>
             <w:tcW w:type="dxa" w:w="4076"/>
             <w:shd w:val="clear" w:color="auto" w:fill="1A5A6A"/>
-          </w:tcPr>
-          <w:p>
-            <w:pPr>
+            <w:tcBorders>
+              <w:top w:val="single" w:sz="12" w:color="FFFFFF"/>
+              <w:left w:val="single" w:sz="12" w:color="FFFFFF"/>
+              <w:bottom w:val="single" w:sz="12" w:color="FFFFFF"/>
+              <w:right w:val="single" w:sz="12" w:color="FFFFFF"/>
+            </w:tcBorders>
+            <w:vAlign w:val="center"/>
+            <w:tcMar>
+              <w:top w:w="60" w:type="dxa"/>
+              <w:left w:w="120" w:type="dxa"/>
+              <w:bottom w:w="60" w:type="dxa"/>
+              <w:right w:w="80" w:type="dxa"/>
+            </w:tcMar>
+          </w:tcPr>
+          <w:p>
+            <w:pPr>
+              <w:spacing w:before="0" w:after="0"/>
               <w:jc w:val="center"/>
             </w:pPr>
             <w:r>
               <w:rPr>
                 <w:b/>
                 <w:color w:val="FFFFFF"/>
-                <w:sz w:val="17"/>
+                <w:sz w:val="16"/>
               </w:rPr>
               <w:t>Recurso</w:t>
             </w:r>
@@ -1862,16 +3379,30 @@
           <w:tcPr>
             <w:tcW w:type="dxa" w:w="4076"/>
             <w:shd w:val="clear" w:color="auto" w:fill="1A5A6A"/>
-          </w:tcPr>
-          <w:p>
-            <w:pPr>
+            <w:tcBorders>
+              <w:top w:val="single" w:sz="12" w:color="FFFFFF"/>
+              <w:left w:val="single" w:sz="12" w:color="FFFFFF"/>
+              <w:bottom w:val="single" w:sz="12" w:color="FFFFFF"/>
+              <w:right w:val="single" w:sz="12" w:color="FFFFFF"/>
+            </w:tcBorders>
+            <w:vAlign w:val="center"/>
+            <w:tcMar>
+              <w:top w:w="60" w:type="dxa"/>
+              <w:left w:w="120" w:type="dxa"/>
+              <w:bottom w:w="60" w:type="dxa"/>
+              <w:right w:w="80" w:type="dxa"/>
+            </w:tcMar>
+          </w:tcPr>
+          <w:p>
+            <w:pPr>
+              <w:spacing w:before="0" w:after="0"/>
               <w:jc w:val="center"/>
             </w:pPr>
             <w:r>
               <w:rPr>
                 <w:b/>
                 <w:color w:val="FFFFFF"/>
-                <w:sz w:val="17"/>
+                <w:sz w:val="16"/>
               </w:rPr>
               <w:t>URL</w:t>
             </w:r>
@@ -1879,15 +3410,35 @@
         </w:tc>
       </w:tr>
       <w:tr>
+        <w:trPr>
+          <w:trHeight w:val="283" w:hRule="atLeast"/>
+        </w:trPr>
         <w:tc>
           <w:tcPr>
             <w:tcW w:type="dxa" w:w="4076"/>
-            <w:shd w:val="clear" w:color="auto" w:fill="F8F8F8"/>
-          </w:tcPr>
-          <w:p>
-            <w:r>
-              <w:rPr>
-                <w:sz w:val="17"/>
+            <w:shd w:val="clear" w:color="auto" w:fill="EAEAEA"/>
+            <w:tcBorders>
+              <w:top w:val="single" w:sz="12" w:color="FFFFFF"/>
+              <w:left w:val="single" w:sz="12" w:color="FFFFFF"/>
+              <w:bottom w:val="single" w:sz="12" w:color="FFFFFF"/>
+              <w:right w:val="single" w:sz="12" w:color="FFFFFF"/>
+            </w:tcBorders>
+            <w:vAlign w:val="center"/>
+            <w:tcMar>
+              <w:top w:w="40" w:type="dxa"/>
+              <w:left w:w="120" w:type="dxa"/>
+              <w:bottom w:w="40" w:type="dxa"/>
+              <w:right w:w="80" w:type="dxa"/>
+            </w:tcMar>
+          </w:tcPr>
+          <w:p>
+            <w:pPr>
+              <w:spacing w:before="0" w:after="0"/>
+              <w:jc w:val="center"/>
+            </w:pPr>
+            <w:r>
+              <w:rPr>
+                <w:sz w:val="16"/>
               </w:rPr>
               <w:t>NVIDIA Developer (Jetson)</w:t>
             </w:r>
@@ -1896,12 +3447,29 @@
         <w:tc>
           <w:tcPr>
             <w:tcW w:type="dxa" w:w="4076"/>
-            <w:shd w:val="clear" w:color="auto" w:fill="F8F8F8"/>
-          </w:tcPr>
-          <w:p>
-            <w:r>
-              <w:rPr>
-                <w:sz w:val="17"/>
+            <w:shd w:val="clear" w:color="auto" w:fill="EAEAEA"/>
+            <w:tcBorders>
+              <w:top w:val="single" w:sz="12" w:color="FFFFFF"/>
+              <w:left w:val="single" w:sz="12" w:color="FFFFFF"/>
+              <w:bottom w:val="single" w:sz="12" w:color="FFFFFF"/>
+              <w:right w:val="single" w:sz="12" w:color="FFFFFF"/>
+            </w:tcBorders>
+            <w:vAlign w:val="center"/>
+            <w:tcMar>
+              <w:top w:w="40" w:type="dxa"/>
+              <w:left w:w="120" w:type="dxa"/>
+              <w:bottom w:w="40" w:type="dxa"/>
+              <w:right w:w="80" w:type="dxa"/>
+            </w:tcMar>
+          </w:tcPr>
+          <w:p>
+            <w:pPr>
+              <w:spacing w:before="0" w:after="0"/>
+              <w:jc w:val="both"/>
+            </w:pPr>
+            <w:r>
+              <w:rPr>
+                <w:sz w:val="16"/>
               </w:rPr>
               <w:t>developer.nvidia.com/embedded/jetson-agx-orin</w:t>
             </w:r>
@@ -1909,15 +3477,35 @@
         </w:tc>
       </w:tr>
       <w:tr>
+        <w:trPr>
+          <w:trHeight w:val="283" w:hRule="atLeast"/>
+        </w:trPr>
         <w:tc>
           <w:tcPr>
             <w:tcW w:type="dxa" w:w="4076"/>
-            <w:shd w:val="clear" w:color="auto" w:fill="FFFFFF"/>
-          </w:tcPr>
-          <w:p>
-            <w:r>
-              <w:rPr>
-                <w:sz w:val="17"/>
+            <w:shd w:val="clear" w:color="auto" w:fill="EAEAEA"/>
+            <w:tcBorders>
+              <w:top w:val="single" w:sz="12" w:color="FFFFFF"/>
+              <w:left w:val="single" w:sz="12" w:color="FFFFFF"/>
+              <w:bottom w:val="single" w:sz="12" w:color="FFFFFF"/>
+              <w:right w:val="single" w:sz="12" w:color="FFFFFF"/>
+            </w:tcBorders>
+            <w:vAlign w:val="center"/>
+            <w:tcMar>
+              <w:top w:w="40" w:type="dxa"/>
+              <w:left w:w="120" w:type="dxa"/>
+              <w:bottom w:w="40" w:type="dxa"/>
+              <w:right w:w="80" w:type="dxa"/>
+            </w:tcMar>
+          </w:tcPr>
+          <w:p>
+            <w:pPr>
+              <w:spacing w:before="0" w:after="0"/>
+              <w:jc w:val="center"/>
+            </w:pPr>
+            <w:r>
+              <w:rPr>
+                <w:sz w:val="16"/>
               </w:rPr>
               <w:t>JetPack SDK Release Notes</w:t>
             </w:r>
@@ -1926,12 +3514,29 @@
         <w:tc>
           <w:tcPr>
             <w:tcW w:type="dxa" w:w="4076"/>
-            <w:shd w:val="clear" w:color="auto" w:fill="FFFFFF"/>
-          </w:tcPr>
-          <w:p>
-            <w:r>
-              <w:rPr>
-                <w:sz w:val="17"/>
+            <w:shd w:val="clear" w:color="auto" w:fill="EAEAEA"/>
+            <w:tcBorders>
+              <w:top w:val="single" w:sz="12" w:color="FFFFFF"/>
+              <w:left w:val="single" w:sz="12" w:color="FFFFFF"/>
+              <w:bottom w:val="single" w:sz="12" w:color="FFFFFF"/>
+              <w:right w:val="single" w:sz="12" w:color="FFFFFF"/>
+            </w:tcBorders>
+            <w:vAlign w:val="center"/>
+            <w:tcMar>
+              <w:top w:w="40" w:type="dxa"/>
+              <w:left w:w="120" w:type="dxa"/>
+              <w:bottom w:w="40" w:type="dxa"/>
+              <w:right w:w="80" w:type="dxa"/>
+            </w:tcMar>
+          </w:tcPr>
+          <w:p>
+            <w:pPr>
+              <w:spacing w:before="0" w:after="0"/>
+              <w:jc w:val="both"/>
+            </w:pPr>
+            <w:r>
+              <w:rPr>
+                <w:sz w:val="16"/>
               </w:rPr>
               <w:t>developer.nvidia.com/embedded/jetpack-sdk-72</w:t>
             </w:r>
@@ -1939,15 +3544,35 @@
         </w:tc>
       </w:tr>
       <w:tr>
+        <w:trPr>
+          <w:trHeight w:val="283" w:hRule="atLeast"/>
+        </w:trPr>
         <w:tc>
           <w:tcPr>
             <w:tcW w:type="dxa" w:w="4076"/>
-            <w:shd w:val="clear" w:color="auto" w:fill="F8F8F8"/>
-          </w:tcPr>
-          <w:p>
-            <w:r>
-              <w:rPr>
-                <w:sz w:val="17"/>
+            <w:shd w:val="clear" w:color="auto" w:fill="EAEAEA"/>
+            <w:tcBorders>
+              <w:top w:val="single" w:sz="12" w:color="FFFFFF"/>
+              <w:left w:val="single" w:sz="12" w:color="FFFFFF"/>
+              <w:bottom w:val="single" w:sz="12" w:color="FFFFFF"/>
+              <w:right w:val="single" w:sz="12" w:color="FFFFFF"/>
+            </w:tcBorders>
+            <w:vAlign w:val="center"/>
+            <w:tcMar>
+              <w:top w:w="40" w:type="dxa"/>
+              <w:left w:w="120" w:type="dxa"/>
+              <w:bottom w:w="40" w:type="dxa"/>
+              <w:right w:w="80" w:type="dxa"/>
+            </w:tcMar>
+          </w:tcPr>
+          <w:p>
+            <w:pPr>
+              <w:spacing w:before="0" w:after="0"/>
+              <w:jc w:val="both"/>
+            </w:pPr>
+            <w:r>
+              <w:rPr>
+                <w:sz w:val="16"/>
               </w:rPr>
               <w:t>jetson-containers (Dustin Franklin)</w:t>
             </w:r>
@@ -1956,12 +3581,29 @@
         <w:tc>
           <w:tcPr>
             <w:tcW w:type="dxa" w:w="4076"/>
-            <w:shd w:val="clear" w:color="auto" w:fill="F8F8F8"/>
-          </w:tcPr>
-          <w:p>
-            <w:r>
-              <w:rPr>
-                <w:sz w:val="17"/>
+            <w:shd w:val="clear" w:color="auto" w:fill="EAEAEA"/>
+            <w:tcBorders>
+              <w:top w:val="single" w:sz="12" w:color="FFFFFF"/>
+              <w:left w:val="single" w:sz="12" w:color="FFFFFF"/>
+              <w:bottom w:val="single" w:sz="12" w:color="FFFFFF"/>
+              <w:right w:val="single" w:sz="12" w:color="FFFFFF"/>
+            </w:tcBorders>
+            <w:vAlign w:val="center"/>
+            <w:tcMar>
+              <w:top w:w="40" w:type="dxa"/>
+              <w:left w:w="120" w:type="dxa"/>
+              <w:bottom w:w="40" w:type="dxa"/>
+              <w:right w:w="80" w:type="dxa"/>
+            </w:tcMar>
+          </w:tcPr>
+          <w:p>
+            <w:pPr>
+              <w:spacing w:before="0" w:after="0"/>
+              <w:jc w:val="both"/>
+            </w:pPr>
+            <w:r>
+              <w:rPr>
+                <w:sz w:val="16"/>
               </w:rPr>
               <w:t>github.com/dusty-nv/jetson-containers</w:t>
             </w:r>
@@ -1969,15 +3611,35 @@
         </w:tc>
       </w:tr>
       <w:tr>
+        <w:trPr>
+          <w:trHeight w:val="283" w:hRule="atLeast"/>
+        </w:trPr>
         <w:tc>
           <w:tcPr>
             <w:tcW w:type="dxa" w:w="4076"/>
-            <w:shd w:val="clear" w:color="auto" w:fill="FFFFFF"/>
-          </w:tcPr>
-          <w:p>
-            <w:r>
-              <w:rPr>
-                <w:sz w:val="17"/>
+            <w:shd w:val="clear" w:color="auto" w:fill="EAEAEA"/>
+            <w:tcBorders>
+              <w:top w:val="single" w:sz="12" w:color="FFFFFF"/>
+              <w:left w:val="single" w:sz="12" w:color="FFFFFF"/>
+              <w:bottom w:val="single" w:sz="12" w:color="FFFFFF"/>
+              <w:right w:val="single" w:sz="12" w:color="FFFFFF"/>
+            </w:tcBorders>
+            <w:vAlign w:val="center"/>
+            <w:tcMar>
+              <w:top w:w="40" w:type="dxa"/>
+              <w:left w:w="120" w:type="dxa"/>
+              <w:bottom w:w="40" w:type="dxa"/>
+              <w:right w:w="80" w:type="dxa"/>
+            </w:tcMar>
+          </w:tcPr>
+          <w:p>
+            <w:pPr>
+              <w:spacing w:before="0" w:after="0"/>
+              <w:jc w:val="both"/>
+            </w:pPr>
+            <w:r>
+              <w:rPr>
+                <w:sz w:val="16"/>
               </w:rPr>
               <w:t>NVIDIA AI IoT (contenedores oficiales)</w:t>
             </w:r>
@@ -1986,12 +3648,29 @@
         <w:tc>
           <w:tcPr>
             <w:tcW w:type="dxa" w:w="4076"/>
-            <w:shd w:val="clear" w:color="auto" w:fill="FFFFFF"/>
-          </w:tcPr>
-          <w:p>
-            <w:r>
-              <w:rPr>
-                <w:sz w:val="17"/>
+            <w:shd w:val="clear" w:color="auto" w:fill="EAEAEA"/>
+            <w:tcBorders>
+              <w:top w:val="single" w:sz="12" w:color="FFFFFF"/>
+              <w:left w:val="single" w:sz="12" w:color="FFFFFF"/>
+              <w:bottom w:val="single" w:sz="12" w:color="FFFFFF"/>
+              <w:right w:val="single" w:sz="12" w:color="FFFFFF"/>
+            </w:tcBorders>
+            <w:vAlign w:val="center"/>
+            <w:tcMar>
+              <w:top w:w="40" w:type="dxa"/>
+              <w:left w:w="120" w:type="dxa"/>
+              <w:bottom w:w="40" w:type="dxa"/>
+              <w:right w:w="80" w:type="dxa"/>
+            </w:tcMar>
+          </w:tcPr>
+          <w:p>
+            <w:pPr>
+              <w:spacing w:before="0" w:after="0"/>
+              <w:jc w:val="center"/>
+            </w:pPr>
+            <w:r>
+              <w:rPr>
+                <w:sz w:val="16"/>
               </w:rPr>
               <w:t>github.com/NVIDIA-AI-IOT</w:t>
             </w:r>
@@ -1999,15 +3678,35 @@
         </w:tc>
       </w:tr>
       <w:tr>
+        <w:trPr>
+          <w:trHeight w:val="283" w:hRule="atLeast"/>
+        </w:trPr>
         <w:tc>
           <w:tcPr>
             <w:tcW w:type="dxa" w:w="4076"/>
-            <w:shd w:val="clear" w:color="auto" w:fill="F8F8F8"/>
-          </w:tcPr>
-          <w:p>
-            <w:r>
-              <w:rPr>
-                <w:sz w:val="17"/>
+            <w:shd w:val="clear" w:color="auto" w:fill="EAEAEA"/>
+            <w:tcBorders>
+              <w:top w:val="single" w:sz="12" w:color="FFFFFF"/>
+              <w:left w:val="single" w:sz="12" w:color="FFFFFF"/>
+              <w:bottom w:val="single" w:sz="12" w:color="FFFFFF"/>
+              <w:right w:val="single" w:sz="12" w:color="FFFFFF"/>
+            </w:tcBorders>
+            <w:vAlign w:val="center"/>
+            <w:tcMar>
+              <w:top w:w="40" w:type="dxa"/>
+              <w:left w:w="120" w:type="dxa"/>
+              <w:bottom w:w="40" w:type="dxa"/>
+              <w:right w:w="80" w:type="dxa"/>
+            </w:tcMar>
+          </w:tcPr>
+          <w:p>
+            <w:pPr>
+              <w:spacing w:before="0" w:after="0"/>
+              <w:jc w:val="center"/>
+            </w:pPr>
+            <w:r>
+              <w:rPr>
+                <w:sz w:val="16"/>
               </w:rPr>
               <w:t>L4T Documentation</w:t>
             </w:r>
@@ -2016,12 +3715,29 @@
         <w:tc>
           <w:tcPr>
             <w:tcW w:type="dxa" w:w="4076"/>
-            <w:shd w:val="clear" w:color="auto" w:fill="F8F8F8"/>
-          </w:tcPr>
-          <w:p>
-            <w:r>
-              <w:rPr>
-                <w:sz w:val="17"/>
+            <w:shd w:val="clear" w:color="auto" w:fill="EAEAEA"/>
+            <w:tcBorders>
+              <w:top w:val="single" w:sz="12" w:color="FFFFFF"/>
+              <w:left w:val="single" w:sz="12" w:color="FFFFFF"/>
+              <w:bottom w:val="single" w:sz="12" w:color="FFFFFF"/>
+              <w:right w:val="single" w:sz="12" w:color="FFFFFF"/>
+            </w:tcBorders>
+            <w:vAlign w:val="center"/>
+            <w:tcMar>
+              <w:top w:w="40" w:type="dxa"/>
+              <w:left w:w="120" w:type="dxa"/>
+              <w:bottom w:w="40" w:type="dxa"/>
+              <w:right w:w="80" w:type="dxa"/>
+            </w:tcMar>
+          </w:tcPr>
+          <w:p>
+            <w:pPr>
+              <w:spacing w:before="0" w:after="0"/>
+              <w:jc w:val="both"/>
+            </w:pPr>
+            <w:r>
+              <w:rPr>
+                <w:sz w:val="16"/>
               </w:rPr>
               <w:t>docs.nvidia.com/jetson/archives/r39.2</w:t>
             </w:r>
@@ -2039,10 +3755,11 @@
         <w:pStyle w:val="Endure-Subhead"/>
         <w:keepNext/>
         <w:spacing w:before="160" w:after="60"/>
+        <w:outlineLvl w:val="2"/>
       </w:pPr>
       <w:r>
         <w:rPr>
-          <w:sz w:val="18"/>
+          <w:sz w:val="22"/>
         </w:rPr>
         <w:t>Comunidad</w:t>
       </w:r>
@@ -2058,20 +3775,38 @@
         <w:gridCol w:w="4076"/>
       </w:tblGrid>
       <w:tr>
+        <w:trPr>
+          <w:trHeight w:val="453" w:hRule="atLeast"/>
+          <w:tblHeader/>
+        </w:trPr>
         <w:tc>
           <w:tcPr>
             <w:tcW w:type="dxa" w:w="4076"/>
             <w:shd w:val="clear" w:color="auto" w:fill="1A5A6A"/>
-          </w:tcPr>
-          <w:p>
-            <w:pPr>
+            <w:tcBorders>
+              <w:top w:val="single" w:sz="12" w:color="FFFFFF"/>
+              <w:left w:val="single" w:sz="12" w:color="FFFFFF"/>
+              <w:bottom w:val="single" w:sz="12" w:color="FFFFFF"/>
+              <w:right w:val="single" w:sz="12" w:color="FFFFFF"/>
+            </w:tcBorders>
+            <w:vAlign w:val="center"/>
+            <w:tcMar>
+              <w:top w:w="60" w:type="dxa"/>
+              <w:left w:w="120" w:type="dxa"/>
+              <w:bottom w:w="60" w:type="dxa"/>
+              <w:right w:w="80" w:type="dxa"/>
+            </w:tcMar>
+          </w:tcPr>
+          <w:p>
+            <w:pPr>
+              <w:spacing w:before="0" w:after="0"/>
               <w:jc w:val="center"/>
             </w:pPr>
             <w:r>
               <w:rPr>
                 <w:b/>
                 <w:color w:val="FFFFFF"/>
-                <w:sz w:val="17"/>
+                <w:sz w:val="16"/>
               </w:rPr>
               <w:t>Comunidad</w:t>
             </w:r>
@@ -2081,16 +3816,30 @@
           <w:tcPr>
             <w:tcW w:type="dxa" w:w="4076"/>
             <w:shd w:val="clear" w:color="auto" w:fill="1A5A6A"/>
-          </w:tcPr>
-          <w:p>
-            <w:pPr>
+            <w:tcBorders>
+              <w:top w:val="single" w:sz="12" w:color="FFFFFF"/>
+              <w:left w:val="single" w:sz="12" w:color="FFFFFF"/>
+              <w:bottom w:val="single" w:sz="12" w:color="FFFFFF"/>
+              <w:right w:val="single" w:sz="12" w:color="FFFFFF"/>
+            </w:tcBorders>
+            <w:vAlign w:val="center"/>
+            <w:tcMar>
+              <w:top w:w="60" w:type="dxa"/>
+              <w:left w:w="120" w:type="dxa"/>
+              <w:bottom w:w="60" w:type="dxa"/>
+              <w:right w:w="80" w:type="dxa"/>
+            </w:tcMar>
+          </w:tcPr>
+          <w:p>
+            <w:pPr>
+              <w:spacing w:before="0" w:after="0"/>
               <w:jc w:val="center"/>
             </w:pPr>
             <w:r>
               <w:rPr>
                 <w:b/>
                 <w:color w:val="FFFFFF"/>
-                <w:sz w:val="17"/>
+                <w:sz w:val="16"/>
               </w:rPr>
               <w:t>Dónde</w:t>
             </w:r>
@@ -2098,15 +3847,35 @@
         </w:tc>
       </w:tr>
       <w:tr>
+        <w:trPr>
+          <w:trHeight w:val="283" w:hRule="atLeast"/>
+        </w:trPr>
         <w:tc>
           <w:tcPr>
             <w:tcW w:type="dxa" w:w="4076"/>
-            <w:shd w:val="clear" w:color="auto" w:fill="F8F8F8"/>
-          </w:tcPr>
-          <w:p>
-            <w:r>
-              <w:rPr>
-                <w:sz w:val="17"/>
+            <w:shd w:val="clear" w:color="auto" w:fill="EAEAEA"/>
+            <w:tcBorders>
+              <w:top w:val="single" w:sz="12" w:color="FFFFFF"/>
+              <w:left w:val="single" w:sz="12" w:color="FFFFFF"/>
+              <w:bottom w:val="single" w:sz="12" w:color="FFFFFF"/>
+              <w:right w:val="single" w:sz="12" w:color="FFFFFF"/>
+            </w:tcBorders>
+            <w:vAlign w:val="center"/>
+            <w:tcMar>
+              <w:top w:w="40" w:type="dxa"/>
+              <w:left w:w="120" w:type="dxa"/>
+              <w:bottom w:w="40" w:type="dxa"/>
+              <w:right w:w="80" w:type="dxa"/>
+            </w:tcMar>
+          </w:tcPr>
+          <w:p>
+            <w:pPr>
+              <w:spacing w:before="0" w:after="0"/>
+              <w:jc w:val="center"/>
+            </w:pPr>
+            <w:r>
+              <w:rPr>
+                <w:sz w:val="16"/>
               </w:rPr>
               <w:t>NVIDIA Developer Forums — Jetson</w:t>
             </w:r>
@@ -2115,12 +3884,29 @@
         <w:tc>
           <w:tcPr>
             <w:tcW w:type="dxa" w:w="4076"/>
-            <w:shd w:val="clear" w:color="auto" w:fill="F8F8F8"/>
-          </w:tcPr>
-          <w:p>
-            <w:r>
-              <w:rPr>
-                <w:sz w:val="17"/>
+            <w:shd w:val="clear" w:color="auto" w:fill="EAEAEA"/>
+            <w:tcBorders>
+              <w:top w:val="single" w:sz="12" w:color="FFFFFF"/>
+              <w:left w:val="single" w:sz="12" w:color="FFFFFF"/>
+              <w:bottom w:val="single" w:sz="12" w:color="FFFFFF"/>
+              <w:right w:val="single" w:sz="12" w:color="FFFFFF"/>
+            </w:tcBorders>
+            <w:vAlign w:val="center"/>
+            <w:tcMar>
+              <w:top w:w="40" w:type="dxa"/>
+              <w:left w:w="120" w:type="dxa"/>
+              <w:bottom w:w="40" w:type="dxa"/>
+              <w:right w:w="80" w:type="dxa"/>
+            </w:tcMar>
+          </w:tcPr>
+          <w:p>
+            <w:pPr>
+              <w:spacing w:before="0" w:after="0"/>
+              <w:jc w:val="both"/>
+            </w:pPr>
+            <w:r>
+              <w:rPr>
+                <w:sz w:val="16"/>
               </w:rPr>
               <w:t>forums.developer.nvidia.com/c/agx-autonomous-machines/jetson-embedded-systems</w:t>
             </w:r>
@@ -2128,15 +3914,35 @@
         </w:tc>
       </w:tr>
       <w:tr>
+        <w:trPr>
+          <w:trHeight w:val="283" w:hRule="atLeast"/>
+        </w:trPr>
         <w:tc>
           <w:tcPr>
             <w:tcW w:type="dxa" w:w="4076"/>
-            <w:shd w:val="clear" w:color="auto" w:fill="FFFFFF"/>
-          </w:tcPr>
-          <w:p>
-            <w:r>
-              <w:rPr>
-                <w:sz w:val="17"/>
+            <w:shd w:val="clear" w:color="auto" w:fill="EAEAEA"/>
+            <w:tcBorders>
+              <w:top w:val="single" w:sz="12" w:color="FFFFFF"/>
+              <w:left w:val="single" w:sz="12" w:color="FFFFFF"/>
+              <w:bottom w:val="single" w:sz="12" w:color="FFFFFF"/>
+              <w:right w:val="single" w:sz="12" w:color="FFFFFF"/>
+            </w:tcBorders>
+            <w:vAlign w:val="center"/>
+            <w:tcMar>
+              <w:top w:w="40" w:type="dxa"/>
+              <w:left w:w="120" w:type="dxa"/>
+              <w:bottom w:w="40" w:type="dxa"/>
+              <w:right w:w="80" w:type="dxa"/>
+            </w:tcMar>
+          </w:tcPr>
+          <w:p>
+            <w:pPr>
+              <w:spacing w:before="0" w:after="0"/>
+              <w:jc w:val="center"/>
+            </w:pPr>
+            <w:r>
+              <w:rPr>
+                <w:sz w:val="16"/>
               </w:rPr>
               <w:t>Reddit r/NVIDIA</w:t>
             </w:r>
@@ -2145,12 +3951,29 @@
         <w:tc>
           <w:tcPr>
             <w:tcW w:type="dxa" w:w="4076"/>
-            <w:shd w:val="clear" w:color="auto" w:fill="FFFFFF"/>
-          </w:tcPr>
-          <w:p>
-            <w:r>
-              <w:rPr>
-                <w:sz w:val="17"/>
+            <w:shd w:val="clear" w:color="auto" w:fill="EAEAEA"/>
+            <w:tcBorders>
+              <w:top w:val="single" w:sz="12" w:color="FFFFFF"/>
+              <w:left w:val="single" w:sz="12" w:color="FFFFFF"/>
+              <w:bottom w:val="single" w:sz="12" w:color="FFFFFF"/>
+              <w:right w:val="single" w:sz="12" w:color="FFFFFF"/>
+            </w:tcBorders>
+            <w:vAlign w:val="center"/>
+            <w:tcMar>
+              <w:top w:w="40" w:type="dxa"/>
+              <w:left w:w="120" w:type="dxa"/>
+              <w:bottom w:w="40" w:type="dxa"/>
+              <w:right w:w="80" w:type="dxa"/>
+            </w:tcMar>
+          </w:tcPr>
+          <w:p>
+            <w:pPr>
+              <w:spacing w:before="0" w:after="0"/>
+              <w:jc w:val="center"/>
+            </w:pPr>
+            <w:r>
+              <w:rPr>
+                <w:sz w:val="16"/>
               </w:rPr>
               <w:t>reddit.com/r/NVIDIA</w:t>
             </w:r>
@@ -2158,15 +3981,35 @@
         </w:tc>
       </w:tr>
       <w:tr>
+        <w:trPr>
+          <w:trHeight w:val="283" w:hRule="atLeast"/>
+        </w:trPr>
         <w:tc>
           <w:tcPr>
             <w:tcW w:type="dxa" w:w="4076"/>
-            <w:shd w:val="clear" w:color="auto" w:fill="F8F8F8"/>
-          </w:tcPr>
-          <w:p>
-            <w:r>
-              <w:rPr>
-                <w:sz w:val="17"/>
+            <w:shd w:val="clear" w:color="auto" w:fill="EAEAEA"/>
+            <w:tcBorders>
+              <w:top w:val="single" w:sz="12" w:color="FFFFFF"/>
+              <w:left w:val="single" w:sz="12" w:color="FFFFFF"/>
+              <w:bottom w:val="single" w:sz="12" w:color="FFFFFF"/>
+              <w:right w:val="single" w:sz="12" w:color="FFFFFF"/>
+            </w:tcBorders>
+            <w:vAlign w:val="center"/>
+            <w:tcMar>
+              <w:top w:w="40" w:type="dxa"/>
+              <w:left w:w="120" w:type="dxa"/>
+              <w:bottom w:w="40" w:type="dxa"/>
+              <w:right w:w="80" w:type="dxa"/>
+            </w:tcMar>
+          </w:tcPr>
+          <w:p>
+            <w:pPr>
+              <w:spacing w:before="0" w:after="0"/>
+              <w:jc w:val="center"/>
+            </w:pPr>
+            <w:r>
+              <w:rPr>
+                <w:sz w:val="16"/>
               </w:rPr>
               <w:t>Hugging Face Forums</w:t>
             </w:r>
@@ -2175,12 +4018,29 @@
         <w:tc>
           <w:tcPr>
             <w:tcW w:type="dxa" w:w="4076"/>
-            <w:shd w:val="clear" w:color="auto" w:fill="F8F8F8"/>
-          </w:tcPr>
-          <w:p>
-            <w:r>
-              <w:rPr>
-                <w:sz w:val="17"/>
+            <w:shd w:val="clear" w:color="auto" w:fill="EAEAEA"/>
+            <w:tcBorders>
+              <w:top w:val="single" w:sz="12" w:color="FFFFFF"/>
+              <w:left w:val="single" w:sz="12" w:color="FFFFFF"/>
+              <w:bottom w:val="single" w:sz="12" w:color="FFFFFF"/>
+              <w:right w:val="single" w:sz="12" w:color="FFFFFF"/>
+            </w:tcBorders>
+            <w:vAlign w:val="center"/>
+            <w:tcMar>
+              <w:top w:w="40" w:type="dxa"/>
+              <w:left w:w="120" w:type="dxa"/>
+              <w:bottom w:w="40" w:type="dxa"/>
+              <w:right w:w="80" w:type="dxa"/>
+            </w:tcMar>
+          </w:tcPr>
+          <w:p>
+            <w:pPr>
+              <w:spacing w:before="0" w:after="0"/>
+              <w:jc w:val="center"/>
+            </w:pPr>
+            <w:r>
+              <w:rPr>
+                <w:sz w:val="16"/>
               </w:rPr>
               <w:t>discuss.huggingface.co</w:t>
             </w:r>
@@ -2188,15 +4048,35 @@
         </w:tc>
       </w:tr>
       <w:tr>
+        <w:trPr>
+          <w:trHeight w:val="283" w:hRule="atLeast"/>
+        </w:trPr>
         <w:tc>
           <w:tcPr>
             <w:tcW w:type="dxa" w:w="4076"/>
-            <w:shd w:val="clear" w:color="auto" w:fill="FFFFFF"/>
-          </w:tcPr>
-          <w:p>
-            <w:r>
-              <w:rPr>
-                <w:sz w:val="17"/>
+            <w:shd w:val="clear" w:color="auto" w:fill="EAEAEA"/>
+            <w:tcBorders>
+              <w:top w:val="single" w:sz="12" w:color="FFFFFF"/>
+              <w:left w:val="single" w:sz="12" w:color="FFFFFF"/>
+              <w:bottom w:val="single" w:sz="12" w:color="FFFFFF"/>
+              <w:right w:val="single" w:sz="12" w:color="FFFFFF"/>
+            </w:tcBorders>
+            <w:vAlign w:val="center"/>
+            <w:tcMar>
+              <w:top w:w="40" w:type="dxa"/>
+              <w:left w:w="120" w:type="dxa"/>
+              <w:bottom w:w="40" w:type="dxa"/>
+              <w:right w:w="80" w:type="dxa"/>
+            </w:tcMar>
+          </w:tcPr>
+          <w:p>
+            <w:pPr>
+              <w:spacing w:before="0" w:after="0"/>
+              <w:jc w:val="center"/>
+            </w:pPr>
+            <w:r>
+              <w:rPr>
+                <w:sz w:val="16"/>
               </w:rPr>
               <w:t>Discord jetson-containers</w:t>
             </w:r>
@@ -2205,12 +4085,29 @@
         <w:tc>
           <w:tcPr>
             <w:tcW w:type="dxa" w:w="4076"/>
-            <w:shd w:val="clear" w:color="auto" w:fill="FFFFFF"/>
-          </w:tcPr>
-          <w:p>
-            <w:r>
-              <w:rPr>
-                <w:sz w:val="17"/>
+            <w:shd w:val="clear" w:color="auto" w:fill="EAEAEA"/>
+            <w:tcBorders>
+              <w:top w:val="single" w:sz="12" w:color="FFFFFF"/>
+              <w:left w:val="single" w:sz="12" w:color="FFFFFF"/>
+              <w:bottom w:val="single" w:sz="12" w:color="FFFFFF"/>
+              <w:right w:val="single" w:sz="12" w:color="FFFFFF"/>
+            </w:tcBorders>
+            <w:vAlign w:val="center"/>
+            <w:tcMar>
+              <w:top w:w="40" w:type="dxa"/>
+              <w:left w:w="120" w:type="dxa"/>
+              <w:bottom w:w="40" w:type="dxa"/>
+              <w:right w:w="80" w:type="dxa"/>
+            </w:tcMar>
+          </w:tcPr>
+          <w:p>
+            <w:pPr>
+              <w:spacing w:before="0" w:after="0"/>
+              <w:jc w:val="both"/>
+            </w:pPr>
+            <w:r>
+              <w:rPr>
+                <w:sz w:val="16"/>
               </w:rPr>
               <w:t>Enlace en el README de dusty-nv/jetson-containers</w:t>
             </w:r>
@@ -2228,10 +4125,11 @@
         <w:pStyle w:val="Endure-Subhead"/>
         <w:keepNext/>
         <w:spacing w:before="160" w:after="60"/>
+        <w:outlineLvl w:val="2"/>
       </w:pPr>
       <w:r>
         <w:rPr>
-          <w:sz w:val="18"/>
+          <w:sz w:val="22"/>
         </w:rPr>
         <w:t>Proyectos de Código Abierto a Seguir</w:t>
       </w:r>
@@ -2247,20 +4145,38 @@
         <w:gridCol w:w="4076"/>
       </w:tblGrid>
       <w:tr>
+        <w:trPr>
+          <w:trHeight w:val="453" w:hRule="atLeast"/>
+          <w:tblHeader/>
+        </w:trPr>
         <w:tc>
           <w:tcPr>
             <w:tcW w:type="dxa" w:w="4076"/>
             <w:shd w:val="clear" w:color="auto" w:fill="1A5A6A"/>
-          </w:tcPr>
-          <w:p>
-            <w:pPr>
+            <w:tcBorders>
+              <w:top w:val="single" w:sz="12" w:color="FFFFFF"/>
+              <w:left w:val="single" w:sz="12" w:color="FFFFFF"/>
+              <w:bottom w:val="single" w:sz="12" w:color="FFFFFF"/>
+              <w:right w:val="single" w:sz="12" w:color="FFFFFF"/>
+            </w:tcBorders>
+            <w:vAlign w:val="center"/>
+            <w:tcMar>
+              <w:top w:w="60" w:type="dxa"/>
+              <w:left w:w="120" w:type="dxa"/>
+              <w:bottom w:w="60" w:type="dxa"/>
+              <w:right w:w="80" w:type="dxa"/>
+            </w:tcMar>
+          </w:tcPr>
+          <w:p>
+            <w:pPr>
+              <w:spacing w:before="0" w:after="0"/>
               <w:jc w:val="center"/>
             </w:pPr>
             <w:r>
               <w:rPr>
                 <w:b/>
                 <w:color w:val="FFFFFF"/>
-                <w:sz w:val="17"/>
+                <w:sz w:val="16"/>
               </w:rPr>
               <w:t>Proyecto</w:t>
             </w:r>
@@ -2270,16 +4186,30 @@
           <w:tcPr>
             <w:tcW w:type="dxa" w:w="4076"/>
             <w:shd w:val="clear" w:color="auto" w:fill="1A5A6A"/>
-          </w:tcPr>
-          <w:p>
-            <w:pPr>
+            <w:tcBorders>
+              <w:top w:val="single" w:sz="12" w:color="FFFFFF"/>
+              <w:left w:val="single" w:sz="12" w:color="FFFFFF"/>
+              <w:bottom w:val="single" w:sz="12" w:color="FFFFFF"/>
+              <w:right w:val="single" w:sz="12" w:color="FFFFFF"/>
+            </w:tcBorders>
+            <w:vAlign w:val="center"/>
+            <w:tcMar>
+              <w:top w:w="60" w:type="dxa"/>
+              <w:left w:w="120" w:type="dxa"/>
+              <w:bottom w:w="60" w:type="dxa"/>
+              <w:right w:w="80" w:type="dxa"/>
+            </w:tcMar>
+          </w:tcPr>
+          <w:p>
+            <w:pPr>
+              <w:spacing w:before="0" w:after="0"/>
               <w:jc w:val="center"/>
             </w:pPr>
             <w:r>
               <w:rPr>
                 <w:b/>
                 <w:color w:val="FFFFFF"/>
-                <w:sz w:val="17"/>
+                <w:sz w:val="16"/>
               </w:rPr>
               <w:t>Por qué</w:t>
             </w:r>
@@ -2287,15 +4217,35 @@
         </w:tc>
       </w:tr>
       <w:tr>
+        <w:trPr>
+          <w:trHeight w:val="283" w:hRule="atLeast"/>
+        </w:trPr>
         <w:tc>
           <w:tcPr>
             <w:tcW w:type="dxa" w:w="4076"/>
-            <w:shd w:val="clear" w:color="auto" w:fill="F8F8F8"/>
-          </w:tcPr>
-          <w:p>
-            <w:r>
-              <w:rPr>
-                <w:sz w:val="17"/>
+            <w:shd w:val="clear" w:color="auto" w:fill="EAEAEA"/>
+            <w:tcBorders>
+              <w:top w:val="single" w:sz="12" w:color="FFFFFF"/>
+              <w:left w:val="single" w:sz="12" w:color="FFFFFF"/>
+              <w:bottom w:val="single" w:sz="12" w:color="FFFFFF"/>
+              <w:right w:val="single" w:sz="12" w:color="FFFFFF"/>
+            </w:tcBorders>
+            <w:vAlign w:val="center"/>
+            <w:tcMar>
+              <w:top w:w="40" w:type="dxa"/>
+              <w:left w:w="120" w:type="dxa"/>
+              <w:bottom w:w="40" w:type="dxa"/>
+              <w:right w:w="80" w:type="dxa"/>
+            </w:tcMar>
+          </w:tcPr>
+          <w:p>
+            <w:pPr>
+              <w:spacing w:before="0" w:after="0"/>
+              <w:jc w:val="center"/>
+            </w:pPr>
+            <w:r>
+              <w:rPr>
+                <w:sz w:val="16"/>
               </w:rPr>
               <w:t>dusty-nv/jetson-containers</w:t>
             </w:r>
@@ -2304,12 +4254,29 @@
         <w:tc>
           <w:tcPr>
             <w:tcW w:type="dxa" w:w="4076"/>
-            <w:shd w:val="clear" w:color="auto" w:fill="F8F8F8"/>
-          </w:tcPr>
-          <w:p>
-            <w:r>
-              <w:rPr>
-                <w:sz w:val="17"/>
+            <w:shd w:val="clear" w:color="auto" w:fill="EAEAEA"/>
+            <w:tcBorders>
+              <w:top w:val="single" w:sz="12" w:color="FFFFFF"/>
+              <w:left w:val="single" w:sz="12" w:color="FFFFFF"/>
+              <w:bottom w:val="single" w:sz="12" w:color="FFFFFF"/>
+              <w:right w:val="single" w:sz="12" w:color="FFFFFF"/>
+            </w:tcBorders>
+            <w:vAlign w:val="center"/>
+            <w:tcMar>
+              <w:top w:w="40" w:type="dxa"/>
+              <w:left w:w="120" w:type="dxa"/>
+              <w:bottom w:w="40" w:type="dxa"/>
+              <w:right w:w="80" w:type="dxa"/>
+            </w:tcMar>
+          </w:tcPr>
+          <w:p>
+            <w:pPr>
+              <w:spacing w:before="0" w:after="0"/>
+              <w:jc w:val="both"/>
+            </w:pPr>
+            <w:r>
+              <w:rPr>
+                <w:sz w:val="16"/>
               </w:rPr>
               <w:t>Actualizaciones de contenedores para nuevos JetPack</w:t>
             </w:r>
@@ -2317,15 +4284,35 @@
         </w:tc>
       </w:tr>
       <w:tr>
+        <w:trPr>
+          <w:trHeight w:val="283" w:hRule="atLeast"/>
+        </w:trPr>
         <w:tc>
           <w:tcPr>
             <w:tcW w:type="dxa" w:w="4076"/>
-            <w:shd w:val="clear" w:color="auto" w:fill="FFFFFF"/>
-          </w:tcPr>
-          <w:p>
-            <w:r>
-              <w:rPr>
-                <w:sz w:val="17"/>
+            <w:shd w:val="clear" w:color="auto" w:fill="EAEAEA"/>
+            <w:tcBorders>
+              <w:top w:val="single" w:sz="12" w:color="FFFFFF"/>
+              <w:left w:val="single" w:sz="12" w:color="FFFFFF"/>
+              <w:bottom w:val="single" w:sz="12" w:color="FFFFFF"/>
+              <w:right w:val="single" w:sz="12" w:color="FFFFFF"/>
+            </w:tcBorders>
+            <w:vAlign w:val="center"/>
+            <w:tcMar>
+              <w:top w:w="40" w:type="dxa"/>
+              <w:left w:w="120" w:type="dxa"/>
+              <w:bottom w:w="40" w:type="dxa"/>
+              <w:right w:w="80" w:type="dxa"/>
+            </w:tcMar>
+          </w:tcPr>
+          <w:p>
+            <w:pPr>
+              <w:spacing w:before="0" w:after="0"/>
+              <w:jc w:val="center"/>
+            </w:pPr>
+            <w:r>
+              <w:rPr>
+                <w:sz w:val="16"/>
               </w:rPr>
               <w:t>open-webui/open-webui</w:t>
             </w:r>
@@ -2334,12 +4321,29 @@
         <w:tc>
           <w:tcPr>
             <w:tcW w:type="dxa" w:w="4076"/>
-            <w:shd w:val="clear" w:color="auto" w:fill="FFFFFF"/>
-          </w:tcPr>
-          <w:p>
-            <w:r>
-              <w:rPr>
-                <w:sz w:val="17"/>
+            <w:shd w:val="clear" w:color="auto" w:fill="EAEAEA"/>
+            <w:tcBorders>
+              <w:top w:val="single" w:sz="12" w:color="FFFFFF"/>
+              <w:left w:val="single" w:sz="12" w:color="FFFFFF"/>
+              <w:bottom w:val="single" w:sz="12" w:color="FFFFFF"/>
+              <w:right w:val="single" w:sz="12" w:color="FFFFFF"/>
+            </w:tcBorders>
+            <w:vAlign w:val="center"/>
+            <w:tcMar>
+              <w:top w:w="40" w:type="dxa"/>
+              <w:left w:w="120" w:type="dxa"/>
+              <w:bottom w:w="40" w:type="dxa"/>
+              <w:right w:w="80" w:type="dxa"/>
+            </w:tcMar>
+          </w:tcPr>
+          <w:p>
+            <w:pPr>
+              <w:spacing w:before="0" w:after="0"/>
+              <w:jc w:val="both"/>
+            </w:pPr>
+            <w:r>
+              <w:rPr>
+                <w:sz w:val="16"/>
               </w:rPr>
               <w:t>La interfaz web de LLMs más activa de la comunidad</w:t>
             </w:r>
@@ -2347,15 +4351,35 @@
         </w:tc>
       </w:tr>
       <w:tr>
+        <w:trPr>
+          <w:trHeight w:val="283" w:hRule="atLeast"/>
+        </w:trPr>
         <w:tc>
           <w:tcPr>
             <w:tcW w:type="dxa" w:w="4076"/>
-            <w:shd w:val="clear" w:color="auto" w:fill="F8F8F8"/>
-          </w:tcPr>
-          <w:p>
-            <w:r>
-              <w:rPr>
-                <w:sz w:val="17"/>
+            <w:shd w:val="clear" w:color="auto" w:fill="EAEAEA"/>
+            <w:tcBorders>
+              <w:top w:val="single" w:sz="12" w:color="FFFFFF"/>
+              <w:left w:val="single" w:sz="12" w:color="FFFFFF"/>
+              <w:bottom w:val="single" w:sz="12" w:color="FFFFFF"/>
+              <w:right w:val="single" w:sz="12" w:color="FFFFFF"/>
+            </w:tcBorders>
+            <w:vAlign w:val="center"/>
+            <w:tcMar>
+              <w:top w:w="40" w:type="dxa"/>
+              <w:left w:w="120" w:type="dxa"/>
+              <w:bottom w:w="40" w:type="dxa"/>
+              <w:right w:w="80" w:type="dxa"/>
+            </w:tcMar>
+          </w:tcPr>
+          <w:p>
+            <w:pPr>
+              <w:spacing w:before="0" w:after="0"/>
+              <w:jc w:val="center"/>
+            </w:pPr>
+            <w:r>
+              <w:rPr>
+                <w:sz w:val="16"/>
               </w:rPr>
               <w:t>vllm-project/vllm</w:t>
             </w:r>
@@ -2364,12 +4388,29 @@
         <w:tc>
           <w:tcPr>
             <w:tcW w:type="dxa" w:w="4076"/>
-            <w:shd w:val="clear" w:color="auto" w:fill="F8F8F8"/>
-          </w:tcPr>
-          <w:p>
-            <w:r>
-              <w:rPr>
-                <w:sz w:val="17"/>
+            <w:shd w:val="clear" w:color="auto" w:fill="EAEAEA"/>
+            <w:tcBorders>
+              <w:top w:val="single" w:sz="12" w:color="FFFFFF"/>
+              <w:left w:val="single" w:sz="12" w:color="FFFFFF"/>
+              <w:bottom w:val="single" w:sz="12" w:color="FFFFFF"/>
+              <w:right w:val="single" w:sz="12" w:color="FFFFFF"/>
+            </w:tcBorders>
+            <w:vAlign w:val="center"/>
+            <w:tcMar>
+              <w:top w:w="40" w:type="dxa"/>
+              <w:left w:w="120" w:type="dxa"/>
+              <w:bottom w:w="40" w:type="dxa"/>
+              <w:right w:w="80" w:type="dxa"/>
+            </w:tcMar>
+          </w:tcPr>
+          <w:p>
+            <w:pPr>
+              <w:spacing w:before="0" w:after="0"/>
+              <w:jc w:val="both"/>
+            </w:pPr>
+            <w:r>
+              <w:rPr>
+                <w:sz w:val="16"/>
               </w:rPr>
               <w:t>Motor de inferencia que mejora cada mes</w:t>
             </w:r>
@@ -2377,15 +4418,35 @@
         </w:tc>
       </w:tr>
       <w:tr>
+        <w:trPr>
+          <w:trHeight w:val="283" w:hRule="atLeast"/>
+        </w:trPr>
         <w:tc>
           <w:tcPr>
             <w:tcW w:type="dxa" w:w="4076"/>
-            <w:shd w:val="clear" w:color="auto" w:fill="FFFFFF"/>
-          </w:tcPr>
-          <w:p>
-            <w:r>
-              <w:rPr>
-                <w:sz w:val="17"/>
+            <w:shd w:val="clear" w:color="auto" w:fill="EAEAEA"/>
+            <w:tcBorders>
+              <w:top w:val="single" w:sz="12" w:color="FFFFFF"/>
+              <w:left w:val="single" w:sz="12" w:color="FFFFFF"/>
+              <w:bottom w:val="single" w:sz="12" w:color="FFFFFF"/>
+              <w:right w:val="single" w:sz="12" w:color="FFFFFF"/>
+            </w:tcBorders>
+            <w:vAlign w:val="center"/>
+            <w:tcMar>
+              <w:top w:w="40" w:type="dxa"/>
+              <w:left w:w="120" w:type="dxa"/>
+              <w:bottom w:w="40" w:type="dxa"/>
+              <w:right w:w="80" w:type="dxa"/>
+            </w:tcMar>
+          </w:tcPr>
+          <w:p>
+            <w:pPr>
+              <w:spacing w:before="0" w:after="0"/>
+              <w:jc w:val="center"/>
+            </w:pPr>
+            <w:r>
+              <w:rPr>
+                <w:sz w:val="16"/>
               </w:rPr>
               <w:t>ggerganov/llama.cpp</w:t>
             </w:r>
@@ -2394,12 +4455,29 @@
         <w:tc>
           <w:tcPr>
             <w:tcW w:type="dxa" w:w="4076"/>
-            <w:shd w:val="clear" w:color="auto" w:fill="FFFFFF"/>
-          </w:tcPr>
-          <w:p>
-            <w:r>
-              <w:rPr>
-                <w:sz w:val="17"/>
+            <w:shd w:val="clear" w:color="auto" w:fill="EAEAEA"/>
+            <w:tcBorders>
+              <w:top w:val="single" w:sz="12" w:color="FFFFFF"/>
+              <w:left w:val="single" w:sz="12" w:color="FFFFFF"/>
+              <w:bottom w:val="single" w:sz="12" w:color="FFFFFF"/>
+              <w:right w:val="single" w:sz="12" w:color="FFFFFF"/>
+            </w:tcBorders>
+            <w:vAlign w:val="center"/>
+            <w:tcMar>
+              <w:top w:w="40" w:type="dxa"/>
+              <w:left w:w="120" w:type="dxa"/>
+              <w:bottom w:w="40" w:type="dxa"/>
+              <w:right w:w="80" w:type="dxa"/>
+            </w:tcMar>
+          </w:tcPr>
+          <w:p>
+            <w:pPr>
+              <w:spacing w:before="0" w:after="0"/>
+              <w:jc w:val="center"/>
+            </w:pPr>
+            <w:r>
+              <w:rPr>
+                <w:sz w:val="16"/>
               </w:rPr>
               <w:t>El motor GGUF más portable y activo</w:t>
             </w:r>
@@ -2407,15 +4485,35 @@
         </w:tc>
       </w:tr>
       <w:tr>
+        <w:trPr>
+          <w:trHeight w:val="283" w:hRule="atLeast"/>
+        </w:trPr>
         <w:tc>
           <w:tcPr>
             <w:tcW w:type="dxa" w:w="4076"/>
-            <w:shd w:val="clear" w:color="auto" w:fill="F8F8F8"/>
-          </w:tcPr>
-          <w:p>
-            <w:r>
-              <w:rPr>
-                <w:sz w:val="17"/>
+            <w:shd w:val="clear" w:color="auto" w:fill="EAEAEA"/>
+            <w:tcBorders>
+              <w:top w:val="single" w:sz="12" w:color="FFFFFF"/>
+              <w:left w:val="single" w:sz="12" w:color="FFFFFF"/>
+              <w:bottom w:val="single" w:sz="12" w:color="FFFFFF"/>
+              <w:right w:val="single" w:sz="12" w:color="FFFFFF"/>
+            </w:tcBorders>
+            <w:vAlign w:val="center"/>
+            <w:tcMar>
+              <w:top w:w="40" w:type="dxa"/>
+              <w:left w:w="120" w:type="dxa"/>
+              <w:bottom w:w="40" w:type="dxa"/>
+              <w:right w:w="80" w:type="dxa"/>
+            </w:tcMar>
+          </w:tcPr>
+          <w:p>
+            <w:pPr>
+              <w:spacing w:before="0" w:after="0"/>
+              <w:jc w:val="center"/>
+            </w:pPr>
+            <w:r>
+              <w:rPr>
+                <w:sz w:val="16"/>
               </w:rPr>
               <w:t>Comfy-Org/ComfyUI</w:t>
             </w:r>
@@ -2424,12 +4522,29 @@
         <w:tc>
           <w:tcPr>
             <w:tcW w:type="dxa" w:w="4076"/>
-            <w:shd w:val="clear" w:color="auto" w:fill="F8F8F8"/>
-          </w:tcPr>
-          <w:p>
-            <w:r>
-              <w:rPr>
-                <w:sz w:val="17"/>
+            <w:shd w:val="clear" w:color="auto" w:fill="EAEAEA"/>
+            <w:tcBorders>
+              <w:top w:val="single" w:sz="12" w:color="FFFFFF"/>
+              <w:left w:val="single" w:sz="12" w:color="FFFFFF"/>
+              <w:bottom w:val="single" w:sz="12" w:color="FFFFFF"/>
+              <w:right w:val="single" w:sz="12" w:color="FFFFFF"/>
+            </w:tcBorders>
+            <w:vAlign w:val="center"/>
+            <w:tcMar>
+              <w:top w:w="40" w:type="dxa"/>
+              <w:left w:w="120" w:type="dxa"/>
+              <w:bottom w:w="40" w:type="dxa"/>
+              <w:right w:w="80" w:type="dxa"/>
+            </w:tcMar>
+          </w:tcPr>
+          <w:p>
+            <w:pPr>
+              <w:spacing w:before="0" w:after="0"/>
+              <w:jc w:val="both"/>
+            </w:pPr>
+            <w:r>
+              <w:rPr>
+                <w:sz w:val="16"/>
               </w:rPr>
               <w:t>Workflows de generación de imágenes</w:t>
             </w:r>
@@ -2437,15 +4552,35 @@
         </w:tc>
       </w:tr>
       <w:tr>
+        <w:trPr>
+          <w:trHeight w:val="283" w:hRule="atLeast"/>
+        </w:trPr>
         <w:tc>
           <w:tcPr>
             <w:tcW w:type="dxa" w:w="4076"/>
-            <w:shd w:val="clear" w:color="auto" w:fill="FFFFFF"/>
-          </w:tcPr>
-          <w:p>
-            <w:r>
-              <w:rPr>
-                <w:sz w:val="17"/>
+            <w:shd w:val="clear" w:color="auto" w:fill="EAEAEA"/>
+            <w:tcBorders>
+              <w:top w:val="single" w:sz="12" w:color="FFFFFF"/>
+              <w:left w:val="single" w:sz="12" w:color="FFFFFF"/>
+              <w:bottom w:val="single" w:sz="12" w:color="FFFFFF"/>
+              <w:right w:val="single" w:sz="12" w:color="FFFFFF"/>
+            </w:tcBorders>
+            <w:vAlign w:val="center"/>
+            <w:tcMar>
+              <w:top w:w="40" w:type="dxa"/>
+              <w:left w:w="120" w:type="dxa"/>
+              <w:bottom w:w="40" w:type="dxa"/>
+              <w:right w:w="80" w:type="dxa"/>
+            </w:tcMar>
+          </w:tcPr>
+          <w:p>
+            <w:pPr>
+              <w:spacing w:before="0" w:after="0"/>
+              <w:jc w:val="center"/>
+            </w:pPr>
+            <w:r>
+              <w:rPr>
+                <w:sz w:val="16"/>
               </w:rPr>
               <w:t>n8n-io/n8n</w:t>
             </w:r>
@@ -2454,12 +4589,29 @@
         <w:tc>
           <w:tcPr>
             <w:tcW w:type="dxa" w:w="4076"/>
-            <w:shd w:val="clear" w:color="auto" w:fill="FFFFFF"/>
-          </w:tcPr>
-          <w:p>
-            <w:r>
-              <w:rPr>
-                <w:sz w:val="17"/>
+            <w:shd w:val="clear" w:color="auto" w:fill="EAEAEA"/>
+            <w:tcBorders>
+              <w:top w:val="single" w:sz="12" w:color="FFFFFF"/>
+              <w:left w:val="single" w:sz="12" w:color="FFFFFF"/>
+              <w:bottom w:val="single" w:sz="12" w:color="FFFFFF"/>
+              <w:right w:val="single" w:sz="12" w:color="FFFFFF"/>
+            </w:tcBorders>
+            <w:vAlign w:val="center"/>
+            <w:tcMar>
+              <w:top w:w="40" w:type="dxa"/>
+              <w:left w:w="120" w:type="dxa"/>
+              <w:bottom w:w="40" w:type="dxa"/>
+              <w:right w:w="80" w:type="dxa"/>
+            </w:tcMar>
+          </w:tcPr>
+          <w:p>
+            <w:pPr>
+              <w:spacing w:before="0" w:after="0"/>
+              <w:jc w:val="center"/>
+            </w:pPr>
+            <w:r>
+              <w:rPr>
+                <w:sz w:val="16"/>
               </w:rPr>
               <w:t>Automatización de workflows</w:t>
             </w:r>
@@ -2477,26 +4629,36 @@
         <w:pStyle w:val="Endure-Subhead"/>
         <w:keepNext/>
         <w:spacing w:before="240" w:after="60"/>
+        <w:outlineLvl w:val="1"/>
       </w:pPr>
       <w:r>
+        <w:rPr>
+          <w:sz w:val="24"/>
+        </w:rPr>
         <w:t>Lo Que Puede Hacer Ahora</w:t>
       </w:r>
     </w:p>
     <w:p>
       <w:pPr>
         <w:pStyle w:val="Endure-FirstParagraphBodyText"/>
+        <w:spacing w:before="100" w:after="100"/>
       </w:pPr>
       <w:r>
+        <w:rPr>
+          <w:sz w:val="20"/>
+        </w:rPr>
         <w:t>Con el Jetson configurado según este libro, las posibilidades inmediatas son:</w:t>
       </w:r>
     </w:p>
     <w:p>
       <w:pPr>
         <w:pStyle w:val="Endure-ChapterBodyText"/>
+        <w:spacing w:before="100" w:after="100"/>
       </w:pPr>
       <w:r>
         <w:rPr>
           <w:b/>
+          <w:sz w:val="20"/>
         </w:rPr>
         <w:t>Para uso personal:</w:t>
       </w:r>
@@ -2504,64 +4666,76 @@
     <w:p>
       <w:pPr>
         <w:pStyle w:val="Endure-ChapterBodyText"/>
-        <w:spacing w:before="20" w:after="20"/>
+        <w:spacing w:before="40" w:after="40"/>
         <w:ind w:left="360" w:hanging="216"/>
       </w:pPr>
       <w:r>
         <w:rPr>
-          <w:sz w:val="18"/>
+          <w:sz w:val="20"/>
         </w:rPr>
         <w:t xml:space="preserve">• </w:t>
       </w:r>
       <w:r>
+        <w:rPr>
+          <w:sz w:val="20"/>
+        </w:rPr>
         <w:t>Asistente de voz offline que entiende español y responde en segundos</w:t>
       </w:r>
     </w:p>
     <w:p>
       <w:pPr>
         <w:pStyle w:val="Endure-ChapterBodyText"/>
-        <w:spacing w:before="20" w:after="20"/>
+        <w:spacing w:before="40" w:after="40"/>
         <w:ind w:left="360" w:hanging="216"/>
       </w:pPr>
       <w:r>
         <w:rPr>
-          <w:sz w:val="18"/>
+          <w:sz w:val="20"/>
         </w:rPr>
         <w:t xml:space="preserve">• </w:t>
       </w:r>
       <w:r>
+        <w:rPr>
+          <w:sz w:val="20"/>
+        </w:rPr>
         <w:t>Transcripción automática de reuniones con diarización de hablantes</w:t>
       </w:r>
     </w:p>
     <w:p>
       <w:pPr>
         <w:pStyle w:val="Endure-ChapterBodyText"/>
-        <w:spacing w:before="20" w:after="20"/>
+        <w:spacing w:before="40" w:after="40"/>
         <w:ind w:left="360" w:hanging="216"/>
       </w:pPr>
       <w:r>
         <w:rPr>
-          <w:sz w:val="18"/>
+          <w:sz w:val="20"/>
         </w:rPr>
         <w:t xml:space="preserve">• </w:t>
       </w:r>
       <w:r>
+        <w:rPr>
+          <w:sz w:val="20"/>
+        </w:rPr>
         <w:t>Generación de imágenes profesionales sin límites ni costos por imagen</w:t>
       </w:r>
     </w:p>
     <w:p>
       <w:pPr>
         <w:pStyle w:val="Endure-ChapterBodyText"/>
-        <w:spacing w:before="20" w:after="20"/>
+        <w:spacing w:before="40" w:after="40"/>
         <w:ind w:left="360" w:hanging="216"/>
       </w:pPr>
       <w:r>
         <w:rPr>
-          <w:sz w:val="18"/>
+          <w:sz w:val="20"/>
         </w:rPr>
         <w:t xml:space="preserve">• </w:t>
       </w:r>
       <w:r>
+        <w:rPr>
+          <w:sz w:val="20"/>
+        </w:rPr>
         <w:t>Análisis privado de documentos confidenciales con RAG</w:t>
       </w:r>
     </w:p>
@@ -2573,10 +4747,12 @@
     <w:p>
       <w:pPr>
         <w:pStyle w:val="Endure-ChapterBodyText"/>
+        <w:spacing w:before="100" w:after="100"/>
       </w:pPr>
       <w:r>
         <w:rPr>
           <w:b/>
+          <w:sz w:val="20"/>
         </w:rPr>
         <w:t>Para proyectos comerciales:</w:t>
       </w:r>
@@ -2584,64 +4760,76 @@
     <w:p>
       <w:pPr>
         <w:pStyle w:val="Endure-ChapterBodyText"/>
-        <w:spacing w:before="20" w:after="20"/>
+        <w:spacing w:before="40" w:after="40"/>
         <w:ind w:left="360" w:hanging="216"/>
       </w:pPr>
       <w:r>
         <w:rPr>
-          <w:sz w:val="18"/>
+          <w:sz w:val="20"/>
         </w:rPr>
         <w:t xml:space="preserve">• </w:t>
       </w:r>
       <w:r>
-        <w:t>API de IA compatible con OpenAI accesible desde Internet (Capítulo 30)</w:t>
+        <w:rPr>
+          <w:sz w:val="20"/>
+        </w:rPr>
+        <w:t>API de IA compatible con OpenAI accesible desde Internet (Capítulo 28)</w:t>
       </w:r>
     </w:p>
     <w:p>
       <w:pPr>
         <w:pStyle w:val="Endure-ChapterBodyText"/>
-        <w:spacing w:before="20" w:after="20"/>
+        <w:spacing w:before="40" w:after="40"/>
         <w:ind w:left="360" w:hanging="216"/>
       </w:pPr>
       <w:r>
         <w:rPr>
-          <w:sz w:val="18"/>
+          <w:sz w:val="20"/>
         </w:rPr>
         <w:t xml:space="preserve">• </w:t>
       </w:r>
       <w:r>
+        <w:rPr>
+          <w:sz w:val="20"/>
+        </w:rPr>
         <w:t>Bot de Telegram con IA disponible 24/7 (Capítulo 12)</w:t>
       </w:r>
     </w:p>
     <w:p>
       <w:pPr>
         <w:pStyle w:val="Endure-ChapterBodyText"/>
-        <w:spacing w:before="20" w:after="20"/>
+        <w:spacing w:before="40" w:after="40"/>
         <w:ind w:left="360" w:hanging="216"/>
       </w:pPr>
       <w:r>
         <w:rPr>
-          <w:sz w:val="18"/>
+          <w:sz w:val="20"/>
         </w:rPr>
         <w:t xml:space="preserve">• </w:t>
       </w:r>
       <w:r>
+        <w:rPr>
+          <w:sz w:val="20"/>
+        </w:rPr>
         <w:t>Sistema de automatización N8N que conecta cualquier servicio (Capítulo 16)</w:t>
       </w:r>
     </w:p>
     <w:p>
       <w:pPr>
         <w:pStyle w:val="Endure-ChapterBodyText"/>
-        <w:spacing w:before="20" w:after="20"/>
+        <w:spacing w:before="40" w:after="40"/>
         <w:ind w:left="360" w:hanging="216"/>
       </w:pPr>
       <w:r>
         <w:rPr>
-          <w:sz w:val="18"/>
+          <w:sz w:val="20"/>
         </w:rPr>
         <w:t xml:space="preserve">• </w:t>
       </w:r>
       <w:r>
+        <w:rPr>
+          <w:sz w:val="20"/>
+        </w:rPr>
         <w:t>Pipeline de contenido para redes sociales (Capítulo 22, 23, 32)</w:t>
       </w:r>
     </w:p>
@@ -2653,10 +4841,12 @@
     <w:p>
       <w:pPr>
         <w:pStyle w:val="Endure-ChapterBodyText"/>
+        <w:spacing w:before="100" w:after="100"/>
       </w:pPr>
       <w:r>
         <w:rPr>
           <w:b/>
+          <w:sz w:val="20"/>
         </w:rPr>
         <w:t>Para investigación:</w:t>
       </w:r>
@@ -2664,64 +4854,76 @@
     <w:p>
       <w:pPr>
         <w:pStyle w:val="Endure-ChapterBodyText"/>
-        <w:spacing w:before="20" w:after="20"/>
+        <w:spacing w:before="40" w:after="40"/>
         <w:ind w:left="360" w:hanging="216"/>
       </w:pPr>
       <w:r>
         <w:rPr>
-          <w:sz w:val="18"/>
+          <w:sz w:val="20"/>
         </w:rPr>
         <w:t xml:space="preserve">• </w:t>
       </w:r>
       <w:r>
+        <w:rPr>
+          <w:sz w:val="20"/>
+        </w:rPr>
         <w:t>Banco de pruebas de modelos LLM sin costo de inferencia en la nube</w:t>
       </w:r>
     </w:p>
     <w:p>
       <w:pPr>
         <w:pStyle w:val="Endure-ChapterBodyText"/>
-        <w:spacing w:before="20" w:after="20"/>
+        <w:spacing w:before="40" w:after="40"/>
         <w:ind w:left="360" w:hanging="216"/>
       </w:pPr>
       <w:r>
         <w:rPr>
-          <w:sz w:val="18"/>
+          <w:sz w:val="20"/>
         </w:rPr>
         <w:t xml:space="preserve">• </w:t>
       </w:r>
       <w:r>
+        <w:rPr>
+          <w:sz w:val="20"/>
+        </w:rPr>
         <w:t>Experimentación con AnimateDiff y generación de video</w:t>
       </w:r>
     </w:p>
     <w:p>
       <w:pPr>
         <w:pStyle w:val="Endure-ChapterBodyText"/>
-        <w:spacing w:before="20" w:after="20"/>
+        <w:spacing w:before="40" w:after="40"/>
         <w:ind w:left="360" w:hanging="216"/>
       </w:pPr>
       <w:r>
         <w:rPr>
-          <w:sz w:val="18"/>
+          <w:sz w:val="20"/>
         </w:rPr>
         <w:t xml:space="preserve">• </w:t>
       </w:r>
       <w:r>
+        <w:rPr>
+          <w:sz w:val="20"/>
+        </w:rPr>
         <w:t>Plataforma de fine-tuning con llama-factory</w:t>
       </w:r>
     </w:p>
     <w:p>
       <w:pPr>
         <w:pStyle w:val="Endure-ChapterBodyText"/>
-        <w:spacing w:before="20" w:after="20"/>
+        <w:spacing w:before="40" w:after="40"/>
         <w:ind w:left="360" w:hanging="216"/>
       </w:pPr>
       <w:r>
         <w:rPr>
-          <w:sz w:val="18"/>
+          <w:sz w:val="20"/>
         </w:rPr>
         <w:t xml:space="preserve">• </w:t>
       </w:r>
       <w:r>
+        <w:rPr>
+          <w:sz w:val="20"/>
+        </w:rPr>
         <w:t>Robótica con Isaac ROS + LLM local</w:t>
       </w:r>
     </w:p>
@@ -2735,32 +4937,48 @@
         <w:pStyle w:val="Endure-Subhead"/>
         <w:keepNext/>
         <w:spacing w:before="240" w:after="60"/>
+        <w:outlineLvl w:val="1"/>
       </w:pPr>
       <w:r>
+        <w:rPr>
+          <w:sz w:val="24"/>
+        </w:rPr>
         <w:t>Una Reflexión Final</w:t>
       </w:r>
     </w:p>
     <w:p>
       <w:pPr>
         <w:pStyle w:val="Endure-FirstParagraphBodyText"/>
+        <w:spacing w:before="100" w:after="100"/>
       </w:pPr>
       <w:r>
+        <w:rPr>
+          <w:sz w:val="20"/>
+        </w:rPr>
         <w:t>La inteligencia artificial generativa dejó de ser un servicio de nube al que se accede mediante APIs caras. Es un conjunto de herramientas que puede instalar, controlar y mantener usted mismo, en hardware que cabe en la palma de la mano, con un consumo de energía menor que un bombillo LED de alta potencia.</w:t>
       </w:r>
     </w:p>
     <w:p>
       <w:pPr>
         <w:pStyle w:val="Endure-ChapterBodyText"/>
+        <w:spacing w:before="100" w:after="100"/>
       </w:pPr>
       <w:r>
+        <w:rPr>
+          <w:sz w:val="20"/>
+        </w:rPr>
         <w:t>El Jetson AGX Orin 64 GB no es el dispositivo más potente del mercado. Es el dispositivo más completo para aprender, experimentar y desplegar IA en el borde con pleno control sobre sus datos, sus modelos y su infraestructura.</w:t>
       </w:r>
     </w:p>
     <w:p>
       <w:pPr>
         <w:pStyle w:val="Endure-ChapterBodyText"/>
+        <w:spacing w:before="100" w:after="100"/>
       </w:pPr>
       <w:r>
+        <w:rPr>
+          <w:sz w:val="20"/>
+        </w:rPr>
         <w:t>Espero que este libro haya sido una guía útil en ese camino.</w:t>
       </w:r>
     </w:p>
@@ -2777,7 +4995,7 @@
         <w:tc>
           <w:tcPr>
             <w:tcW w:type="dxa" w:w="8152"/>
-            <w:shd w:val="clear" w:color="auto" w:fill="F2F2F2"/>
+            <w:shd w:val="clear" w:color="auto" w:fill="EAEAEA"/>
             <w:tcBorders>
               <w:left w:val="thick" w:sz="24" w:color="1A5A6A"/>
             </w:tcBorders>
@@ -2798,6 +5016,7 @@
             <w:r>
               <w:rPr>
                 <w:rFonts w:ascii="Courier New" w:hAnsi="Courier New"/>
+                <w:i/>
                 <w:color w:val="555555"/>
                 <w:sz w:val="16"/>
               </w:rPr>
@@ -2814,6 +5033,7 @@
             <w:r>
               <w:rPr>
                 <w:rFonts w:ascii="Courier New" w:hAnsi="Courier New"/>
+                <w:i/>
                 <w:color w:val="555555"/>
                 <w:sz w:val="16"/>
               </w:rPr>
@@ -2845,6 +5065,7 @@
             <w:r>
               <w:rPr>
                 <w:rFonts w:ascii="Courier New" w:hAnsi="Courier New"/>
+                <w:i/>
                 <w:color w:val="555555"/>
                 <w:sz w:val="16"/>
               </w:rPr>
@@ -2864,26 +5085,36 @@
         <w:pStyle w:val="Endure-Subhead"/>
         <w:keepNext/>
         <w:spacing w:before="240" w:after="60"/>
+        <w:outlineLvl w:val="1"/>
       </w:pPr>
       <w:r>
+        <w:rPr>
+          <w:sz w:val="24"/>
+        </w:rPr>
         <w:t>Resumen Final del Libro</w:t>
       </w:r>
     </w:p>
     <w:p>
       <w:pPr>
         <w:pStyle w:val="Endure-FirstParagraphBodyText"/>
+        <w:spacing w:before="100" w:after="100"/>
       </w:pPr>
       <w:r>
+        <w:rPr>
+          <w:sz w:val="20"/>
+        </w:rPr>
         <w:t>Ha completado la construcción de un ecosistema de inteligencia artificial autónomo y completamente offline sobre el NVIDIA Jetson AGX Orin 64GB con JetPack 7.2.</w:t>
       </w:r>
     </w:p>
     <w:p>
       <w:pPr>
         <w:pStyle w:val="Endure-ChapterBodyText"/>
+        <w:spacing w:before="100" w:after="100"/>
       </w:pPr>
       <w:r>
         <w:rPr>
           <w:b/>
+          <w:sz w:val="20"/>
         </w:rPr>
         <w:t>Lo que construyó a lo largo de los capítulos:</w:t>
       </w:r>
@@ -2899,20 +5130,38 @@
         <w:gridCol w:w="4076"/>
       </w:tblGrid>
       <w:tr>
+        <w:trPr>
+          <w:trHeight w:val="453" w:hRule="atLeast"/>
+          <w:tblHeader/>
+        </w:trPr>
         <w:tc>
           <w:tcPr>
             <w:tcW w:type="dxa" w:w="4076"/>
             <w:shd w:val="clear" w:color="auto" w:fill="1A5A6A"/>
-          </w:tcPr>
-          <w:p>
-            <w:pPr>
+            <w:tcBorders>
+              <w:top w:val="single" w:sz="12" w:color="FFFFFF"/>
+              <w:left w:val="single" w:sz="12" w:color="FFFFFF"/>
+              <w:bottom w:val="single" w:sz="12" w:color="FFFFFF"/>
+              <w:right w:val="single" w:sz="12" w:color="FFFFFF"/>
+            </w:tcBorders>
+            <w:vAlign w:val="center"/>
+            <w:tcMar>
+              <w:top w:w="60" w:type="dxa"/>
+              <w:left w:w="120" w:type="dxa"/>
+              <w:bottom w:w="60" w:type="dxa"/>
+              <w:right w:w="80" w:type="dxa"/>
+            </w:tcMar>
+          </w:tcPr>
+          <w:p>
+            <w:pPr>
+              <w:spacing w:before="0" w:after="0"/>
               <w:jc w:val="center"/>
             </w:pPr>
             <w:r>
               <w:rPr>
                 <w:b/>
                 <w:color w:val="FFFFFF"/>
-                <w:sz w:val="17"/>
+                <w:sz w:val="16"/>
               </w:rPr>
               <w:t>Capa</w:t>
             </w:r>
@@ -2922,16 +5171,30 @@
           <w:tcPr>
             <w:tcW w:type="dxa" w:w="4076"/>
             <w:shd w:val="clear" w:color="auto" w:fill="1A5A6A"/>
-          </w:tcPr>
-          <w:p>
-            <w:pPr>
+            <w:tcBorders>
+              <w:top w:val="single" w:sz="12" w:color="FFFFFF"/>
+              <w:left w:val="single" w:sz="12" w:color="FFFFFF"/>
+              <w:bottom w:val="single" w:sz="12" w:color="FFFFFF"/>
+              <w:right w:val="single" w:sz="12" w:color="FFFFFF"/>
+            </w:tcBorders>
+            <w:vAlign w:val="center"/>
+            <w:tcMar>
+              <w:top w:w="60" w:type="dxa"/>
+              <w:left w:w="120" w:type="dxa"/>
+              <w:bottom w:w="60" w:type="dxa"/>
+              <w:right w:w="80" w:type="dxa"/>
+            </w:tcMar>
+          </w:tcPr>
+          <w:p>
+            <w:pPr>
+              <w:spacing w:before="0" w:after="0"/>
               <w:jc w:val="center"/>
             </w:pPr>
             <w:r>
               <w:rPr>
                 <w:b/>
                 <w:color w:val="FFFFFF"/>
-                <w:sz w:val="17"/>
+                <w:sz w:val="16"/>
               </w:rPr>
               <w:t>Componentes</w:t>
             </w:r>
@@ -2939,15 +5202,35 @@
         </w:tc>
       </w:tr>
       <w:tr>
+        <w:trPr>
+          <w:trHeight w:val="283" w:hRule="atLeast"/>
+        </w:trPr>
         <w:tc>
           <w:tcPr>
             <w:tcW w:type="dxa" w:w="4076"/>
-            <w:shd w:val="clear" w:color="auto" w:fill="F8F8F8"/>
-          </w:tcPr>
-          <w:p>
-            <w:r>
-              <w:rPr>
-                <w:sz w:val="17"/>
+            <w:shd w:val="clear" w:color="auto" w:fill="EAEAEA"/>
+            <w:tcBorders>
+              <w:top w:val="single" w:sz="12" w:color="FFFFFF"/>
+              <w:left w:val="single" w:sz="12" w:color="FFFFFF"/>
+              <w:bottom w:val="single" w:sz="12" w:color="FFFFFF"/>
+              <w:right w:val="single" w:sz="12" w:color="FFFFFF"/>
+            </w:tcBorders>
+            <w:vAlign w:val="center"/>
+            <w:tcMar>
+              <w:top w:w="40" w:type="dxa"/>
+              <w:left w:w="120" w:type="dxa"/>
+              <w:bottom w:w="40" w:type="dxa"/>
+              <w:right w:w="80" w:type="dxa"/>
+            </w:tcMar>
+          </w:tcPr>
+          <w:p>
+            <w:pPr>
+              <w:spacing w:before="0" w:after="0"/>
+              <w:jc w:val="center"/>
+            </w:pPr>
+            <w:r>
+              <w:rPr>
+                <w:sz w:val="16"/>
               </w:rPr>
               <w:t>Sistema</w:t>
             </w:r>
@@ -2956,12 +5239,29 @@
         <w:tc>
           <w:tcPr>
             <w:tcW w:type="dxa" w:w="4076"/>
-            <w:shd w:val="clear" w:color="auto" w:fill="F8F8F8"/>
-          </w:tcPr>
-          <w:p>
-            <w:r>
-              <w:rPr>
-                <w:sz w:val="17"/>
+            <w:shd w:val="clear" w:color="auto" w:fill="EAEAEA"/>
+            <w:tcBorders>
+              <w:top w:val="single" w:sz="12" w:color="FFFFFF"/>
+              <w:left w:val="single" w:sz="12" w:color="FFFFFF"/>
+              <w:bottom w:val="single" w:sz="12" w:color="FFFFFF"/>
+              <w:right w:val="single" w:sz="12" w:color="FFFFFF"/>
+            </w:tcBorders>
+            <w:vAlign w:val="center"/>
+            <w:tcMar>
+              <w:top w:w="40" w:type="dxa"/>
+              <w:left w:w="120" w:type="dxa"/>
+              <w:bottom w:w="40" w:type="dxa"/>
+              <w:right w:w="80" w:type="dxa"/>
+            </w:tcMar>
+          </w:tcPr>
+          <w:p>
+            <w:pPr>
+              <w:spacing w:before="0" w:after="0"/>
+              <w:jc w:val="both"/>
+            </w:pPr>
+            <w:r>
+              <w:rPr>
+                <w:sz w:val="16"/>
               </w:rPr>
               <w:t>Ubuntu 24.04, CUDA 13.2.1, modo 15W/30W/MAXN, arranque limpio</w:t>
             </w:r>
@@ -2969,15 +5269,35 @@
         </w:tc>
       </w:tr>
       <w:tr>
+        <w:trPr>
+          <w:trHeight w:val="283" w:hRule="atLeast"/>
+        </w:trPr>
         <w:tc>
           <w:tcPr>
             <w:tcW w:type="dxa" w:w="4076"/>
-            <w:shd w:val="clear" w:color="auto" w:fill="FFFFFF"/>
-          </w:tcPr>
-          <w:p>
-            <w:r>
-              <w:rPr>
-                <w:sz w:val="17"/>
+            <w:shd w:val="clear" w:color="auto" w:fill="EAEAEA"/>
+            <w:tcBorders>
+              <w:top w:val="single" w:sz="12" w:color="FFFFFF"/>
+              <w:left w:val="single" w:sz="12" w:color="FFFFFF"/>
+              <w:bottom w:val="single" w:sz="12" w:color="FFFFFF"/>
+              <w:right w:val="single" w:sz="12" w:color="FFFFFF"/>
+            </w:tcBorders>
+            <w:vAlign w:val="center"/>
+            <w:tcMar>
+              <w:top w:w="40" w:type="dxa"/>
+              <w:left w:w="120" w:type="dxa"/>
+              <w:bottom w:w="40" w:type="dxa"/>
+              <w:right w:w="80" w:type="dxa"/>
+            </w:tcMar>
+          </w:tcPr>
+          <w:p>
+            <w:pPr>
+              <w:spacing w:before="0" w:after="0"/>
+              <w:jc w:val="center"/>
+            </w:pPr>
+            <w:r>
+              <w:rPr>
+                <w:sz w:val="16"/>
               </w:rPr>
               <w:t>Inferencia</w:t>
             </w:r>
@@ -2986,12 +5306,29 @@
         <w:tc>
           <w:tcPr>
             <w:tcW w:type="dxa" w:w="4076"/>
-            <w:shd w:val="clear" w:color="auto" w:fill="FFFFFF"/>
-          </w:tcPr>
-          <w:p>
-            <w:r>
-              <w:rPr>
-                <w:sz w:val="17"/>
+            <w:shd w:val="clear" w:color="auto" w:fill="EAEAEA"/>
+            <w:tcBorders>
+              <w:top w:val="single" w:sz="12" w:color="FFFFFF"/>
+              <w:left w:val="single" w:sz="12" w:color="FFFFFF"/>
+              <w:bottom w:val="single" w:sz="12" w:color="FFFFFF"/>
+              <w:right w:val="single" w:sz="12" w:color="FFFFFF"/>
+            </w:tcBorders>
+            <w:vAlign w:val="center"/>
+            <w:tcMar>
+              <w:top w:w="40" w:type="dxa"/>
+              <w:left w:w="120" w:type="dxa"/>
+              <w:bottom w:w="40" w:type="dxa"/>
+              <w:right w:w="80" w:type="dxa"/>
+            </w:tcMar>
+          </w:tcPr>
+          <w:p>
+            <w:pPr>
+              <w:spacing w:before="0" w:after="0"/>
+              <w:jc w:val="both"/>
+            </w:pPr>
+            <w:r>
+              <w:rPr>
+                <w:sz w:val="16"/>
               </w:rPr>
               <w:t>vLLM (Qwen3.5-35B, Gemma4), llama.cpp, Ollama — todos via containers NVIDIA ARM64</w:t>
             </w:r>
@@ -2999,15 +5336,35 @@
         </w:tc>
       </w:tr>
       <w:tr>
+        <w:trPr>
+          <w:trHeight w:val="283" w:hRule="atLeast"/>
+        </w:trPr>
         <w:tc>
           <w:tcPr>
             <w:tcW w:type="dxa" w:w="4076"/>
-            <w:shd w:val="clear" w:color="auto" w:fill="F8F8F8"/>
-          </w:tcPr>
-          <w:p>
-            <w:r>
-              <w:rPr>
-                <w:sz w:val="17"/>
+            <w:shd w:val="clear" w:color="auto" w:fill="EAEAEA"/>
+            <w:tcBorders>
+              <w:top w:val="single" w:sz="12" w:color="FFFFFF"/>
+              <w:left w:val="single" w:sz="12" w:color="FFFFFF"/>
+              <w:bottom w:val="single" w:sz="12" w:color="FFFFFF"/>
+              <w:right w:val="single" w:sz="12" w:color="FFFFFF"/>
+            </w:tcBorders>
+            <w:vAlign w:val="center"/>
+            <w:tcMar>
+              <w:top w:w="40" w:type="dxa"/>
+              <w:left w:w="120" w:type="dxa"/>
+              <w:bottom w:w="40" w:type="dxa"/>
+              <w:right w:w="80" w:type="dxa"/>
+            </w:tcMar>
+          </w:tcPr>
+          <w:p>
+            <w:pPr>
+              <w:spacing w:before="0" w:after="0"/>
+              <w:jc w:val="center"/>
+            </w:pPr>
+            <w:r>
+              <w:rPr>
+                <w:sz w:val="16"/>
               </w:rPr>
               <w:t>Agentes</w:t>
             </w:r>
@@ -3016,12 +5373,29 @@
         <w:tc>
           <w:tcPr>
             <w:tcW w:type="dxa" w:w="4076"/>
-            <w:shd w:val="clear" w:color="auto" w:fill="F8F8F8"/>
-          </w:tcPr>
-          <w:p>
-            <w:r>
-              <w:rPr>
-                <w:sz w:val="17"/>
+            <w:shd w:val="clear" w:color="auto" w:fill="EAEAEA"/>
+            <w:tcBorders>
+              <w:top w:val="single" w:sz="12" w:color="FFFFFF"/>
+              <w:left w:val="single" w:sz="12" w:color="FFFFFF"/>
+              <w:bottom w:val="single" w:sz="12" w:color="FFFFFF"/>
+              <w:right w:val="single" w:sz="12" w:color="FFFFFF"/>
+            </w:tcBorders>
+            <w:vAlign w:val="center"/>
+            <w:tcMar>
+              <w:top w:w="40" w:type="dxa"/>
+              <w:left w:w="120" w:type="dxa"/>
+              <w:bottom w:w="40" w:type="dxa"/>
+              <w:right w:w="80" w:type="dxa"/>
+            </w:tcMar>
+          </w:tcPr>
+          <w:p>
+            <w:pPr>
+              <w:spacing w:before="0" w:after="0"/>
+              <w:jc w:val="both"/>
+            </w:pPr>
+            <w:r>
+              <w:rPr>
+                <w:sz w:val="16"/>
               </w:rPr>
               <w:t>OpenClaw + NemoClaw, tool calling, WhatsApp bridge</w:t>
             </w:r>
@@ -3029,15 +5403,35 @@
         </w:tc>
       </w:tr>
       <w:tr>
+        <w:trPr>
+          <w:trHeight w:val="283" w:hRule="atLeast"/>
+        </w:trPr>
         <w:tc>
           <w:tcPr>
             <w:tcW w:type="dxa" w:w="4076"/>
-            <w:shd w:val="clear" w:color="auto" w:fill="FFFFFF"/>
-          </w:tcPr>
-          <w:p>
-            <w:r>
-              <w:rPr>
-                <w:sz w:val="17"/>
+            <w:shd w:val="clear" w:color="auto" w:fill="EAEAEA"/>
+            <w:tcBorders>
+              <w:top w:val="single" w:sz="12" w:color="FFFFFF"/>
+              <w:left w:val="single" w:sz="12" w:color="FFFFFF"/>
+              <w:bottom w:val="single" w:sz="12" w:color="FFFFFF"/>
+              <w:right w:val="single" w:sz="12" w:color="FFFFFF"/>
+            </w:tcBorders>
+            <w:vAlign w:val="center"/>
+            <w:tcMar>
+              <w:top w:w="40" w:type="dxa"/>
+              <w:left w:w="120" w:type="dxa"/>
+              <w:bottom w:w="40" w:type="dxa"/>
+              <w:right w:w="80" w:type="dxa"/>
+            </w:tcMar>
+          </w:tcPr>
+          <w:p>
+            <w:pPr>
+              <w:spacing w:before="0" w:after="0"/>
+              <w:jc w:val="center"/>
+            </w:pPr>
+            <w:r>
+              <w:rPr>
+                <w:sz w:val="16"/>
               </w:rPr>
               <w:t>Interfaces</w:t>
             </w:r>
@@ -3046,12 +5440,29 @@
         <w:tc>
           <w:tcPr>
             <w:tcW w:type="dxa" w:w="4076"/>
-            <w:shd w:val="clear" w:color="auto" w:fill="FFFFFF"/>
-          </w:tcPr>
-          <w:p>
-            <w:r>
-              <w:rPr>
-                <w:sz w:val="17"/>
+            <w:shd w:val="clear" w:color="auto" w:fill="EAEAEA"/>
+            <w:tcBorders>
+              <w:top w:val="single" w:sz="12" w:color="FFFFFF"/>
+              <w:left w:val="single" w:sz="12" w:color="FFFFFF"/>
+              <w:bottom w:val="single" w:sz="12" w:color="FFFFFF"/>
+              <w:right w:val="single" w:sz="12" w:color="FFFFFF"/>
+            </w:tcBorders>
+            <w:vAlign w:val="center"/>
+            <w:tcMar>
+              <w:top w:w="40" w:type="dxa"/>
+              <w:left w:w="120" w:type="dxa"/>
+              <w:bottom w:w="40" w:type="dxa"/>
+              <w:right w:w="80" w:type="dxa"/>
+            </w:tcMar>
+          </w:tcPr>
+          <w:p>
+            <w:pPr>
+              <w:spacing w:before="0" w:after="0"/>
+              <w:jc w:val="both"/>
+            </w:pPr>
+            <w:r>
+              <w:rPr>
+                <w:sz w:val="16"/>
               </w:rPr>
               <w:t>Open WebUI, Flask frontend, REST APIs compatibles OpenAI</w:t>
             </w:r>
@@ -3059,15 +5470,35 @@
         </w:tc>
       </w:tr>
       <w:tr>
+        <w:trPr>
+          <w:trHeight w:val="283" w:hRule="atLeast"/>
+        </w:trPr>
         <w:tc>
           <w:tcPr>
             <w:tcW w:type="dxa" w:w="4076"/>
-            <w:shd w:val="clear" w:color="auto" w:fill="F8F8F8"/>
-          </w:tcPr>
-          <w:p>
-            <w:r>
-              <w:rPr>
-                <w:sz w:val="17"/>
+            <w:shd w:val="clear" w:color="auto" w:fill="EAEAEA"/>
+            <w:tcBorders>
+              <w:top w:val="single" w:sz="12" w:color="FFFFFF"/>
+              <w:left w:val="single" w:sz="12" w:color="FFFFFF"/>
+              <w:bottom w:val="single" w:sz="12" w:color="FFFFFF"/>
+              <w:right w:val="single" w:sz="12" w:color="FFFFFF"/>
+            </w:tcBorders>
+            <w:vAlign w:val="center"/>
+            <w:tcMar>
+              <w:top w:w="40" w:type="dxa"/>
+              <w:left w:w="120" w:type="dxa"/>
+              <w:bottom w:w="40" w:type="dxa"/>
+              <w:right w:w="80" w:type="dxa"/>
+            </w:tcMar>
+          </w:tcPr>
+          <w:p>
+            <w:pPr>
+              <w:spacing w:before="0" w:after="0"/>
+              <w:jc w:val="center"/>
+            </w:pPr>
+            <w:r>
+              <w:rPr>
+                <w:sz w:val="16"/>
               </w:rPr>
               <w:t>Automatización</w:t>
             </w:r>
@@ -3076,12 +5507,29 @@
         <w:tc>
           <w:tcPr>
             <w:tcW w:type="dxa" w:w="4076"/>
-            <w:shd w:val="clear" w:color="auto" w:fill="F8F8F8"/>
-          </w:tcPr>
-          <w:p>
-            <w:r>
-              <w:rPr>
-                <w:sz w:val="17"/>
+            <w:shd w:val="clear" w:color="auto" w:fill="EAEAEA"/>
+            <w:tcBorders>
+              <w:top w:val="single" w:sz="12" w:color="FFFFFF"/>
+              <w:left w:val="single" w:sz="12" w:color="FFFFFF"/>
+              <w:bottom w:val="single" w:sz="12" w:color="FFFFFF"/>
+              <w:right w:val="single" w:sz="12" w:color="FFFFFF"/>
+            </w:tcBorders>
+            <w:vAlign w:val="center"/>
+            <w:tcMar>
+              <w:top w:w="40" w:type="dxa"/>
+              <w:left w:w="120" w:type="dxa"/>
+              <w:bottom w:w="40" w:type="dxa"/>
+              <w:right w:w="80" w:type="dxa"/>
+            </w:tcMar>
+          </w:tcPr>
+          <w:p>
+            <w:pPr>
+              <w:spacing w:before="0" w:after="0"/>
+              <w:jc w:val="both"/>
+            </w:pPr>
+            <w:r>
+              <w:rPr>
+                <w:sz w:val="16"/>
               </w:rPr>
               <w:t>N8N + PostgreSQL, webhooks, email, redes sociales</w:t>
             </w:r>
@@ -3089,15 +5537,35 @@
         </w:tc>
       </w:tr>
       <w:tr>
+        <w:trPr>
+          <w:trHeight w:val="283" w:hRule="atLeast"/>
+        </w:trPr>
         <w:tc>
           <w:tcPr>
             <w:tcW w:type="dxa" w:w="4076"/>
-            <w:shd w:val="clear" w:color="auto" w:fill="FFFFFF"/>
-          </w:tcPr>
-          <w:p>
-            <w:r>
-              <w:rPr>
-                <w:sz w:val="17"/>
+            <w:shd w:val="clear" w:color="auto" w:fill="EAEAEA"/>
+            <w:tcBorders>
+              <w:top w:val="single" w:sz="12" w:color="FFFFFF"/>
+              <w:left w:val="single" w:sz="12" w:color="FFFFFF"/>
+              <w:bottom w:val="single" w:sz="12" w:color="FFFFFF"/>
+              <w:right w:val="single" w:sz="12" w:color="FFFFFF"/>
+            </w:tcBorders>
+            <w:vAlign w:val="center"/>
+            <w:tcMar>
+              <w:top w:w="40" w:type="dxa"/>
+              <w:left w:w="120" w:type="dxa"/>
+              <w:bottom w:w="40" w:type="dxa"/>
+              <w:right w:w="80" w:type="dxa"/>
+            </w:tcMar>
+          </w:tcPr>
+          <w:p>
+            <w:pPr>
+              <w:spacing w:before="0" w:after="0"/>
+              <w:jc w:val="center"/>
+            </w:pPr>
+            <w:r>
+              <w:rPr>
+                <w:sz w:val="16"/>
               </w:rPr>
               <w:t>Visión</w:t>
             </w:r>
@@ -3106,12 +5574,29 @@
         <w:tc>
           <w:tcPr>
             <w:tcW w:type="dxa" w:w="4076"/>
-            <w:shd w:val="clear" w:color="auto" w:fill="FFFFFF"/>
-          </w:tcPr>
-          <w:p>
-            <w:r>
-              <w:rPr>
-                <w:sz w:val="17"/>
+            <w:shd w:val="clear" w:color="auto" w:fill="EAEAEA"/>
+            <w:tcBorders>
+              <w:top w:val="single" w:sz="12" w:color="FFFFFF"/>
+              <w:left w:val="single" w:sz="12" w:color="FFFFFF"/>
+              <w:bottom w:val="single" w:sz="12" w:color="FFFFFF"/>
+              <w:right w:val="single" w:sz="12" w:color="FFFFFF"/>
+            </w:tcBorders>
+            <w:vAlign w:val="center"/>
+            <w:tcMar>
+              <w:top w:w="40" w:type="dxa"/>
+              <w:left w:w="120" w:type="dxa"/>
+              <w:bottom w:w="40" w:type="dxa"/>
+              <w:right w:w="80" w:type="dxa"/>
+            </w:tcMar>
+          </w:tcPr>
+          <w:p>
+            <w:pPr>
+              <w:spacing w:before="0" w:after="0"/>
+              <w:jc w:val="both"/>
+            </w:pPr>
+            <w:r>
+              <w:rPr>
+                <w:sz w:val="16"/>
               </w:rPr>
               <w:t>Tesseract OCR, EasyOCR, Gemma4-E4B captioning, nanoowl detección</w:t>
             </w:r>
@@ -3119,15 +5604,35 @@
         </w:tc>
       </w:tr>
       <w:tr>
+        <w:trPr>
+          <w:trHeight w:val="283" w:hRule="atLeast"/>
+        </w:trPr>
         <w:tc>
           <w:tcPr>
             <w:tcW w:type="dxa" w:w="4076"/>
-            <w:shd w:val="clear" w:color="auto" w:fill="F8F8F8"/>
-          </w:tcPr>
-          <w:p>
-            <w:r>
-              <w:rPr>
-                <w:sz w:val="17"/>
+            <w:shd w:val="clear" w:color="auto" w:fill="EAEAEA"/>
+            <w:tcBorders>
+              <w:top w:val="single" w:sz="12" w:color="FFFFFF"/>
+              <w:left w:val="single" w:sz="12" w:color="FFFFFF"/>
+              <w:bottom w:val="single" w:sz="12" w:color="FFFFFF"/>
+              <w:right w:val="single" w:sz="12" w:color="FFFFFF"/>
+            </w:tcBorders>
+            <w:vAlign w:val="center"/>
+            <w:tcMar>
+              <w:top w:w="40" w:type="dxa"/>
+              <w:left w:w="120" w:type="dxa"/>
+              <w:bottom w:w="40" w:type="dxa"/>
+              <w:right w:w="80" w:type="dxa"/>
+            </w:tcMar>
+          </w:tcPr>
+          <w:p>
+            <w:pPr>
+              <w:spacing w:before="0" w:after="0"/>
+              <w:jc w:val="center"/>
+            </w:pPr>
+            <w:r>
+              <w:rPr>
+                <w:sz w:val="16"/>
               </w:rPr>
               <w:t>Voz</w:t>
             </w:r>
@@ -3136,12 +5641,29 @@
         <w:tc>
           <w:tcPr>
             <w:tcW w:type="dxa" w:w="4076"/>
-            <w:shd w:val="clear" w:color="auto" w:fill="F8F8F8"/>
-          </w:tcPr>
-          <w:p>
-            <w:r>
-              <w:rPr>
-                <w:sz w:val="17"/>
+            <w:shd w:val="clear" w:color="auto" w:fill="EAEAEA"/>
+            <w:tcBorders>
+              <w:top w:val="single" w:sz="12" w:color="FFFFFF"/>
+              <w:left w:val="single" w:sz="12" w:color="FFFFFF"/>
+              <w:bottom w:val="single" w:sz="12" w:color="FFFFFF"/>
+              <w:right w:val="single" w:sz="12" w:color="FFFFFF"/>
+            </w:tcBorders>
+            <w:vAlign w:val="center"/>
+            <w:tcMar>
+              <w:top w:w="40" w:type="dxa"/>
+              <w:left w:w="120" w:type="dxa"/>
+              <w:bottom w:w="40" w:type="dxa"/>
+              <w:right w:w="80" w:type="dxa"/>
+            </w:tcMar>
+          </w:tcPr>
+          <w:p>
+            <w:pPr>
+              <w:spacing w:before="0" w:after="0"/>
+              <w:jc w:val="both"/>
+            </w:pPr>
+            <w:r>
+              <w:rPr>
+                <w:sz w:val="16"/>
               </w:rPr>
               <w:t>faster-whisper STT, kokoro-tts, piper-tts, pipeline offline &lt;3s</w:t>
             </w:r>
@@ -3149,15 +5671,35 @@
         </w:tc>
       </w:tr>
       <w:tr>
+        <w:trPr>
+          <w:trHeight w:val="283" w:hRule="atLeast"/>
+        </w:trPr>
         <w:tc>
           <w:tcPr>
             <w:tcW w:type="dxa" w:w="4076"/>
-            <w:shd w:val="clear" w:color="auto" w:fill="FFFFFF"/>
-          </w:tcPr>
-          <w:p>
-            <w:r>
-              <w:rPr>
-                <w:sz w:val="17"/>
+            <w:shd w:val="clear" w:color="auto" w:fill="EAEAEA"/>
+            <w:tcBorders>
+              <w:top w:val="single" w:sz="12" w:color="FFFFFF"/>
+              <w:left w:val="single" w:sz="12" w:color="FFFFFF"/>
+              <w:bottom w:val="single" w:sz="12" w:color="FFFFFF"/>
+              <w:right w:val="single" w:sz="12" w:color="FFFFFF"/>
+            </w:tcBorders>
+            <w:vAlign w:val="center"/>
+            <w:tcMar>
+              <w:top w:w="40" w:type="dxa"/>
+              <w:left w:w="120" w:type="dxa"/>
+              <w:bottom w:w="40" w:type="dxa"/>
+              <w:right w:w="80" w:type="dxa"/>
+            </w:tcMar>
+          </w:tcPr>
+          <w:p>
+            <w:pPr>
+              <w:spacing w:before="0" w:after="0"/>
+              <w:jc w:val="center"/>
+            </w:pPr>
+            <w:r>
+              <w:rPr>
+                <w:sz w:val="16"/>
               </w:rPr>
               <w:t>Infraestructura</w:t>
             </w:r>
@@ -3166,12 +5708,29 @@
         <w:tc>
           <w:tcPr>
             <w:tcW w:type="dxa" w:w="4076"/>
-            <w:shd w:val="clear" w:color="auto" w:fill="FFFFFF"/>
-          </w:tcPr>
-          <w:p>
-            <w:r>
-              <w:rPr>
-                <w:sz w:val="17"/>
+            <w:shd w:val="clear" w:color="auto" w:fill="EAEAEA"/>
+            <w:tcBorders>
+              <w:top w:val="single" w:sz="12" w:color="FFFFFF"/>
+              <w:left w:val="single" w:sz="12" w:color="FFFFFF"/>
+              <w:bottom w:val="single" w:sz="12" w:color="FFFFFF"/>
+              <w:right w:val="single" w:sz="12" w:color="FFFFFF"/>
+            </w:tcBorders>
+            <w:vAlign w:val="center"/>
+            <w:tcMar>
+              <w:top w:w="40" w:type="dxa"/>
+              <w:left w:w="120" w:type="dxa"/>
+              <w:bottom w:w="40" w:type="dxa"/>
+              <w:right w:w="80" w:type="dxa"/>
+            </w:tcMar>
+          </w:tcPr>
+          <w:p>
+            <w:pPr>
+              <w:spacing w:before="0" w:after="0"/>
+              <w:jc w:val="both"/>
+            </w:pPr>
+            <w:r>
+              <w:rPr>
+                <w:sz w:val="16"/>
               </w:rPr>
               <w:t>Nginx reverse proxy, JWT auth, Cloudflare Tunnel, Uptime Kuma</w:t>
             </w:r>
@@ -3179,15 +5738,35 @@
         </w:tc>
       </w:tr>
       <w:tr>
+        <w:trPr>
+          <w:trHeight w:val="283" w:hRule="atLeast"/>
+        </w:trPr>
         <w:tc>
           <w:tcPr>
             <w:tcW w:type="dxa" w:w="4076"/>
-            <w:shd w:val="clear" w:color="auto" w:fill="F8F8F8"/>
-          </w:tcPr>
-          <w:p>
-            <w:r>
-              <w:rPr>
-                <w:sz w:val="17"/>
+            <w:shd w:val="clear" w:color="auto" w:fill="EAEAEA"/>
+            <w:tcBorders>
+              <w:top w:val="single" w:sz="12" w:color="FFFFFF"/>
+              <w:left w:val="single" w:sz="12" w:color="FFFFFF"/>
+              <w:bottom w:val="single" w:sz="12" w:color="FFFFFF"/>
+              <w:right w:val="single" w:sz="12" w:color="FFFFFF"/>
+            </w:tcBorders>
+            <w:vAlign w:val="center"/>
+            <w:tcMar>
+              <w:top w:w="40" w:type="dxa"/>
+              <w:left w:w="120" w:type="dxa"/>
+              <w:bottom w:w="40" w:type="dxa"/>
+              <w:right w:w="80" w:type="dxa"/>
+            </w:tcMar>
+          </w:tcPr>
+          <w:p>
+            <w:pPr>
+              <w:spacing w:before="0" w:after="0"/>
+              <w:jc w:val="center"/>
+            </w:pPr>
+            <w:r>
+              <w:rPr>
+                <w:sz w:val="16"/>
               </w:rPr>
               <w:t>Capstone 01</w:t>
             </w:r>
@@ -3196,12 +5775,29 @@
         <w:tc>
           <w:tcPr>
             <w:tcW w:type="dxa" w:w="4076"/>
-            <w:shd w:val="clear" w:color="auto" w:fill="F8F8F8"/>
-          </w:tcPr>
-          <w:p>
-            <w:r>
-              <w:rPr>
-                <w:sz w:val="17"/>
+            <w:shd w:val="clear" w:color="auto" w:fill="EAEAEA"/>
+            <w:tcBorders>
+              <w:top w:val="single" w:sz="12" w:color="FFFFFF"/>
+              <w:left w:val="single" w:sz="12" w:color="FFFFFF"/>
+              <w:bottom w:val="single" w:sz="12" w:color="FFFFFF"/>
+              <w:right w:val="single" w:sz="12" w:color="FFFFFF"/>
+            </w:tcBorders>
+            <w:vAlign w:val="center"/>
+            <w:tcMar>
+              <w:top w:w="40" w:type="dxa"/>
+              <w:left w:w="120" w:type="dxa"/>
+              <w:bottom w:w="40" w:type="dxa"/>
+              <w:right w:w="80" w:type="dxa"/>
+            </w:tcMar>
+          </w:tcPr>
+          <w:p>
+            <w:pPr>
+              <w:spacing w:before="0" w:after="0"/>
+              <w:jc w:val="both"/>
+            </w:pPr>
+            <w:r>
+              <w:rPr>
+                <w:sz w:val="16"/>
               </w:rPr>
               <w:t>Agencia IA completa: Flask + OpenClaw + N8N + vLLM</w:t>
             </w:r>
@@ -3209,15 +5805,35 @@
         </w:tc>
       </w:tr>
       <w:tr>
+        <w:trPr>
+          <w:trHeight w:val="283" w:hRule="atLeast"/>
+        </w:trPr>
         <w:tc>
           <w:tcPr>
             <w:tcW w:type="dxa" w:w="4076"/>
-            <w:shd w:val="clear" w:color="auto" w:fill="FFFFFF"/>
-          </w:tcPr>
-          <w:p>
-            <w:r>
-              <w:rPr>
-                <w:sz w:val="17"/>
+            <w:shd w:val="clear" w:color="auto" w:fill="EAEAEA"/>
+            <w:tcBorders>
+              <w:top w:val="single" w:sz="12" w:color="FFFFFF"/>
+              <w:left w:val="single" w:sz="12" w:color="FFFFFF"/>
+              <w:bottom w:val="single" w:sz="12" w:color="FFFFFF"/>
+              <w:right w:val="single" w:sz="12" w:color="FFFFFF"/>
+            </w:tcBorders>
+            <w:vAlign w:val="center"/>
+            <w:tcMar>
+              <w:top w:w="40" w:type="dxa"/>
+              <w:left w:w="120" w:type="dxa"/>
+              <w:bottom w:w="40" w:type="dxa"/>
+              <w:right w:w="80" w:type="dxa"/>
+            </w:tcMar>
+          </w:tcPr>
+          <w:p>
+            <w:pPr>
+              <w:spacing w:before="0" w:after="0"/>
+              <w:jc w:val="center"/>
+            </w:pPr>
+            <w:r>
+              <w:rPr>
+                <w:sz w:val="16"/>
               </w:rPr>
               <w:t>Capstone 02</w:t>
             </w:r>
@@ -3226,12 +5842,29 @@
         <w:tc>
           <w:tcPr>
             <w:tcW w:type="dxa" w:w="4076"/>
-            <w:shd w:val="clear" w:color="auto" w:fill="FFFFFF"/>
-          </w:tcPr>
-          <w:p>
-            <w:r>
-              <w:rPr>
-                <w:sz w:val="17"/>
+            <w:shd w:val="clear" w:color="auto" w:fill="EAEAEA"/>
+            <w:tcBorders>
+              <w:top w:val="single" w:sz="12" w:color="FFFFFF"/>
+              <w:left w:val="single" w:sz="12" w:color="FFFFFF"/>
+              <w:bottom w:val="single" w:sz="12" w:color="FFFFFF"/>
+              <w:right w:val="single" w:sz="12" w:color="FFFFFF"/>
+            </w:tcBorders>
+            <w:vAlign w:val="center"/>
+            <w:tcMar>
+              <w:top w:w="40" w:type="dxa"/>
+              <w:left w:w="120" w:type="dxa"/>
+              <w:bottom w:w="40" w:type="dxa"/>
+              <w:right w:w="80" w:type="dxa"/>
+            </w:tcMar>
+          </w:tcPr>
+          <w:p>
+            <w:pPr>
+              <w:spacing w:before="0" w:after="0"/>
+              <w:jc w:val="both"/>
+            </w:pPr>
+            <w:r>
+              <w:rPr>
+                <w:sz w:val="16"/>
               </w:rPr>
               <w:t>Canal de contenido en video automatizado: 7 agentes + SD WebUI + YouTube/TikTok</w:t>
             </w:r>
@@ -3247,10 +5880,12 @@
     <w:p>
       <w:pPr>
         <w:pStyle w:val="Endure-ChapterBodyText"/>
+        <w:spacing w:before="100" w:after="100"/>
       </w:pPr>
       <w:r>
         <w:rPr>
           <w:b/>
+          <w:sz w:val="20"/>
         </w:rPr>
         <w:t>Presupuesto de energía real:</w:t>
       </w:r>
@@ -3267,20 +5902,38 @@
         <w:gridCol w:w="2717"/>
       </w:tblGrid>
       <w:tr>
+        <w:trPr>
+          <w:trHeight w:val="453" w:hRule="atLeast"/>
+          <w:tblHeader/>
+        </w:trPr>
         <w:tc>
           <w:tcPr>
             <w:tcW w:type="dxa" w:w="2717"/>
             <w:shd w:val="clear" w:color="auto" w:fill="1A5A6A"/>
-          </w:tcPr>
-          <w:p>
-            <w:pPr>
+            <w:tcBorders>
+              <w:top w:val="single" w:sz="12" w:color="FFFFFF"/>
+              <w:left w:val="single" w:sz="12" w:color="FFFFFF"/>
+              <w:bottom w:val="single" w:sz="12" w:color="FFFFFF"/>
+              <w:right w:val="single" w:sz="12" w:color="FFFFFF"/>
+            </w:tcBorders>
+            <w:vAlign w:val="center"/>
+            <w:tcMar>
+              <w:top w:w="60" w:type="dxa"/>
+              <w:left w:w="120" w:type="dxa"/>
+              <w:bottom w:w="60" w:type="dxa"/>
+              <w:right w:w="80" w:type="dxa"/>
+            </w:tcMar>
+          </w:tcPr>
+          <w:p>
+            <w:pPr>
+              <w:spacing w:before="0" w:after="0"/>
               <w:jc w:val="center"/>
             </w:pPr>
             <w:r>
               <w:rPr>
                 <w:b/>
                 <w:color w:val="FFFFFF"/>
-                <w:sz w:val="17"/>
+                <w:sz w:val="16"/>
               </w:rPr>
               <w:t>Modo de operación</w:t>
             </w:r>
@@ -3290,16 +5943,30 @@
           <w:tcPr>
             <w:tcW w:type="dxa" w:w="2717"/>
             <w:shd w:val="clear" w:color="auto" w:fill="1A5A6A"/>
-          </w:tcPr>
-          <w:p>
-            <w:pPr>
+            <w:tcBorders>
+              <w:top w:val="single" w:sz="12" w:color="FFFFFF"/>
+              <w:left w:val="single" w:sz="12" w:color="FFFFFF"/>
+              <w:bottom w:val="single" w:sz="12" w:color="FFFFFF"/>
+              <w:right w:val="single" w:sz="12" w:color="FFFFFF"/>
+            </w:tcBorders>
+            <w:vAlign w:val="center"/>
+            <w:tcMar>
+              <w:top w:w="60" w:type="dxa"/>
+              <w:left w:w="120" w:type="dxa"/>
+              <w:bottom w:w="60" w:type="dxa"/>
+              <w:right w:w="80" w:type="dxa"/>
+            </w:tcMar>
+          </w:tcPr>
+          <w:p>
+            <w:pPr>
+              <w:spacing w:before="0" w:after="0"/>
               <w:jc w:val="center"/>
             </w:pPr>
             <w:r>
               <w:rPr>
                 <w:b/>
                 <w:color w:val="FFFFFF"/>
-                <w:sz w:val="17"/>
+                <w:sz w:val="16"/>
               </w:rPr>
               <w:t>Consumo</w:t>
             </w:r>
@@ -3309,16 +5976,30 @@
           <w:tcPr>
             <w:tcW w:type="dxa" w:w="2717"/>
             <w:shd w:val="clear" w:color="auto" w:fill="1A5A6A"/>
-          </w:tcPr>
-          <w:p>
-            <w:pPr>
+            <w:tcBorders>
+              <w:top w:val="single" w:sz="12" w:color="FFFFFF"/>
+              <w:left w:val="single" w:sz="12" w:color="FFFFFF"/>
+              <w:bottom w:val="single" w:sz="12" w:color="FFFFFF"/>
+              <w:right w:val="single" w:sz="12" w:color="FFFFFF"/>
+            </w:tcBorders>
+            <w:vAlign w:val="center"/>
+            <w:tcMar>
+              <w:top w:w="60" w:type="dxa"/>
+              <w:left w:w="120" w:type="dxa"/>
+              <w:bottom w:w="60" w:type="dxa"/>
+              <w:right w:w="80" w:type="dxa"/>
+            </w:tcMar>
+          </w:tcPr>
+          <w:p>
+            <w:pPr>
+              <w:spacing w:before="0" w:after="0"/>
               <w:jc w:val="center"/>
             </w:pPr>
             <w:r>
               <w:rPr>
                 <w:b/>
                 <w:color w:val="FFFFFF"/>
-                <w:sz w:val="17"/>
+                <w:sz w:val="16"/>
               </w:rPr>
               <w:t>Costo a $0.10/kWh</w:t>
             </w:r>
@@ -3326,15 +6007,35 @@
         </w:tc>
       </w:tr>
       <w:tr>
+        <w:trPr>
+          <w:trHeight w:val="283" w:hRule="atLeast"/>
+        </w:trPr>
         <w:tc>
           <w:tcPr>
             <w:tcW w:type="dxa" w:w="2717"/>
-            <w:shd w:val="clear" w:color="auto" w:fill="F8F8F8"/>
-          </w:tcPr>
-          <w:p>
-            <w:r>
-              <w:rPr>
-                <w:sz w:val="17"/>
+            <w:shd w:val="clear" w:color="auto" w:fill="EAEAEA"/>
+            <w:tcBorders>
+              <w:top w:val="single" w:sz="12" w:color="FFFFFF"/>
+              <w:left w:val="single" w:sz="12" w:color="FFFFFF"/>
+              <w:bottom w:val="single" w:sz="12" w:color="FFFFFF"/>
+              <w:right w:val="single" w:sz="12" w:color="FFFFFF"/>
+            </w:tcBorders>
+            <w:vAlign w:val="center"/>
+            <w:tcMar>
+              <w:top w:w="40" w:type="dxa"/>
+              <w:left w:w="120" w:type="dxa"/>
+              <w:bottom w:w="40" w:type="dxa"/>
+              <w:right w:w="80" w:type="dxa"/>
+            </w:tcMar>
+          </w:tcPr>
+          <w:p>
+            <w:pPr>
+              <w:spacing w:before="0" w:after="0"/>
+              <w:jc w:val="both"/>
+            </w:pPr>
+            <w:r>
+              <w:rPr>
+                <w:sz w:val="16"/>
               </w:rPr>
               <w:t>En espera (agentes listos, sin generar)</w:t>
             </w:r>
@@ -3343,12 +6044,29 @@
         <w:tc>
           <w:tcPr>
             <w:tcW w:type="dxa" w:w="2717"/>
-            <w:shd w:val="clear" w:color="auto" w:fill="F8F8F8"/>
-          </w:tcPr>
-          <w:p>
-            <w:r>
-              <w:rPr>
-                <w:sz w:val="17"/>
+            <w:shd w:val="clear" w:color="auto" w:fill="EAEAEA"/>
+            <w:tcBorders>
+              <w:top w:val="single" w:sz="12" w:color="FFFFFF"/>
+              <w:left w:val="single" w:sz="12" w:color="FFFFFF"/>
+              <w:bottom w:val="single" w:sz="12" w:color="FFFFFF"/>
+              <w:right w:val="single" w:sz="12" w:color="FFFFFF"/>
+            </w:tcBorders>
+            <w:vAlign w:val="center"/>
+            <w:tcMar>
+              <w:top w:w="40" w:type="dxa"/>
+              <w:left w:w="120" w:type="dxa"/>
+              <w:bottom w:w="40" w:type="dxa"/>
+              <w:right w:w="80" w:type="dxa"/>
+            </w:tcMar>
+          </w:tcPr>
+          <w:p>
+            <w:pPr>
+              <w:spacing w:before="0" w:after="0"/>
+              <w:jc w:val="center"/>
+            </w:pPr>
+            <w:r>
+              <w:rPr>
+                <w:sz w:val="16"/>
               </w:rPr>
               <w:t>30W</w:t>
             </w:r>
@@ -3357,12 +6075,29 @@
         <w:tc>
           <w:tcPr>
             <w:tcW w:type="dxa" w:w="2717"/>
-            <w:shd w:val="clear" w:color="auto" w:fill="F8F8F8"/>
-          </w:tcPr>
-          <w:p>
-            <w:r>
-              <w:rPr>
-                <w:sz w:val="17"/>
+            <w:shd w:val="clear" w:color="auto" w:fill="EAEAEA"/>
+            <w:tcBorders>
+              <w:top w:val="single" w:sz="12" w:color="FFFFFF"/>
+              <w:left w:val="single" w:sz="12" w:color="FFFFFF"/>
+              <w:bottom w:val="single" w:sz="12" w:color="FFFFFF"/>
+              <w:right w:val="single" w:sz="12" w:color="FFFFFF"/>
+            </w:tcBorders>
+            <w:vAlign w:val="center"/>
+            <w:tcMar>
+              <w:top w:w="40" w:type="dxa"/>
+              <w:left w:w="120" w:type="dxa"/>
+              <w:bottom w:w="40" w:type="dxa"/>
+              <w:right w:w="80" w:type="dxa"/>
+            </w:tcMar>
+          </w:tcPr>
+          <w:p>
+            <w:pPr>
+              <w:spacing w:before="0" w:after="0"/>
+              <w:jc w:val="center"/>
+            </w:pPr>
+            <w:r>
+              <w:rPr>
+                <w:sz w:val="16"/>
               </w:rPr>
               <w:t>$0.003/hora</w:t>
             </w:r>
@@ -3370,15 +6105,35 @@
         </w:tc>
       </w:tr>
       <w:tr>
+        <w:trPr>
+          <w:trHeight w:val="283" w:hRule="atLeast"/>
+        </w:trPr>
         <w:tc>
           <w:tcPr>
             <w:tcW w:type="dxa" w:w="2717"/>
-            <w:shd w:val="clear" w:color="auto" w:fill="FFFFFF"/>
-          </w:tcPr>
-          <w:p>
-            <w:r>
-              <w:rPr>
-                <w:sz w:val="17"/>
+            <w:shd w:val="clear" w:color="auto" w:fill="EAEAEA"/>
+            <w:tcBorders>
+              <w:top w:val="single" w:sz="12" w:color="FFFFFF"/>
+              <w:left w:val="single" w:sz="12" w:color="FFFFFF"/>
+              <w:bottom w:val="single" w:sz="12" w:color="FFFFFF"/>
+              <w:right w:val="single" w:sz="12" w:color="FFFFFF"/>
+            </w:tcBorders>
+            <w:vAlign w:val="center"/>
+            <w:tcMar>
+              <w:top w:w="40" w:type="dxa"/>
+              <w:left w:w="120" w:type="dxa"/>
+              <w:bottom w:w="40" w:type="dxa"/>
+              <w:right w:w="80" w:type="dxa"/>
+            </w:tcMar>
+          </w:tcPr>
+          <w:p>
+            <w:pPr>
+              <w:spacing w:before="0" w:after="0"/>
+              <w:jc w:val="both"/>
+            </w:pPr>
+            <w:r>
+              <w:rPr>
+                <w:sz w:val="16"/>
               </w:rPr>
               <w:t>Durante generación activa (vLLM 35B)</w:t>
             </w:r>
@@ -3387,12 +6142,29 @@
         <w:tc>
           <w:tcPr>
             <w:tcW w:type="dxa" w:w="2717"/>
-            <w:shd w:val="clear" w:color="auto" w:fill="FFFFFF"/>
-          </w:tcPr>
-          <w:p>
-            <w:r>
-              <w:rPr>
-                <w:sz w:val="17"/>
+            <w:shd w:val="clear" w:color="auto" w:fill="EAEAEA"/>
+            <w:tcBorders>
+              <w:top w:val="single" w:sz="12" w:color="FFFFFF"/>
+              <w:left w:val="single" w:sz="12" w:color="FFFFFF"/>
+              <w:bottom w:val="single" w:sz="12" w:color="FFFFFF"/>
+              <w:right w:val="single" w:sz="12" w:color="FFFFFF"/>
+            </w:tcBorders>
+            <w:vAlign w:val="center"/>
+            <w:tcMar>
+              <w:top w:w="40" w:type="dxa"/>
+              <w:left w:w="120" w:type="dxa"/>
+              <w:bottom w:w="40" w:type="dxa"/>
+              <w:right w:w="80" w:type="dxa"/>
+            </w:tcMar>
+          </w:tcPr>
+          <w:p>
+            <w:pPr>
+              <w:spacing w:before="0" w:after="0"/>
+              <w:jc w:val="center"/>
+            </w:pPr>
+            <w:r>
+              <w:rPr>
+                <w:sz w:val="16"/>
               </w:rPr>
               <w:t>50W</w:t>
             </w:r>
@@ -3401,12 +6173,29 @@
         <w:tc>
           <w:tcPr>
             <w:tcW w:type="dxa" w:w="2717"/>
-            <w:shd w:val="clear" w:color="auto" w:fill="FFFFFF"/>
-          </w:tcPr>
-          <w:p>
-            <w:r>
-              <w:rPr>
-                <w:sz w:val="17"/>
+            <w:shd w:val="clear" w:color="auto" w:fill="EAEAEA"/>
+            <w:tcBorders>
+              <w:top w:val="single" w:sz="12" w:color="FFFFFF"/>
+              <w:left w:val="single" w:sz="12" w:color="FFFFFF"/>
+              <w:bottom w:val="single" w:sz="12" w:color="FFFFFF"/>
+              <w:right w:val="single" w:sz="12" w:color="FFFFFF"/>
+            </w:tcBorders>
+            <w:vAlign w:val="center"/>
+            <w:tcMar>
+              <w:top w:w="40" w:type="dxa"/>
+              <w:left w:w="120" w:type="dxa"/>
+              <w:bottom w:w="40" w:type="dxa"/>
+              <w:right w:w="80" w:type="dxa"/>
+            </w:tcMar>
+          </w:tcPr>
+          <w:p>
+            <w:pPr>
+              <w:spacing w:before="0" w:after="0"/>
+              <w:jc w:val="center"/>
+            </w:pPr>
+            <w:r>
+              <w:rPr>
+                <w:sz w:val="16"/>
               </w:rPr>
               <w:t>$0.005/hora</w:t>
             </w:r>
@@ -3414,15 +6203,35 @@
         </w:tc>
       </w:tr>
       <w:tr>
+        <w:trPr>
+          <w:trHeight w:val="283" w:hRule="atLeast"/>
+        </w:trPr>
         <w:tc>
           <w:tcPr>
             <w:tcW w:type="dxa" w:w="2717"/>
-            <w:shd w:val="clear" w:color="auto" w:fill="F8F8F8"/>
-          </w:tcPr>
-          <w:p>
-            <w:r>
-              <w:rPr>
-                <w:sz w:val="17"/>
+            <w:shd w:val="clear" w:color="auto" w:fill="EAEAEA"/>
+            <w:tcBorders>
+              <w:top w:val="single" w:sz="12" w:color="FFFFFF"/>
+              <w:left w:val="single" w:sz="12" w:color="FFFFFF"/>
+              <w:bottom w:val="single" w:sz="12" w:color="FFFFFF"/>
+              <w:right w:val="single" w:sz="12" w:color="FFFFFF"/>
+            </w:tcBorders>
+            <w:vAlign w:val="center"/>
+            <w:tcMar>
+              <w:top w:w="40" w:type="dxa"/>
+              <w:left w:w="120" w:type="dxa"/>
+              <w:bottom w:w="40" w:type="dxa"/>
+              <w:right w:w="80" w:type="dxa"/>
+            </w:tcMar>
+          </w:tcPr>
+          <w:p>
+            <w:pPr>
+              <w:spacing w:before="0" w:after="0"/>
+              <w:jc w:val="center"/>
+            </w:pPr>
+            <w:r>
+              <w:rPr>
+                <w:sz w:val="16"/>
               </w:rPr>
               <w:t>Disponibilidad 24/7</w:t>
             </w:r>
@@ -3431,12 +6240,29 @@
         <w:tc>
           <w:tcPr>
             <w:tcW w:type="dxa" w:w="2717"/>
-            <w:shd w:val="clear" w:color="auto" w:fill="F8F8F8"/>
-          </w:tcPr>
-          <w:p>
-            <w:r>
-              <w:rPr>
-                <w:sz w:val="17"/>
+            <w:shd w:val="clear" w:color="auto" w:fill="EAEAEA"/>
+            <w:tcBorders>
+              <w:top w:val="single" w:sz="12" w:color="FFFFFF"/>
+              <w:left w:val="single" w:sz="12" w:color="FFFFFF"/>
+              <w:bottom w:val="single" w:sz="12" w:color="FFFFFF"/>
+              <w:right w:val="single" w:sz="12" w:color="FFFFFF"/>
+            </w:tcBorders>
+            <w:vAlign w:val="center"/>
+            <w:tcMar>
+              <w:top w:w="40" w:type="dxa"/>
+              <w:left w:w="120" w:type="dxa"/>
+              <w:bottom w:w="40" w:type="dxa"/>
+              <w:right w:w="80" w:type="dxa"/>
+            </w:tcMar>
+          </w:tcPr>
+          <w:p>
+            <w:pPr>
+              <w:spacing w:before="0" w:after="0"/>
+              <w:jc w:val="center"/>
+            </w:pPr>
+            <w:r>
+              <w:rPr>
+                <w:sz w:val="16"/>
               </w:rPr>
               <w:t>—</w:t>
             </w:r>
@@ -3445,12 +6271,29 @@
         <w:tc>
           <w:tcPr>
             <w:tcW w:type="dxa" w:w="2717"/>
-            <w:shd w:val="clear" w:color="auto" w:fill="F8F8F8"/>
-          </w:tcPr>
-          <w:p>
-            <w:r>
-              <w:rPr>
-                <w:sz w:val="17"/>
+            <w:shd w:val="clear" w:color="auto" w:fill="EAEAEA"/>
+            <w:tcBorders>
+              <w:top w:val="single" w:sz="12" w:color="FFFFFF"/>
+              <w:left w:val="single" w:sz="12" w:color="FFFFFF"/>
+              <w:bottom w:val="single" w:sz="12" w:color="FFFFFF"/>
+              <w:right w:val="single" w:sz="12" w:color="FFFFFF"/>
+            </w:tcBorders>
+            <w:vAlign w:val="center"/>
+            <w:tcMar>
+              <w:top w:w="40" w:type="dxa"/>
+              <w:left w:w="120" w:type="dxa"/>
+              <w:bottom w:w="40" w:type="dxa"/>
+              <w:right w:w="80" w:type="dxa"/>
+            </w:tcMar>
+          </w:tcPr>
+          <w:p>
+            <w:pPr>
+              <w:spacing w:before="0" w:after="0"/>
+              <w:jc w:val="center"/>
+            </w:pPr>
+            <w:r>
+              <w:rPr>
+                <w:sz w:val="16"/>
               </w:rPr>
               <w:t>~$2.50/mes</w:t>
             </w:r>
@@ -3458,15 +6301,35 @@
         </w:tc>
       </w:tr>
       <w:tr>
+        <w:trPr>
+          <w:trHeight w:val="283" w:hRule="atLeast"/>
+        </w:trPr>
         <w:tc>
           <w:tcPr>
             <w:tcW w:type="dxa" w:w="2717"/>
-            <w:shd w:val="clear" w:color="auto" w:fill="FFFFFF"/>
-          </w:tcPr>
-          <w:p>
-            <w:r>
-              <w:rPr>
-                <w:sz w:val="17"/>
+            <w:shd w:val="clear" w:color="auto" w:fill="EAEAEA"/>
+            <w:tcBorders>
+              <w:top w:val="single" w:sz="12" w:color="FFFFFF"/>
+              <w:left w:val="single" w:sz="12" w:color="FFFFFF"/>
+              <w:bottom w:val="single" w:sz="12" w:color="FFFFFF"/>
+              <w:right w:val="single" w:sz="12" w:color="FFFFFF"/>
+            </w:tcBorders>
+            <w:vAlign w:val="center"/>
+            <w:tcMar>
+              <w:top w:w="40" w:type="dxa"/>
+              <w:left w:w="120" w:type="dxa"/>
+              <w:bottom w:w="40" w:type="dxa"/>
+              <w:right w:w="80" w:type="dxa"/>
+            </w:tcMar>
+          </w:tcPr>
+          <w:p>
+            <w:pPr>
+              <w:spacing w:before="0" w:after="0"/>
+              <w:jc w:val="center"/>
+            </w:pPr>
+            <w:r>
+              <w:rPr>
+                <w:sz w:val="16"/>
               </w:rPr>
               <w:t>Producción de 30 videos mensuales</w:t>
             </w:r>
@@ -3475,12 +6338,29 @@
         <w:tc>
           <w:tcPr>
             <w:tcW w:type="dxa" w:w="2717"/>
-            <w:shd w:val="clear" w:color="auto" w:fill="FFFFFF"/>
-          </w:tcPr>
-          <w:p>
-            <w:r>
-              <w:rPr>
-                <w:sz w:val="17"/>
+            <w:shd w:val="clear" w:color="auto" w:fill="EAEAEA"/>
+            <w:tcBorders>
+              <w:top w:val="single" w:sz="12" w:color="FFFFFF"/>
+              <w:left w:val="single" w:sz="12" w:color="FFFFFF"/>
+              <w:bottom w:val="single" w:sz="12" w:color="FFFFFF"/>
+              <w:right w:val="single" w:sz="12" w:color="FFFFFF"/>
+            </w:tcBorders>
+            <w:vAlign w:val="center"/>
+            <w:tcMar>
+              <w:top w:w="40" w:type="dxa"/>
+              <w:left w:w="120" w:type="dxa"/>
+              <w:bottom w:w="40" w:type="dxa"/>
+              <w:right w:w="80" w:type="dxa"/>
+            </w:tcMar>
+          </w:tcPr>
+          <w:p>
+            <w:pPr>
+              <w:spacing w:before="0" w:after="0"/>
+              <w:jc w:val="center"/>
+            </w:pPr>
+            <w:r>
+              <w:rPr>
+                <w:sz w:val="16"/>
               </w:rPr>
               <w:t>—</w:t>
             </w:r>
@@ -3489,12 +6369,29 @@
         <w:tc>
           <w:tcPr>
             <w:tcW w:type="dxa" w:w="2717"/>
-            <w:shd w:val="clear" w:color="auto" w:fill="FFFFFF"/>
-          </w:tcPr>
-          <w:p>
-            <w:r>
-              <w:rPr>
-                <w:sz w:val="17"/>
+            <w:shd w:val="clear" w:color="auto" w:fill="EAEAEA"/>
+            <w:tcBorders>
+              <w:top w:val="single" w:sz="12" w:color="FFFFFF"/>
+              <w:left w:val="single" w:sz="12" w:color="FFFFFF"/>
+              <w:bottom w:val="single" w:sz="12" w:color="FFFFFF"/>
+              <w:right w:val="single" w:sz="12" w:color="FFFFFF"/>
+            </w:tcBorders>
+            <w:vAlign w:val="center"/>
+            <w:tcMar>
+              <w:top w:w="40" w:type="dxa"/>
+              <w:left w:w="120" w:type="dxa"/>
+              <w:bottom w:w="40" w:type="dxa"/>
+              <w:right w:w="80" w:type="dxa"/>
+            </w:tcMar>
+          </w:tcPr>
+          <w:p>
+            <w:pPr>
+              <w:spacing w:before="0" w:after="0"/>
+              <w:jc w:val="center"/>
+            </w:pPr>
+            <w:r>
+              <w:rPr>
+                <w:sz w:val="16"/>
               </w:rPr>
               <w:t>~$0.90/mes</w:t>
             </w:r>
@@ -3510,8 +6407,12 @@
     <w:p>
       <w:pPr>
         <w:pStyle w:val="Endure-ChapterBodyText"/>
+        <w:spacing w:before="100" w:after="100"/>
       </w:pPr>
       <w:r>
+        <w:rPr>
+          <w:sz w:val="20"/>
+        </w:rPr>
         <w:t>El Jetson AGX Orin 64GB no es un dispositivo de demostración — es un servidor de IA de producción en el borde de la red, capaz de ofrecer servicios de inteligencia artificial con calidad de datacenter, a una fracción del costo de las APIs en la nube, sin depender de conectividad a internet, y con control total sobre los datos y los modelos.</w:t>
       </w:r>
     </w:p>
@@ -3520,8 +6421,12 @@
         <w:pStyle w:val="Endure-Subhead"/>
         <w:keepNext/>
         <w:spacing w:before="240" w:after="60"/>
+        <w:outlineLvl w:val="1"/>
       </w:pPr>
       <w:r>
+        <w:rPr>
+          <w:sz w:val="24"/>
+        </w:rPr>
         <w:t>VERIFICACIÓN FINAL DEL LIBRO</w:t>
       </w:r>
     </w:p>
@@ -3538,7 +6443,7 @@
         <w:tc>
           <w:tcPr>
             <w:tcW w:type="dxa" w:w="8152"/>
-            <w:shd w:val="clear" w:color="auto" w:fill="F2F2F2"/>
+            <w:shd w:val="clear" w:color="auto" w:fill="EAEAEA"/>
             <w:tcBorders>
               <w:left w:val="thick" w:sz="24" w:color="1A5A6A"/>
             </w:tcBorders>
@@ -3719,6 +6624,7 @@
             <w:r>
               <w:rPr>
                 <w:rFonts w:ascii="Courier New" w:hAnsi="Courier New"/>
+                <w:i/>
                 <w:color w:val="555555"/>
                 <w:sz w:val="16"/>
               </w:rPr>
@@ -3814,6 +6720,7 @@
             <w:r>
               <w:rPr>
                 <w:rFonts w:ascii="Courier New" w:hAnsi="Courier New"/>
+                <w:i/>
                 <w:color w:val="555555"/>
                 <w:sz w:val="16"/>
               </w:rPr>
@@ -3830,6 +6737,7 @@
             <w:r>
               <w:rPr>
                 <w:rFonts w:ascii="Courier New" w:hAnsi="Courier New"/>
+                <w:i/>
                 <w:color w:val="555555"/>
                 <w:sz w:val="16"/>
               </w:rPr>
@@ -3988,7 +6896,7 @@
             <w:r>
               <w:rPr>
                 <w:rFonts w:ascii="Courier New" w:hAnsi="Courier New"/>
-                <w:color w:val="555555"/>
+                <w:color w:val="1A1A1A"/>
                 <w:sz w:val="16"/>
               </w:rPr>
               <w:t>ALIASES=("pwr-maxn" "pwr-30w" "pwr-15w" "docker-on" "docker-off" "jetson-clean"</w:t>
@@ -4004,6 +6912,7 @@
             <w:r>
               <w:rPr>
                 <w:rFonts w:ascii="Courier New" w:hAnsi="Courier New"/>
+                <w:i/>
                 <w:color w:val="555555"/>
                 <w:sz w:val="16"/>
               </w:rPr>
@@ -4020,6 +6929,7 @@
             <w:r>
               <w:rPr>
                 <w:rFonts w:ascii="Courier New" w:hAnsi="Courier New"/>
+                <w:i/>
                 <w:color w:val="555555"/>
                 <w:sz w:val="16"/>
               </w:rPr>
@@ -4036,6 +6946,7 @@
             <w:r>
               <w:rPr>
                 <w:rFonts w:ascii="Courier New" w:hAnsi="Courier New"/>
+                <w:i/>
                 <w:color w:val="555555"/>
                 <w:sz w:val="16"/>
               </w:rPr>
@@ -4052,6 +6963,7 @@
             <w:r>
               <w:rPr>
                 <w:rFonts w:ascii="Courier New" w:hAnsi="Courier New"/>
+                <w:i/>
                 <w:color w:val="555555"/>
                 <w:sz w:val="16"/>
               </w:rPr>
@@ -4068,6 +6980,7 @@
             <w:r>
               <w:rPr>
                 <w:rFonts w:ascii="Courier New" w:hAnsi="Courier New"/>
+                <w:i/>
                 <w:color w:val="555555"/>
                 <w:sz w:val="16"/>
               </w:rPr>
@@ -4084,6 +6997,7 @@
             <w:r>
               <w:rPr>
                 <w:rFonts w:ascii="Courier New" w:hAnsi="Courier New"/>
+                <w:i/>
                 <w:color w:val="555555"/>
                 <w:sz w:val="16"/>
               </w:rPr>
@@ -4100,6 +7014,7 @@
             <w:r>
               <w:rPr>
                 <w:rFonts w:ascii="Courier New" w:hAnsi="Courier New"/>
+                <w:i/>
                 <w:color w:val="555555"/>
                 <w:sz w:val="16"/>
               </w:rPr>
@@ -4163,7 +7078,7 @@
             <w:r>
               <w:rPr>
                 <w:rFonts w:ascii="Courier New" w:hAnsi="Courier New"/>
-                <w:color w:val="555555"/>
+                <w:color w:val="1A1A1A"/>
                 <w:sz w:val="16"/>
               </w:rPr>
               <w:t>SCRIPTS=(</w:t>
@@ -4179,6 +7094,7 @@
             <w:r>
               <w:rPr>
                 <w:rFonts w:ascii="Courier New" w:hAnsi="Courier New"/>
+                <w:i/>
                 <w:color w:val="555555"/>
                 <w:sz w:val="16"/>
               </w:rPr>
@@ -4195,6 +7111,7 @@
             <w:r>
               <w:rPr>
                 <w:rFonts w:ascii="Courier New" w:hAnsi="Courier New"/>
+                <w:i/>
                 <w:color w:val="555555"/>
                 <w:sz w:val="16"/>
               </w:rPr>
@@ -4211,6 +7128,7 @@
             <w:r>
               <w:rPr>
                 <w:rFonts w:ascii="Courier New" w:hAnsi="Courier New"/>
+                <w:i/>
                 <w:color w:val="555555"/>
                 <w:sz w:val="16"/>
               </w:rPr>
@@ -4227,6 +7145,7 @@
             <w:r>
               <w:rPr>
                 <w:rFonts w:ascii="Courier New" w:hAnsi="Courier New"/>
+                <w:i/>
                 <w:color w:val="555555"/>
                 <w:sz w:val="16"/>
               </w:rPr>
@@ -4243,6 +7162,7 @@
             <w:r>
               <w:rPr>
                 <w:rFonts w:ascii="Courier New" w:hAnsi="Courier New"/>
+                <w:i/>
                 <w:color w:val="555555"/>
                 <w:sz w:val="16"/>
               </w:rPr>
@@ -4259,6 +7179,7 @@
             <w:r>
               <w:rPr>
                 <w:rFonts w:ascii="Courier New" w:hAnsi="Courier New"/>
+                <w:i/>
                 <w:color w:val="555555"/>
                 <w:sz w:val="16"/>
               </w:rPr>
@@ -4275,6 +7196,7 @@
             <w:r>
               <w:rPr>
                 <w:rFonts w:ascii="Courier New" w:hAnsi="Courier New"/>
+                <w:i/>
                 <w:color w:val="555555"/>
                 <w:sz w:val="16"/>
               </w:rPr>
@@ -4291,6 +7213,7 @@
             <w:r>
               <w:rPr>
                 <w:rFonts w:ascii="Courier New" w:hAnsi="Courier New"/>
+                <w:i/>
                 <w:color w:val="555555"/>
                 <w:sz w:val="16"/>
               </w:rPr>
@@ -4307,6 +7230,7 @@
             <w:r>
               <w:rPr>
                 <w:rFonts w:ascii="Courier New" w:hAnsi="Courier New"/>
+                <w:i/>
                 <w:color w:val="555555"/>
                 <w:sz w:val="16"/>
               </w:rPr>
@@ -4323,6 +7247,7 @@
             <w:r>
               <w:rPr>
                 <w:rFonts w:ascii="Courier New" w:hAnsi="Courier New"/>
+                <w:i/>
                 <w:color w:val="555555"/>
                 <w:sz w:val="16"/>
               </w:rPr>
@@ -4339,6 +7264,7 @@
             <w:r>
               <w:rPr>
                 <w:rFonts w:ascii="Courier New" w:hAnsi="Courier New"/>
+                <w:i/>
                 <w:color w:val="555555"/>
                 <w:sz w:val="16"/>
               </w:rPr>
@@ -4402,6 +7328,7 @@
             <w:r>
               <w:rPr>
                 <w:rFonts w:ascii="Courier New" w:hAnsi="Courier New"/>
+                <w:i/>
                 <w:color w:val="555555"/>
                 <w:sz w:val="16"/>
               </w:rPr>
@@ -4418,6 +7345,7 @@
             <w:r>
               <w:rPr>
                 <w:rFonts w:ascii="Courier New" w:hAnsi="Courier New"/>
+                <w:i/>
                 <w:color w:val="555555"/>
                 <w:sz w:val="16"/>
               </w:rPr>
@@ -4434,6 +7362,7 @@
             <w:r>
               <w:rPr>
                 <w:rFonts w:ascii="Courier New" w:hAnsi="Courier New"/>
+                <w:i/>
                 <w:color w:val="555555"/>
                 <w:sz w:val="16"/>
               </w:rPr>
@@ -4450,6 +7379,7 @@
             <w:r>
               <w:rPr>
                 <w:rFonts w:ascii="Courier New" w:hAnsi="Courier New"/>
+                <w:i/>
                 <w:color w:val="555555"/>
                 <w:sz w:val="16"/>
               </w:rPr>
@@ -4466,6 +7396,7 @@
             <w:r>
               <w:rPr>
                 <w:rFonts w:ascii="Courier New" w:hAnsi="Courier New"/>
+                <w:i/>
                 <w:color w:val="555555"/>
                 <w:sz w:val="16"/>
               </w:rPr>
@@ -4529,7 +7460,7 @@
             <w:r>
               <w:rPr>
                 <w:rFonts w:ascii="Courier New" w:hAnsi="Courier New"/>
-                <w:color w:val="555555"/>
+                <w:color w:val="1A1A1A"/>
                 <w:sz w:val="16"/>
               </w:rPr>
               <w:t>CHKPTS=$(ls ~/models/checkpoints/*.safetensors 2&gt;/dev/null | wc -l)</w:t>
@@ -4561,7 +7492,7 @@
             <w:r>
               <w:rPr>
                 <w:rFonts w:ascii="Courier New" w:hAnsi="Courier New"/>
-                <w:color w:val="555555"/>
+                <w:color w:val="1A1A1A"/>
                 <w:sz w:val="16"/>
               </w:rPr>
               <w:t>OLLAMA_MODELS=$(ollama list 2&gt;/dev/null | tail -n +2 | wc -l)</w:t>
@@ -4689,21 +7620,25 @@
     <w:p>
       <w:pPr>
         <w:pStyle w:val="Endure-ChapterBodyText"/>
+        <w:spacing w:before="100" w:after="100"/>
       </w:pPr>
       <w:r>
         <w:rPr>
           <w:i/>
+          <w:sz w:val="20"/>
         </w:rPr>
-        <w:t>Capítulo 33 — Conclusión. Fin del libro.</w:t>
+        <w:t>el capítulo de Conclusiones. Fin del libro.</w:t>
       </w:r>
     </w:p>
     <w:p>
       <w:pPr>
         <w:pStyle w:val="Endure-ChapterBodyText"/>
+        <w:spacing w:before="100" w:after="100"/>
       </w:pPr>
       <w:r>
         <w:rPr>
           <w:i/>
+          <w:sz w:val="20"/>
         </w:rPr>
         <w:t>"El mejor modelo de IA es el que corre en su hardware, bajo su control, con sus datos."</w:t>
       </w:r>

--- a/book/docx-por-capitulo/conclusiones.docx
+++ b/book/docx-por-capitulo/conclusiones.docx
@@ -17,7 +17,7 @@
       <w:pPr>
         <w:pStyle w:val="Endure-Subhead"/>
         <w:keepNext/>
-        <w:spacing w:before="240" w:after="60"/>
+        <w:spacing w:before="240" w:after="60" w:line="240" w:lineRule="auto"/>
         <w:outlineLvl w:val="1"/>
       </w:pPr>
       <w:r>
@@ -30,7 +30,7 @@
     <w:p>
       <w:pPr>
         <w:pStyle w:val="Endure-FirstParagraphBodyText"/>
-        <w:spacing w:before="100" w:after="100"/>
+        <w:spacing w:before="100" w:after="100" w:line="240" w:lineRule="auto"/>
       </w:pPr>
       <w:r>
         <w:rPr>
@@ -42,7 +42,7 @@
     <w:p>
       <w:pPr>
         <w:pStyle w:val="Endure-ChapterBodyText"/>
-        <w:spacing w:before="100" w:after="100"/>
+        <w:spacing w:before="100" w:after="100" w:line="240" w:lineRule="auto"/>
       </w:pPr>
       <w:r>
         <w:rPr>
@@ -54,7 +54,7 @@
     <w:p>
       <w:pPr>
         <w:pStyle w:val="Endure-ChapterBodyText"/>
-        <w:spacing w:before="100" w:after="100"/>
+        <w:spacing w:before="100" w:after="100" w:line="240" w:lineRule="auto"/>
       </w:pPr>
       <w:r>
         <w:rPr>
@@ -99,7 +99,7 @@
           </w:tcPr>
           <w:p>
             <w:pPr>
-              <w:spacing w:before="0" w:after="0"/>
+              <w:spacing w:before="0" w:after="0" w:line="240" w:lineRule="auto"/>
               <w:jc w:val="center"/>
             </w:pPr>
             <w:r>
@@ -132,7 +132,7 @@
           </w:tcPr>
           <w:p>
             <w:pPr>
-              <w:spacing w:before="0" w:after="0"/>
+              <w:spacing w:before="0" w:after="0" w:line="240" w:lineRule="auto"/>
               <w:jc w:val="center"/>
             </w:pPr>
             <w:r>
@@ -165,7 +165,7 @@
           </w:tcPr>
           <w:p>
             <w:pPr>
-              <w:spacing w:before="0" w:after="0"/>
+              <w:spacing w:before="0" w:after="0" w:line="240" w:lineRule="auto"/>
               <w:jc w:val="center"/>
             </w:pPr>
             <w:r>
@@ -203,7 +203,7 @@
           </w:tcPr>
           <w:p>
             <w:pPr>
-              <w:spacing w:before="0" w:after="0"/>
+              <w:spacing w:before="0" w:after="0" w:line="240" w:lineRule="auto"/>
               <w:jc w:val="center"/>
             </w:pPr>
             <w:r>
@@ -234,7 +234,7 @@
           </w:tcPr>
           <w:p>
             <w:pPr>
-              <w:spacing w:before="0" w:after="0"/>
+              <w:spacing w:before="0" w:after="0" w:line="240" w:lineRule="auto"/>
               <w:jc w:val="both"/>
             </w:pPr>
             <w:r>
@@ -265,7 +265,7 @@
           </w:tcPr>
           <w:p>
             <w:pPr>
-              <w:spacing w:before="0" w:after="0"/>
+              <w:spacing w:before="0" w:after="0" w:line="240" w:lineRule="auto"/>
               <w:jc w:val="center"/>
             </w:pPr>
             <w:r>
@@ -301,7 +301,7 @@
           </w:tcPr>
           <w:p>
             <w:pPr>
-              <w:spacing w:before="0" w:after="0"/>
+              <w:spacing w:before="0" w:after="0" w:line="240" w:lineRule="auto"/>
               <w:jc w:val="center"/>
             </w:pPr>
             <w:r>
@@ -332,7 +332,7 @@
           </w:tcPr>
           <w:p>
             <w:pPr>
-              <w:spacing w:before="0" w:after="0"/>
+              <w:spacing w:before="0" w:after="0" w:line="240" w:lineRule="auto"/>
               <w:jc w:val="both"/>
             </w:pPr>
             <w:r>
@@ -363,7 +363,7 @@
           </w:tcPr>
           <w:p>
             <w:pPr>
-              <w:spacing w:before="0" w:after="0"/>
+              <w:spacing w:before="0" w:after="0" w:line="240" w:lineRule="auto"/>
               <w:jc w:val="center"/>
             </w:pPr>
             <w:r>
@@ -399,7 +399,7 @@
           </w:tcPr>
           <w:p>
             <w:pPr>
-              <w:spacing w:before="0" w:after="0"/>
+              <w:spacing w:before="0" w:after="0" w:line="240" w:lineRule="auto"/>
               <w:jc w:val="center"/>
             </w:pPr>
             <w:r>
@@ -430,7 +430,7 @@
           </w:tcPr>
           <w:p>
             <w:pPr>
-              <w:spacing w:before="0" w:after="0"/>
+              <w:spacing w:before="0" w:after="0" w:line="240" w:lineRule="auto"/>
               <w:jc w:val="both"/>
             </w:pPr>
             <w:r>
@@ -461,7 +461,7 @@
           </w:tcPr>
           <w:p>
             <w:pPr>
-              <w:spacing w:before="0" w:after="0"/>
+              <w:spacing w:before="0" w:after="0" w:line="240" w:lineRule="auto"/>
               <w:jc w:val="center"/>
             </w:pPr>
             <w:r>
@@ -497,7 +497,7 @@
           </w:tcPr>
           <w:p>
             <w:pPr>
-              <w:spacing w:before="0" w:after="0"/>
+              <w:spacing w:before="0" w:after="0" w:line="240" w:lineRule="auto"/>
               <w:jc w:val="center"/>
             </w:pPr>
             <w:r>
@@ -528,7 +528,7 @@
           </w:tcPr>
           <w:p>
             <w:pPr>
-              <w:spacing w:before="0" w:after="0"/>
+              <w:spacing w:before="0" w:after="0" w:line="240" w:lineRule="auto"/>
               <w:jc w:val="both"/>
             </w:pPr>
             <w:r>
@@ -559,7 +559,7 @@
           </w:tcPr>
           <w:p>
             <w:pPr>
-              <w:spacing w:before="0" w:after="0"/>
+              <w:spacing w:before="0" w:after="0" w:line="240" w:lineRule="auto"/>
               <w:jc w:val="center"/>
             </w:pPr>
             <w:r>
@@ -595,7 +595,7 @@
           </w:tcPr>
           <w:p>
             <w:pPr>
-              <w:spacing w:before="0" w:after="0"/>
+              <w:spacing w:before="0" w:after="0" w:line="240" w:lineRule="auto"/>
               <w:jc w:val="center"/>
             </w:pPr>
             <w:r>
@@ -626,7 +626,7 @@
           </w:tcPr>
           <w:p>
             <w:pPr>
-              <w:spacing w:before="0" w:after="0"/>
+              <w:spacing w:before="0" w:after="0" w:line="240" w:lineRule="auto"/>
               <w:jc w:val="both"/>
             </w:pPr>
             <w:r>
@@ -657,7 +657,7 @@
           </w:tcPr>
           <w:p>
             <w:pPr>
-              <w:spacing w:before="0" w:after="0"/>
+              <w:spacing w:before="0" w:after="0" w:line="240" w:lineRule="auto"/>
               <w:jc w:val="center"/>
             </w:pPr>
             <w:r>
@@ -693,7 +693,7 @@
           </w:tcPr>
           <w:p>
             <w:pPr>
-              <w:spacing w:before="0" w:after="0"/>
+              <w:spacing w:before="0" w:after="0" w:line="240" w:lineRule="auto"/>
               <w:jc w:val="center"/>
             </w:pPr>
             <w:r>
@@ -724,7 +724,7 @@
           </w:tcPr>
           <w:p>
             <w:pPr>
-              <w:spacing w:before="0" w:after="0"/>
+              <w:spacing w:before="0" w:after="0" w:line="240" w:lineRule="auto"/>
               <w:jc w:val="both"/>
             </w:pPr>
             <w:r>
@@ -755,7 +755,7 @@
           </w:tcPr>
           <w:p>
             <w:pPr>
-              <w:spacing w:before="0" w:after="0"/>
+              <w:spacing w:before="0" w:after="0" w:line="240" w:lineRule="auto"/>
               <w:jc w:val="center"/>
             </w:pPr>
             <w:r>
@@ -791,7 +791,7 @@
           </w:tcPr>
           <w:p>
             <w:pPr>
-              <w:spacing w:before="0" w:after="0"/>
+              <w:spacing w:before="0" w:after="0" w:line="240" w:lineRule="auto"/>
               <w:jc w:val="center"/>
             </w:pPr>
             <w:r>
@@ -822,7 +822,7 @@
           </w:tcPr>
           <w:p>
             <w:pPr>
-              <w:spacing w:before="0" w:after="0"/>
+              <w:spacing w:before="0" w:after="0" w:line="240" w:lineRule="auto"/>
               <w:jc w:val="both"/>
             </w:pPr>
             <w:r>
@@ -853,7 +853,7 @@
           </w:tcPr>
           <w:p>
             <w:pPr>
-              <w:spacing w:before="0" w:after="0"/>
+              <w:spacing w:before="0" w:after="0" w:line="240" w:lineRule="auto"/>
               <w:jc w:val="center"/>
             </w:pPr>
             <w:r>
@@ -889,7 +889,7 @@
           </w:tcPr>
           <w:p>
             <w:pPr>
-              <w:spacing w:before="0" w:after="0"/>
+              <w:spacing w:before="0" w:after="0" w:line="240" w:lineRule="auto"/>
               <w:jc w:val="center"/>
             </w:pPr>
             <w:r>
@@ -920,7 +920,7 @@
           </w:tcPr>
           <w:p>
             <w:pPr>
-              <w:spacing w:before="0" w:after="0"/>
+              <w:spacing w:before="0" w:after="0" w:line="240" w:lineRule="auto"/>
               <w:jc w:val="both"/>
             </w:pPr>
             <w:r>
@@ -951,7 +951,7 @@
           </w:tcPr>
           <w:p>
             <w:pPr>
-              <w:spacing w:before="0" w:after="0"/>
+              <w:spacing w:before="0" w:after="0" w:line="240" w:lineRule="auto"/>
               <w:jc w:val="center"/>
             </w:pPr>
             <w:r>
@@ -987,7 +987,7 @@
           </w:tcPr>
           <w:p>
             <w:pPr>
-              <w:spacing w:before="0" w:after="0"/>
+              <w:spacing w:before="0" w:after="0" w:line="240" w:lineRule="auto"/>
               <w:jc w:val="center"/>
             </w:pPr>
             <w:r>
@@ -1018,7 +1018,7 @@
           </w:tcPr>
           <w:p>
             <w:pPr>
-              <w:spacing w:before="0" w:after="0"/>
+              <w:spacing w:before="0" w:after="0" w:line="240" w:lineRule="auto"/>
               <w:jc w:val="both"/>
             </w:pPr>
             <w:r>
@@ -1049,7 +1049,7 @@
           </w:tcPr>
           <w:p>
             <w:pPr>
-              <w:spacing w:before="0" w:after="0"/>
+              <w:spacing w:before="0" w:after="0" w:line="240" w:lineRule="auto"/>
               <w:jc w:val="center"/>
             </w:pPr>
             <w:r>
@@ -1071,7 +1071,7 @@
       <w:pPr>
         <w:pStyle w:val="Endure-Subhead"/>
         <w:keepNext/>
-        <w:spacing w:before="240" w:after="60"/>
+        <w:spacing w:before="240" w:after="60" w:line="240" w:lineRule="auto"/>
         <w:outlineLvl w:val="1"/>
       </w:pPr>
       <w:r>
@@ -1084,7 +1084,7 @@
     <w:p>
       <w:pPr>
         <w:pStyle w:val="Endure-FirstParagraphBodyText"/>
-        <w:spacing w:before="100" w:after="100"/>
+        <w:spacing w:before="100" w:after="100" w:line="240" w:lineRule="auto"/>
       </w:pPr>
       <w:r>
         <w:rPr>
@@ -1096,7 +1096,7 @@
     <w:p>
       <w:pPr>
         <w:pStyle w:val="Endure-ChapterBodyText"/>
-        <w:spacing w:before="100" w:after="100"/>
+        <w:spacing w:before="100" w:after="100" w:line="240" w:lineRule="auto"/>
       </w:pPr>
       <w:r>
         <w:rPr>
@@ -1109,7 +1109,7 @@
     <w:p>
       <w:pPr>
         <w:pStyle w:val="Endure-ChapterBodyText"/>
-        <w:spacing w:before="100" w:after="100"/>
+        <w:spacing w:before="100" w:after="100" w:line="240" w:lineRule="auto"/>
       </w:pPr>
       <w:r>
         <w:rPr>
@@ -1121,7 +1121,7 @@
     <w:p>
       <w:pPr>
         <w:pStyle w:val="Endure-ChapterBodyText"/>
-        <w:spacing w:before="40" w:after="40"/>
+        <w:spacing w:before="40" w:after="40" w:line="240" w:lineRule="auto"/>
         <w:ind w:left="360" w:hanging="216"/>
       </w:pPr>
       <w:r>
@@ -1140,7 +1140,7 @@
     <w:p>
       <w:pPr>
         <w:pStyle w:val="Endure-ChapterBodyText"/>
-        <w:spacing w:before="40" w:after="40"/>
+        <w:spacing w:before="40" w:after="40" w:line="240" w:lineRule="auto"/>
         <w:ind w:left="360" w:hanging="216"/>
       </w:pPr>
       <w:r>
@@ -1159,7 +1159,7 @@
     <w:p>
       <w:pPr>
         <w:pStyle w:val="Endure-ChapterBodyText"/>
-        <w:spacing w:before="40" w:after="40"/>
+        <w:spacing w:before="40" w:after="40" w:line="240" w:lineRule="auto"/>
         <w:ind w:left="360" w:hanging="216"/>
       </w:pPr>
       <w:r>
@@ -1178,7 +1178,7 @@
     <w:p>
       <w:pPr>
         <w:pStyle w:val="Endure-ChapterBodyText"/>
-        <w:spacing w:before="40" w:after="40"/>
+        <w:spacing w:before="40" w:after="40" w:line="240" w:lineRule="auto"/>
         <w:ind w:left="360" w:hanging="216"/>
       </w:pPr>
       <w:r>
@@ -1202,7 +1202,7 @@
     <w:p>
       <w:pPr>
         <w:pStyle w:val="Endure-ChapterBodyText"/>
-        <w:spacing w:before="100" w:after="100"/>
+        <w:spacing w:before="100" w:after="100" w:line="240" w:lineRule="auto"/>
       </w:pPr>
       <w:r>
         <w:rPr>
@@ -1215,7 +1215,7 @@
       <w:pPr>
         <w:pStyle w:val="Endure-Subhead"/>
         <w:keepNext/>
-        <w:spacing w:before="240" w:after="60"/>
+        <w:spacing w:before="240" w:after="60" w:line="240" w:lineRule="auto"/>
         <w:outlineLvl w:val="1"/>
       </w:pPr>
       <w:r>
@@ -1228,7 +1228,7 @@
     <w:p>
       <w:pPr>
         <w:pStyle w:val="Endure-FirstParagraphBodyText"/>
-        <w:spacing w:before="100" w:after="100"/>
+        <w:spacing w:before="100" w:after="100" w:line="240" w:lineRule="auto"/>
       </w:pPr>
       <w:r>
         <w:rPr>
@@ -1240,7 +1240,7 @@
     <w:p>
       <w:pPr>
         <w:pStyle w:val="Endure-ChapterBodyText"/>
-        <w:spacing w:before="100" w:after="100"/>
+        <w:spacing w:before="100" w:after="100" w:line="240" w:lineRule="auto"/>
       </w:pPr>
       <w:r>
         <w:rPr>
@@ -1252,7 +1252,7 @@
     <w:p>
       <w:pPr>
         <w:pStyle w:val="Endure-ChapterBodyText"/>
-        <w:spacing w:before="100" w:after="100"/>
+        <w:spacing w:before="100" w:after="100" w:line="240" w:lineRule="auto"/>
       </w:pPr>
       <w:r>
         <w:rPr>
@@ -1271,7 +1271,7 @@
     <w:p>
       <w:pPr>
         <w:pStyle w:val="Endure-ChapterBodyText"/>
-        <w:spacing w:before="100" w:after="100"/>
+        <w:spacing w:before="100" w:after="100" w:line="240" w:lineRule="auto"/>
       </w:pPr>
       <w:r>
         <w:rPr>
@@ -1303,7 +1303,7 @@
     <w:p>
       <w:pPr>
         <w:pStyle w:val="Endure-ChapterBodyText"/>
-        <w:spacing w:before="100" w:after="100"/>
+        <w:spacing w:before="100" w:after="100" w:line="240" w:lineRule="auto"/>
       </w:pPr>
       <w:r>
         <w:rPr>
@@ -1336,7 +1336,7 @@
       <w:pPr>
         <w:pStyle w:val="Endure-Subhead"/>
         <w:keepNext/>
-        <w:spacing w:before="240" w:after="60"/>
+        <w:spacing w:before="240" w:after="60" w:line="240" w:lineRule="auto"/>
         <w:outlineLvl w:val="1"/>
       </w:pPr>
       <w:r>
@@ -1350,7 +1350,7 @@
       <w:pPr>
         <w:pStyle w:val="Endure-Subhead"/>
         <w:keepNext/>
-        <w:spacing w:before="160" w:after="60"/>
+        <w:spacing w:before="160" w:after="60" w:line="240" w:lineRule="auto"/>
         <w:outlineLvl w:val="2"/>
       </w:pPr>
       <w:r>
@@ -1363,7 +1363,7 @@
     <w:p>
       <w:pPr>
         <w:pStyle w:val="Endure-FirstParagraphBodyText"/>
-        <w:spacing w:before="100" w:after="100"/>
+        <w:spacing w:before="100" w:after="100" w:line="240" w:lineRule="auto"/>
       </w:pPr>
       <w:r>
         <w:rPr>
@@ -1375,7 +1375,7 @@
     <w:p>
       <w:pPr>
         <w:pStyle w:val="Endure-ChapterBodyText"/>
-        <w:spacing w:before="100" w:after="100"/>
+        <w:spacing w:before="100" w:after="100" w:line="240" w:lineRule="auto"/>
       </w:pPr>
       <w:r>
         <w:rPr>
@@ -1388,7 +1388,7 @@
       <w:pPr>
         <w:pStyle w:val="Endure-Subhead"/>
         <w:keepNext/>
-        <w:spacing w:before="160" w:after="60"/>
+        <w:spacing w:before="160" w:after="60" w:line="240" w:lineRule="auto"/>
         <w:outlineLvl w:val="2"/>
       </w:pPr>
       <w:r>
@@ -1401,7 +1401,7 @@
     <w:p>
       <w:pPr>
         <w:pStyle w:val="Endure-FirstParagraphBodyText"/>
-        <w:spacing w:before="100" w:after="100"/>
+        <w:spacing w:before="100" w:after="100" w:line="240" w:lineRule="auto"/>
       </w:pPr>
       <w:r>
         <w:rPr>
@@ -1413,7 +1413,7 @@
     <w:p>
       <w:pPr>
         <w:pStyle w:val="Endure-ChapterBodyText"/>
-        <w:spacing w:before="100" w:after="100"/>
+        <w:spacing w:before="100" w:after="100" w:line="240" w:lineRule="auto"/>
       </w:pPr>
       <w:r>
         <w:rPr>
@@ -1426,7 +1426,7 @@
       <w:pPr>
         <w:pStyle w:val="Endure-Subhead"/>
         <w:keepNext/>
-        <w:spacing w:before="160" w:after="60"/>
+        <w:spacing w:before="160" w:after="60" w:line="240" w:lineRule="auto"/>
         <w:outlineLvl w:val="2"/>
       </w:pPr>
       <w:r>
@@ -1439,7 +1439,7 @@
     <w:p>
       <w:pPr>
         <w:pStyle w:val="Endure-FirstParagraphBodyText"/>
-        <w:spacing w:before="100" w:after="100"/>
+        <w:spacing w:before="100" w:after="100" w:line="240" w:lineRule="auto"/>
       </w:pPr>
       <w:r>
         <w:rPr>
@@ -1451,7 +1451,7 @@
     <w:p>
       <w:pPr>
         <w:pStyle w:val="Endure-ChapterBodyText"/>
-        <w:spacing w:before="100" w:after="100"/>
+        <w:spacing w:before="100" w:after="100" w:line="240" w:lineRule="auto"/>
       </w:pPr>
       <w:r>
         <w:rPr>
@@ -1464,7 +1464,7 @@
       <w:pPr>
         <w:pStyle w:val="Endure-Subhead"/>
         <w:keepNext/>
-        <w:spacing w:before="240" w:after="60"/>
+        <w:spacing w:before="240" w:after="60" w:line="240" w:lineRule="auto"/>
         <w:outlineLvl w:val="1"/>
       </w:pPr>
       <w:r>
@@ -1478,7 +1478,7 @@
       <w:pPr>
         <w:pStyle w:val="Endure-Subhead"/>
         <w:keepNext/>
-        <w:spacing w:before="160" w:after="60"/>
+        <w:spacing w:before="160" w:after="60" w:line="240" w:lineRule="auto"/>
         <w:outlineLvl w:val="2"/>
       </w:pPr>
       <w:r>
@@ -1491,7 +1491,7 @@
     <w:p>
       <w:pPr>
         <w:pStyle w:val="Endure-FirstParagraphBodyText"/>
-        <w:spacing w:before="100" w:after="100"/>
+        <w:spacing w:before="100" w:after="100" w:line="240" w:lineRule="auto"/>
       </w:pPr>
       <w:r>
         <w:rPr>
@@ -1536,7 +1536,7 @@
           </w:tcPr>
           <w:p>
             <w:pPr>
-              <w:spacing w:before="0" w:after="0"/>
+              <w:spacing w:before="0" w:after="0" w:line="240" w:lineRule="auto"/>
               <w:jc w:val="center"/>
             </w:pPr>
             <w:r>
@@ -1569,7 +1569,7 @@
           </w:tcPr>
           <w:p>
             <w:pPr>
-              <w:spacing w:before="0" w:after="0"/>
+              <w:spacing w:before="0" w:after="0" w:line="240" w:lineRule="auto"/>
               <w:jc w:val="center"/>
             </w:pPr>
             <w:r>
@@ -1602,7 +1602,7 @@
           </w:tcPr>
           <w:p>
             <w:pPr>
-              <w:spacing w:before="0" w:after="0"/>
+              <w:spacing w:before="0" w:after="0" w:line="240" w:lineRule="auto"/>
               <w:jc w:val="center"/>
             </w:pPr>
             <w:r>
@@ -1640,7 +1640,7 @@
           </w:tcPr>
           <w:p>
             <w:pPr>
-              <w:spacing w:before="0" w:after="0"/>
+              <w:spacing w:before="0" w:after="0" w:line="240" w:lineRule="auto"/>
               <w:jc w:val="center"/>
             </w:pPr>
             <w:r>
@@ -1671,7 +1671,7 @@
           </w:tcPr>
           <w:p>
             <w:pPr>
-              <w:spacing w:before="0" w:after="0"/>
+              <w:spacing w:before="0" w:after="0" w:line="240" w:lineRule="auto"/>
               <w:jc w:val="center"/>
             </w:pPr>
             <w:r>
@@ -1702,7 +1702,7 @@
           </w:tcPr>
           <w:p>
             <w:pPr>
-              <w:spacing w:before="0" w:after="0"/>
+              <w:spacing w:before="0" w:after="0" w:line="240" w:lineRule="auto"/>
               <w:jc w:val="center"/>
             </w:pPr>
             <w:r>
@@ -1738,7 +1738,7 @@
           </w:tcPr>
           <w:p>
             <w:pPr>
-              <w:spacing w:before="0" w:after="0"/>
+              <w:spacing w:before="0" w:after="0" w:line="240" w:lineRule="auto"/>
               <w:jc w:val="center"/>
             </w:pPr>
             <w:r>
@@ -1769,7 +1769,7 @@
           </w:tcPr>
           <w:p>
             <w:pPr>
-              <w:spacing w:before="0" w:after="0"/>
+              <w:spacing w:before="0" w:after="0" w:line="240" w:lineRule="auto"/>
               <w:jc w:val="center"/>
             </w:pPr>
             <w:r>
@@ -1800,7 +1800,7 @@
           </w:tcPr>
           <w:p>
             <w:pPr>
-              <w:spacing w:before="0" w:after="0"/>
+              <w:spacing w:before="0" w:after="0" w:line="240" w:lineRule="auto"/>
               <w:jc w:val="center"/>
             </w:pPr>
             <w:r>
@@ -1836,7 +1836,7 @@
           </w:tcPr>
           <w:p>
             <w:pPr>
-              <w:spacing w:before="0" w:after="0"/>
+              <w:spacing w:before="0" w:after="0" w:line="240" w:lineRule="auto"/>
               <w:jc w:val="center"/>
             </w:pPr>
             <w:r>
@@ -1867,7 +1867,7 @@
           </w:tcPr>
           <w:p>
             <w:pPr>
-              <w:spacing w:before="0" w:after="0"/>
+              <w:spacing w:before="0" w:after="0" w:line="240" w:lineRule="auto"/>
               <w:jc w:val="center"/>
             </w:pPr>
             <w:r>
@@ -1898,7 +1898,7 @@
           </w:tcPr>
           <w:p>
             <w:pPr>
-              <w:spacing w:before="0" w:after="0"/>
+              <w:spacing w:before="0" w:after="0" w:line="240" w:lineRule="auto"/>
               <w:jc w:val="center"/>
             </w:pPr>
             <w:r>
@@ -1934,7 +1934,7 @@
           </w:tcPr>
           <w:p>
             <w:pPr>
-              <w:spacing w:before="0" w:after="0"/>
+              <w:spacing w:before="0" w:after="0" w:line="240" w:lineRule="auto"/>
               <w:jc w:val="center"/>
             </w:pPr>
             <w:r>
@@ -1965,7 +1965,7 @@
           </w:tcPr>
           <w:p>
             <w:pPr>
-              <w:spacing w:before="0" w:after="0"/>
+              <w:spacing w:before="0" w:after="0" w:line="240" w:lineRule="auto"/>
               <w:jc w:val="center"/>
             </w:pPr>
             <w:r>
@@ -1996,7 +1996,7 @@
           </w:tcPr>
           <w:p>
             <w:pPr>
-              <w:spacing w:before="0" w:after="0"/>
+              <w:spacing w:before="0" w:after="0" w:line="240" w:lineRule="auto"/>
               <w:jc w:val="center"/>
             </w:pPr>
             <w:r>
@@ -2032,7 +2032,7 @@
           </w:tcPr>
           <w:p>
             <w:pPr>
-              <w:spacing w:before="0" w:after="0"/>
+              <w:spacing w:before="0" w:after="0" w:line="240" w:lineRule="auto"/>
               <w:jc w:val="center"/>
             </w:pPr>
             <w:r>
@@ -2063,7 +2063,7 @@
           </w:tcPr>
           <w:p>
             <w:pPr>
-              <w:spacing w:before="0" w:after="0"/>
+              <w:spacing w:before="0" w:after="0" w:line="240" w:lineRule="auto"/>
               <w:jc w:val="center"/>
             </w:pPr>
             <w:r>
@@ -2094,7 +2094,7 @@
           </w:tcPr>
           <w:p>
             <w:pPr>
-              <w:spacing w:before="0" w:after="0"/>
+              <w:spacing w:before="0" w:after="0" w:line="240" w:lineRule="auto"/>
               <w:jc w:val="both"/>
             </w:pPr>
             <w:r>
@@ -2115,7 +2115,7 @@
     <w:p>
       <w:pPr>
         <w:pStyle w:val="Endure-ChapterBodyText"/>
-        <w:spacing w:before="100" w:after="100"/>
+        <w:spacing w:before="100" w:after="100" w:line="240" w:lineRule="auto"/>
       </w:pPr>
       <w:r>
         <w:rPr>
@@ -2190,7 +2190,7 @@
       <w:pPr>
         <w:pStyle w:val="Endure-Subhead"/>
         <w:keepNext/>
-        <w:spacing w:before="160" w:after="60"/>
+        <w:spacing w:before="160" w:after="60" w:line="240" w:lineRule="auto"/>
         <w:outlineLvl w:val="2"/>
       </w:pPr>
       <w:r>
@@ -2203,7 +2203,7 @@
     <w:p>
       <w:pPr>
         <w:pStyle w:val="Endure-FirstParagraphBodyText"/>
-        <w:spacing w:before="100" w:after="100"/>
+        <w:spacing w:before="100" w:after="100" w:line="240" w:lineRule="auto"/>
       </w:pPr>
       <w:r>
         <w:rPr>
@@ -2249,7 +2249,7 @@
           </w:tcPr>
           <w:p>
             <w:pPr>
-              <w:spacing w:before="0" w:after="0"/>
+              <w:spacing w:before="0" w:after="0" w:line="240" w:lineRule="auto"/>
               <w:jc w:val="center"/>
             </w:pPr>
             <w:r>
@@ -2282,7 +2282,7 @@
           </w:tcPr>
           <w:p>
             <w:pPr>
-              <w:spacing w:before="0" w:after="0"/>
+              <w:spacing w:before="0" w:after="0" w:line="240" w:lineRule="auto"/>
               <w:jc w:val="center"/>
             </w:pPr>
             <w:r>
@@ -2315,7 +2315,7 @@
           </w:tcPr>
           <w:p>
             <w:pPr>
-              <w:spacing w:before="0" w:after="0"/>
+              <w:spacing w:before="0" w:after="0" w:line="240" w:lineRule="auto"/>
               <w:jc w:val="center"/>
             </w:pPr>
             <w:r>
@@ -2348,7 +2348,7 @@
           </w:tcPr>
           <w:p>
             <w:pPr>
-              <w:spacing w:before="0" w:after="0"/>
+              <w:spacing w:before="0" w:after="0" w:line="240" w:lineRule="auto"/>
               <w:jc w:val="center"/>
             </w:pPr>
             <w:r>
@@ -2386,7 +2386,7 @@
           </w:tcPr>
           <w:p>
             <w:pPr>
-              <w:spacing w:before="0" w:after="0"/>
+              <w:spacing w:before="0" w:after="0" w:line="240" w:lineRule="auto"/>
               <w:jc w:val="center"/>
             </w:pPr>
             <w:r>
@@ -2417,7 +2417,7 @@
           </w:tcPr>
           <w:p>
             <w:pPr>
-              <w:spacing w:before="0" w:after="0"/>
+              <w:spacing w:before="0" w:after="0" w:line="240" w:lineRule="auto"/>
               <w:jc w:val="center"/>
             </w:pPr>
             <w:r>
@@ -2448,7 +2448,7 @@
           </w:tcPr>
           <w:p>
             <w:pPr>
-              <w:spacing w:before="0" w:after="0"/>
+              <w:spacing w:before="0" w:after="0" w:line="240" w:lineRule="auto"/>
               <w:jc w:val="center"/>
             </w:pPr>
             <w:r>
@@ -2479,7 +2479,7 @@
           </w:tcPr>
           <w:p>
             <w:pPr>
-              <w:spacing w:before="0" w:after="0"/>
+              <w:spacing w:before="0" w:after="0" w:line="240" w:lineRule="auto"/>
               <w:jc w:val="center"/>
             </w:pPr>
             <w:r>
@@ -2515,7 +2515,7 @@
           </w:tcPr>
           <w:p>
             <w:pPr>
-              <w:spacing w:before="0" w:after="0"/>
+              <w:spacing w:before="0" w:after="0" w:line="240" w:lineRule="auto"/>
               <w:jc w:val="center"/>
             </w:pPr>
             <w:r>
@@ -2546,7 +2546,7 @@
           </w:tcPr>
           <w:p>
             <w:pPr>
-              <w:spacing w:before="0" w:after="0"/>
+              <w:spacing w:before="0" w:after="0" w:line="240" w:lineRule="auto"/>
               <w:jc w:val="center"/>
             </w:pPr>
             <w:r>
@@ -2577,7 +2577,7 @@
           </w:tcPr>
           <w:p>
             <w:pPr>
-              <w:spacing w:before="0" w:after="0"/>
+              <w:spacing w:before="0" w:after="0" w:line="240" w:lineRule="auto"/>
               <w:jc w:val="center"/>
             </w:pPr>
             <w:r>
@@ -2608,7 +2608,7 @@
           </w:tcPr>
           <w:p>
             <w:pPr>
-              <w:spacing w:before="0" w:after="0"/>
+              <w:spacing w:before="0" w:after="0" w:line="240" w:lineRule="auto"/>
               <w:jc w:val="center"/>
             </w:pPr>
             <w:r>
@@ -2644,7 +2644,7 @@
           </w:tcPr>
           <w:p>
             <w:pPr>
-              <w:spacing w:before="0" w:after="0"/>
+              <w:spacing w:before="0" w:after="0" w:line="240" w:lineRule="auto"/>
               <w:jc w:val="center"/>
             </w:pPr>
             <w:r>
@@ -2675,7 +2675,7 @@
           </w:tcPr>
           <w:p>
             <w:pPr>
-              <w:spacing w:before="0" w:after="0"/>
+              <w:spacing w:before="0" w:after="0" w:line="240" w:lineRule="auto"/>
               <w:jc w:val="center"/>
             </w:pPr>
             <w:r>
@@ -2706,7 +2706,7 @@
           </w:tcPr>
           <w:p>
             <w:pPr>
-              <w:spacing w:before="0" w:after="0"/>
+              <w:spacing w:before="0" w:after="0" w:line="240" w:lineRule="auto"/>
               <w:jc w:val="center"/>
             </w:pPr>
             <w:r>
@@ -2737,7 +2737,7 @@
           </w:tcPr>
           <w:p>
             <w:pPr>
-              <w:spacing w:before="0" w:after="0"/>
+              <w:spacing w:before="0" w:after="0" w:line="240" w:lineRule="auto"/>
               <w:jc w:val="center"/>
             </w:pPr>
             <w:r>
@@ -2773,7 +2773,7 @@
           </w:tcPr>
           <w:p>
             <w:pPr>
-              <w:spacing w:before="0" w:after="0"/>
+              <w:spacing w:before="0" w:after="0" w:line="240" w:lineRule="auto"/>
               <w:jc w:val="center"/>
             </w:pPr>
             <w:r>
@@ -2804,7 +2804,7 @@
           </w:tcPr>
           <w:p>
             <w:pPr>
-              <w:spacing w:before="0" w:after="0"/>
+              <w:spacing w:before="0" w:after="0" w:line="240" w:lineRule="auto"/>
               <w:jc w:val="center"/>
             </w:pPr>
             <w:r>
@@ -2835,7 +2835,7 @@
           </w:tcPr>
           <w:p>
             <w:pPr>
-              <w:spacing w:before="0" w:after="0"/>
+              <w:spacing w:before="0" w:after="0" w:line="240" w:lineRule="auto"/>
               <w:jc w:val="center"/>
             </w:pPr>
             <w:r>
@@ -2866,7 +2866,7 @@
           </w:tcPr>
           <w:p>
             <w:pPr>
-              <w:spacing w:before="0" w:after="0"/>
+              <w:spacing w:before="0" w:after="0" w:line="240" w:lineRule="auto"/>
               <w:jc w:val="center"/>
             </w:pPr>
             <w:r>
@@ -2902,7 +2902,7 @@
           </w:tcPr>
           <w:p>
             <w:pPr>
-              <w:spacing w:before="0" w:after="0"/>
+              <w:spacing w:before="0" w:after="0" w:line="240" w:lineRule="auto"/>
               <w:jc w:val="center"/>
             </w:pPr>
             <w:r>
@@ -2933,7 +2933,7 @@
           </w:tcPr>
           <w:p>
             <w:pPr>
-              <w:spacing w:before="0" w:after="0"/>
+              <w:spacing w:before="0" w:after="0" w:line="240" w:lineRule="auto"/>
               <w:jc w:val="center"/>
             </w:pPr>
             <w:r>
@@ -2964,7 +2964,7 @@
           </w:tcPr>
           <w:p>
             <w:pPr>
-              <w:spacing w:before="0" w:after="0"/>
+              <w:spacing w:before="0" w:after="0" w:line="240" w:lineRule="auto"/>
               <w:jc w:val="center"/>
             </w:pPr>
             <w:r>
@@ -2995,7 +2995,7 @@
           </w:tcPr>
           <w:p>
             <w:pPr>
-              <w:spacing w:before="0" w:after="0"/>
+              <w:spacing w:before="0" w:after="0" w:line="240" w:lineRule="auto"/>
               <w:jc w:val="center"/>
             </w:pPr>
             <w:r>
@@ -3031,7 +3031,7 @@
           </w:tcPr>
           <w:p>
             <w:pPr>
-              <w:spacing w:before="0" w:after="0"/>
+              <w:spacing w:before="0" w:after="0" w:line="240" w:lineRule="auto"/>
               <w:jc w:val="center"/>
             </w:pPr>
             <w:r>
@@ -3062,7 +3062,7 @@
           </w:tcPr>
           <w:p>
             <w:pPr>
-              <w:spacing w:before="0" w:after="0"/>
+              <w:spacing w:before="0" w:after="0" w:line="240" w:lineRule="auto"/>
               <w:jc w:val="center"/>
             </w:pPr>
             <w:r>
@@ -3093,7 +3093,7 @@
           </w:tcPr>
           <w:p>
             <w:pPr>
-              <w:spacing w:before="0" w:after="0"/>
+              <w:spacing w:before="0" w:after="0" w:line="240" w:lineRule="auto"/>
               <w:jc w:val="center"/>
             </w:pPr>
             <w:r>
@@ -3124,7 +3124,7 @@
           </w:tcPr>
           <w:p>
             <w:pPr>
-              <w:spacing w:before="0" w:after="0"/>
+              <w:spacing w:before="0" w:after="0" w:line="240" w:lineRule="auto"/>
               <w:jc w:val="center"/>
             </w:pPr>
             <w:r>
@@ -3145,7 +3145,7 @@
     <w:p>
       <w:pPr>
         <w:pStyle w:val="Endure-ChapterBodyText"/>
-        <w:spacing w:before="100" w:after="100"/>
+        <w:spacing w:before="100" w:after="100" w:line="240" w:lineRule="auto"/>
       </w:pPr>
       <w:r>
         <w:rPr>
@@ -3171,7 +3171,7 @@
       <w:pPr>
         <w:pStyle w:val="Endure-Subhead"/>
         <w:keepNext/>
-        <w:spacing w:before="160" w:after="60"/>
+        <w:spacing w:before="160" w:after="60" w:line="240" w:lineRule="auto"/>
         <w:outlineLvl w:val="2"/>
       </w:pPr>
       <w:r>
@@ -3184,7 +3184,7 @@
     <w:p>
       <w:pPr>
         <w:pStyle w:val="Endure-FirstParagraphBodyText"/>
-        <w:spacing w:before="100" w:after="100"/>
+        <w:spacing w:before="100" w:after="100" w:line="240" w:lineRule="auto"/>
       </w:pPr>
       <w:r>
         <w:rPr>
@@ -3196,7 +3196,7 @@
     <w:p>
       <w:pPr>
         <w:pStyle w:val="Endure-ChapterBodyText"/>
-        <w:spacing w:before="40" w:after="40"/>
+        <w:spacing w:before="40" w:after="40" w:line="240" w:lineRule="auto"/>
         <w:ind w:left="360" w:hanging="216"/>
       </w:pPr>
       <w:r>
@@ -3215,7 +3215,7 @@
     <w:p>
       <w:pPr>
         <w:pStyle w:val="Endure-ChapterBodyText"/>
-        <w:spacing w:before="40" w:after="40"/>
+        <w:spacing w:before="40" w:after="40" w:line="240" w:lineRule="auto"/>
         <w:ind w:left="360" w:hanging="216"/>
       </w:pPr>
       <w:r>
@@ -3234,7 +3234,7 @@
     <w:p>
       <w:pPr>
         <w:pStyle w:val="Endure-ChapterBodyText"/>
-        <w:spacing w:before="40" w:after="40"/>
+        <w:spacing w:before="40" w:after="40" w:line="240" w:lineRule="auto"/>
         <w:ind w:left="360" w:hanging="216"/>
       </w:pPr>
       <w:r>
@@ -3266,7 +3266,7 @@
     <w:p>
       <w:pPr>
         <w:pStyle w:val="Endure-ChapterBodyText"/>
-        <w:spacing w:before="40" w:after="40"/>
+        <w:spacing w:before="40" w:after="40" w:line="240" w:lineRule="auto"/>
         <w:ind w:left="360" w:hanging="216"/>
       </w:pPr>
       <w:r>
@@ -3290,7 +3290,7 @@
     <w:p>
       <w:pPr>
         <w:pStyle w:val="Endure-ChapterBodyText"/>
-        <w:spacing w:before="100" w:after="100"/>
+        <w:spacing w:before="100" w:after="100" w:line="240" w:lineRule="auto"/>
       </w:pPr>
       <w:r>
         <w:rPr>
@@ -3303,7 +3303,7 @@
       <w:pPr>
         <w:pStyle w:val="Endure-Subhead"/>
         <w:keepNext/>
-        <w:spacing w:before="240" w:after="60"/>
+        <w:spacing w:before="240" w:after="60" w:line="240" w:lineRule="auto"/>
         <w:outlineLvl w:val="1"/>
       </w:pPr>
       <w:r>
@@ -3317,7 +3317,7 @@
       <w:pPr>
         <w:pStyle w:val="Endure-Subhead"/>
         <w:keepNext/>
-        <w:spacing w:before="160" w:after="60"/>
+        <w:spacing w:before="160" w:after="60" w:line="240" w:lineRule="auto"/>
         <w:outlineLvl w:val="2"/>
       </w:pPr>
       <w:r>
@@ -3362,7 +3362,7 @@
           </w:tcPr>
           <w:p>
             <w:pPr>
-              <w:spacing w:before="0" w:after="0"/>
+              <w:spacing w:before="0" w:after="0" w:line="240" w:lineRule="auto"/>
               <w:jc w:val="center"/>
             </w:pPr>
             <w:r>
@@ -3395,7 +3395,7 @@
           </w:tcPr>
           <w:p>
             <w:pPr>
-              <w:spacing w:before="0" w:after="0"/>
+              <w:spacing w:before="0" w:after="0" w:line="240" w:lineRule="auto"/>
               <w:jc w:val="center"/>
             </w:pPr>
             <w:r>
@@ -3433,7 +3433,7 @@
           </w:tcPr>
           <w:p>
             <w:pPr>
-              <w:spacing w:before="0" w:after="0"/>
+              <w:spacing w:before="0" w:after="0" w:line="240" w:lineRule="auto"/>
               <w:jc w:val="center"/>
             </w:pPr>
             <w:r>
@@ -3464,7 +3464,7 @@
           </w:tcPr>
           <w:p>
             <w:pPr>
-              <w:spacing w:before="0" w:after="0"/>
+              <w:spacing w:before="0" w:after="0" w:line="240" w:lineRule="auto"/>
               <w:jc w:val="both"/>
             </w:pPr>
             <w:r>
@@ -3500,7 +3500,7 @@
           </w:tcPr>
           <w:p>
             <w:pPr>
-              <w:spacing w:before="0" w:after="0"/>
+              <w:spacing w:before="0" w:after="0" w:line="240" w:lineRule="auto"/>
               <w:jc w:val="center"/>
             </w:pPr>
             <w:r>
@@ -3531,7 +3531,7 @@
           </w:tcPr>
           <w:p>
             <w:pPr>
-              <w:spacing w:before="0" w:after="0"/>
+              <w:spacing w:before="0" w:after="0" w:line="240" w:lineRule="auto"/>
               <w:jc w:val="both"/>
             </w:pPr>
             <w:r>
@@ -3567,7 +3567,7 @@
           </w:tcPr>
           <w:p>
             <w:pPr>
-              <w:spacing w:before="0" w:after="0"/>
+              <w:spacing w:before="0" w:after="0" w:line="240" w:lineRule="auto"/>
               <w:jc w:val="both"/>
             </w:pPr>
             <w:r>
@@ -3598,7 +3598,7 @@
           </w:tcPr>
           <w:p>
             <w:pPr>
-              <w:spacing w:before="0" w:after="0"/>
+              <w:spacing w:before="0" w:after="0" w:line="240" w:lineRule="auto"/>
               <w:jc w:val="both"/>
             </w:pPr>
             <w:r>
@@ -3634,7 +3634,7 @@
           </w:tcPr>
           <w:p>
             <w:pPr>
-              <w:spacing w:before="0" w:after="0"/>
+              <w:spacing w:before="0" w:after="0" w:line="240" w:lineRule="auto"/>
               <w:jc w:val="both"/>
             </w:pPr>
             <w:r>
@@ -3665,7 +3665,7 @@
           </w:tcPr>
           <w:p>
             <w:pPr>
-              <w:spacing w:before="0" w:after="0"/>
+              <w:spacing w:before="0" w:after="0" w:line="240" w:lineRule="auto"/>
               <w:jc w:val="center"/>
             </w:pPr>
             <w:r>
@@ -3701,7 +3701,7 @@
           </w:tcPr>
           <w:p>
             <w:pPr>
-              <w:spacing w:before="0" w:after="0"/>
+              <w:spacing w:before="0" w:after="0" w:line="240" w:lineRule="auto"/>
               <w:jc w:val="center"/>
             </w:pPr>
             <w:r>
@@ -3732,7 +3732,7 @@
           </w:tcPr>
           <w:p>
             <w:pPr>
-              <w:spacing w:before="0" w:after="0"/>
+              <w:spacing w:before="0" w:after="0" w:line="240" w:lineRule="auto"/>
               <w:jc w:val="both"/>
             </w:pPr>
             <w:r>
@@ -3754,7 +3754,7 @@
       <w:pPr>
         <w:pStyle w:val="Endure-Subhead"/>
         <w:keepNext/>
-        <w:spacing w:before="160" w:after="60"/>
+        <w:spacing w:before="160" w:after="60" w:line="240" w:lineRule="auto"/>
         <w:outlineLvl w:val="2"/>
       </w:pPr>
       <w:r>
@@ -3799,7 +3799,7 @@
           </w:tcPr>
           <w:p>
             <w:pPr>
-              <w:spacing w:before="0" w:after="0"/>
+              <w:spacing w:before="0" w:after="0" w:line="240" w:lineRule="auto"/>
               <w:jc w:val="center"/>
             </w:pPr>
             <w:r>
@@ -3832,7 +3832,7 @@
           </w:tcPr>
           <w:p>
             <w:pPr>
-              <w:spacing w:before="0" w:after="0"/>
+              <w:spacing w:before="0" w:after="0" w:line="240" w:lineRule="auto"/>
               <w:jc w:val="center"/>
             </w:pPr>
             <w:r>
@@ -3870,7 +3870,7 @@
           </w:tcPr>
           <w:p>
             <w:pPr>
-              <w:spacing w:before="0" w:after="0"/>
+              <w:spacing w:before="0" w:after="0" w:line="240" w:lineRule="auto"/>
               <w:jc w:val="center"/>
             </w:pPr>
             <w:r>
@@ -3901,7 +3901,7 @@
           </w:tcPr>
           <w:p>
             <w:pPr>
-              <w:spacing w:before="0" w:after="0"/>
+              <w:spacing w:before="0" w:after="0" w:line="240" w:lineRule="auto"/>
               <w:jc w:val="both"/>
             </w:pPr>
             <w:r>
@@ -3937,7 +3937,7 @@
           </w:tcPr>
           <w:p>
             <w:pPr>
-              <w:spacing w:before="0" w:after="0"/>
+              <w:spacing w:before="0" w:after="0" w:line="240" w:lineRule="auto"/>
               <w:jc w:val="center"/>
             </w:pPr>
             <w:r>
@@ -3968,7 +3968,7 @@
           </w:tcPr>
           <w:p>
             <w:pPr>
-              <w:spacing w:before="0" w:after="0"/>
+              <w:spacing w:before="0" w:after="0" w:line="240" w:lineRule="auto"/>
               <w:jc w:val="center"/>
             </w:pPr>
             <w:r>
@@ -4004,7 +4004,7 @@
           </w:tcPr>
           <w:p>
             <w:pPr>
-              <w:spacing w:before="0" w:after="0"/>
+              <w:spacing w:before="0" w:after="0" w:line="240" w:lineRule="auto"/>
               <w:jc w:val="center"/>
             </w:pPr>
             <w:r>
@@ -4035,7 +4035,7 @@
           </w:tcPr>
           <w:p>
             <w:pPr>
-              <w:spacing w:before="0" w:after="0"/>
+              <w:spacing w:before="0" w:after="0" w:line="240" w:lineRule="auto"/>
               <w:jc w:val="center"/>
             </w:pPr>
             <w:r>
@@ -4071,7 +4071,7 @@
           </w:tcPr>
           <w:p>
             <w:pPr>
-              <w:spacing w:before="0" w:after="0"/>
+              <w:spacing w:before="0" w:after="0" w:line="240" w:lineRule="auto"/>
               <w:jc w:val="center"/>
             </w:pPr>
             <w:r>
@@ -4102,7 +4102,7 @@
           </w:tcPr>
           <w:p>
             <w:pPr>
-              <w:spacing w:before="0" w:after="0"/>
+              <w:spacing w:before="0" w:after="0" w:line="240" w:lineRule="auto"/>
               <w:jc w:val="both"/>
             </w:pPr>
             <w:r>
@@ -4124,7 +4124,7 @@
       <w:pPr>
         <w:pStyle w:val="Endure-Subhead"/>
         <w:keepNext/>
-        <w:spacing w:before="160" w:after="60"/>
+        <w:spacing w:before="160" w:after="60" w:line="240" w:lineRule="auto"/>
         <w:outlineLvl w:val="2"/>
       </w:pPr>
       <w:r>
@@ -4169,7 +4169,7 @@
           </w:tcPr>
           <w:p>
             <w:pPr>
-              <w:spacing w:before="0" w:after="0"/>
+              <w:spacing w:before="0" w:after="0" w:line="240" w:lineRule="auto"/>
               <w:jc w:val="center"/>
             </w:pPr>
             <w:r>
@@ -4202,7 +4202,7 @@
           </w:tcPr>
           <w:p>
             <w:pPr>
-              <w:spacing w:before="0" w:after="0"/>
+              <w:spacing w:before="0" w:after="0" w:line="240" w:lineRule="auto"/>
               <w:jc w:val="center"/>
             </w:pPr>
             <w:r>
@@ -4240,7 +4240,7 @@
           </w:tcPr>
           <w:p>
             <w:pPr>
-              <w:spacing w:before="0" w:after="0"/>
+              <w:spacing w:before="0" w:after="0" w:line="240" w:lineRule="auto"/>
               <w:jc w:val="center"/>
             </w:pPr>
             <w:r>
@@ -4271,7 +4271,7 @@
           </w:tcPr>
           <w:p>
             <w:pPr>
-              <w:spacing w:before="0" w:after="0"/>
+              <w:spacing w:before="0" w:after="0" w:line="240" w:lineRule="auto"/>
               <w:jc w:val="both"/>
             </w:pPr>
             <w:r>
@@ -4307,7 +4307,7 @@
           </w:tcPr>
           <w:p>
             <w:pPr>
-              <w:spacing w:before="0" w:after="0"/>
+              <w:spacing w:before="0" w:after="0" w:line="240" w:lineRule="auto"/>
               <w:jc w:val="center"/>
             </w:pPr>
             <w:r>
@@ -4338,7 +4338,7 @@
           </w:tcPr>
           <w:p>
             <w:pPr>
-              <w:spacing w:before="0" w:after="0"/>
+              <w:spacing w:before="0" w:after="0" w:line="240" w:lineRule="auto"/>
               <w:jc w:val="both"/>
             </w:pPr>
             <w:r>
@@ -4374,7 +4374,7 @@
           </w:tcPr>
           <w:p>
             <w:pPr>
-              <w:spacing w:before="0" w:after="0"/>
+              <w:spacing w:before="0" w:after="0" w:line="240" w:lineRule="auto"/>
               <w:jc w:val="center"/>
             </w:pPr>
             <w:r>
@@ -4405,7 +4405,7 @@
           </w:tcPr>
           <w:p>
             <w:pPr>
-              <w:spacing w:before="0" w:after="0"/>
+              <w:spacing w:before="0" w:after="0" w:line="240" w:lineRule="auto"/>
               <w:jc w:val="both"/>
             </w:pPr>
             <w:r>
@@ -4441,7 +4441,7 @@
           </w:tcPr>
           <w:p>
             <w:pPr>
-              <w:spacing w:before="0" w:after="0"/>
+              <w:spacing w:before="0" w:after="0" w:line="240" w:lineRule="auto"/>
               <w:jc w:val="center"/>
             </w:pPr>
             <w:r>
@@ -4472,7 +4472,7 @@
           </w:tcPr>
           <w:p>
             <w:pPr>
-              <w:spacing w:before="0" w:after="0"/>
+              <w:spacing w:before="0" w:after="0" w:line="240" w:lineRule="auto"/>
               <w:jc w:val="center"/>
             </w:pPr>
             <w:r>
@@ -4508,7 +4508,7 @@
           </w:tcPr>
           <w:p>
             <w:pPr>
-              <w:spacing w:before="0" w:after="0"/>
+              <w:spacing w:before="0" w:after="0" w:line="240" w:lineRule="auto"/>
               <w:jc w:val="center"/>
             </w:pPr>
             <w:r>
@@ -4539,7 +4539,7 @@
           </w:tcPr>
           <w:p>
             <w:pPr>
-              <w:spacing w:before="0" w:after="0"/>
+              <w:spacing w:before="0" w:after="0" w:line="240" w:lineRule="auto"/>
               <w:jc w:val="both"/>
             </w:pPr>
             <w:r>
@@ -4575,7 +4575,7 @@
           </w:tcPr>
           <w:p>
             <w:pPr>
-              <w:spacing w:before="0" w:after="0"/>
+              <w:spacing w:before="0" w:after="0" w:line="240" w:lineRule="auto"/>
               <w:jc w:val="center"/>
             </w:pPr>
             <w:r>
@@ -4606,7 +4606,7 @@
           </w:tcPr>
           <w:p>
             <w:pPr>
-              <w:spacing w:before="0" w:after="0"/>
+              <w:spacing w:before="0" w:after="0" w:line="240" w:lineRule="auto"/>
               <w:jc w:val="center"/>
             </w:pPr>
             <w:r>
@@ -4628,7 +4628,7 @@
       <w:pPr>
         <w:pStyle w:val="Endure-Subhead"/>
         <w:keepNext/>
-        <w:spacing w:before="240" w:after="60"/>
+        <w:spacing w:before="240" w:after="60" w:line="240" w:lineRule="auto"/>
         <w:outlineLvl w:val="1"/>
       </w:pPr>
       <w:r>
@@ -4641,7 +4641,7 @@
     <w:p>
       <w:pPr>
         <w:pStyle w:val="Endure-FirstParagraphBodyText"/>
-        <w:spacing w:before="100" w:after="100"/>
+        <w:spacing w:before="100" w:after="100" w:line="240" w:lineRule="auto"/>
       </w:pPr>
       <w:r>
         <w:rPr>
@@ -4653,7 +4653,7 @@
     <w:p>
       <w:pPr>
         <w:pStyle w:val="Endure-ChapterBodyText"/>
-        <w:spacing w:before="100" w:after="100"/>
+        <w:spacing w:before="100" w:after="100" w:line="240" w:lineRule="auto"/>
       </w:pPr>
       <w:r>
         <w:rPr>
@@ -4666,7 +4666,7 @@
     <w:p>
       <w:pPr>
         <w:pStyle w:val="Endure-ChapterBodyText"/>
-        <w:spacing w:before="40" w:after="40"/>
+        <w:spacing w:before="40" w:after="40" w:line="240" w:lineRule="auto"/>
         <w:ind w:left="360" w:hanging="216"/>
       </w:pPr>
       <w:r>
@@ -4685,7 +4685,7 @@
     <w:p>
       <w:pPr>
         <w:pStyle w:val="Endure-ChapterBodyText"/>
-        <w:spacing w:before="40" w:after="40"/>
+        <w:spacing w:before="40" w:after="40" w:line="240" w:lineRule="auto"/>
         <w:ind w:left="360" w:hanging="216"/>
       </w:pPr>
       <w:r>
@@ -4704,7 +4704,7 @@
     <w:p>
       <w:pPr>
         <w:pStyle w:val="Endure-ChapterBodyText"/>
-        <w:spacing w:before="40" w:after="40"/>
+        <w:spacing w:before="40" w:after="40" w:line="240" w:lineRule="auto"/>
         <w:ind w:left="360" w:hanging="216"/>
       </w:pPr>
       <w:r>
@@ -4723,7 +4723,7 @@
     <w:p>
       <w:pPr>
         <w:pStyle w:val="Endure-ChapterBodyText"/>
-        <w:spacing w:before="40" w:after="40"/>
+        <w:spacing w:before="40" w:after="40" w:line="240" w:lineRule="auto"/>
         <w:ind w:left="360" w:hanging="216"/>
       </w:pPr>
       <w:r>
@@ -4747,7 +4747,7 @@
     <w:p>
       <w:pPr>
         <w:pStyle w:val="Endure-ChapterBodyText"/>
-        <w:spacing w:before="100" w:after="100"/>
+        <w:spacing w:before="100" w:after="100" w:line="240" w:lineRule="auto"/>
       </w:pPr>
       <w:r>
         <w:rPr>
@@ -4760,7 +4760,7 @@
     <w:p>
       <w:pPr>
         <w:pStyle w:val="Endure-ChapterBodyText"/>
-        <w:spacing w:before="40" w:after="40"/>
+        <w:spacing w:before="40" w:after="40" w:line="240" w:lineRule="auto"/>
         <w:ind w:left="360" w:hanging="216"/>
       </w:pPr>
       <w:r>
@@ -4779,7 +4779,7 @@
     <w:p>
       <w:pPr>
         <w:pStyle w:val="Endure-ChapterBodyText"/>
-        <w:spacing w:before="40" w:after="40"/>
+        <w:spacing w:before="40" w:after="40" w:line="240" w:lineRule="auto"/>
         <w:ind w:left="360" w:hanging="216"/>
       </w:pPr>
       <w:r>
@@ -4798,7 +4798,7 @@
     <w:p>
       <w:pPr>
         <w:pStyle w:val="Endure-ChapterBodyText"/>
-        <w:spacing w:before="40" w:after="40"/>
+        <w:spacing w:before="40" w:after="40" w:line="240" w:lineRule="auto"/>
         <w:ind w:left="360" w:hanging="216"/>
       </w:pPr>
       <w:r>
@@ -4817,7 +4817,7 @@
     <w:p>
       <w:pPr>
         <w:pStyle w:val="Endure-ChapterBodyText"/>
-        <w:spacing w:before="40" w:after="40"/>
+        <w:spacing w:before="40" w:after="40" w:line="240" w:lineRule="auto"/>
         <w:ind w:left="360" w:hanging="216"/>
       </w:pPr>
       <w:r>
@@ -4841,7 +4841,7 @@
     <w:p>
       <w:pPr>
         <w:pStyle w:val="Endure-ChapterBodyText"/>
-        <w:spacing w:before="100" w:after="100"/>
+        <w:spacing w:before="100" w:after="100" w:line="240" w:lineRule="auto"/>
       </w:pPr>
       <w:r>
         <w:rPr>
@@ -4854,7 +4854,7 @@
     <w:p>
       <w:pPr>
         <w:pStyle w:val="Endure-ChapterBodyText"/>
-        <w:spacing w:before="40" w:after="40"/>
+        <w:spacing w:before="40" w:after="40" w:line="240" w:lineRule="auto"/>
         <w:ind w:left="360" w:hanging="216"/>
       </w:pPr>
       <w:r>
@@ -4873,7 +4873,7 @@
     <w:p>
       <w:pPr>
         <w:pStyle w:val="Endure-ChapterBodyText"/>
-        <w:spacing w:before="40" w:after="40"/>
+        <w:spacing w:before="40" w:after="40" w:line="240" w:lineRule="auto"/>
         <w:ind w:left="360" w:hanging="216"/>
       </w:pPr>
       <w:r>
@@ -4892,7 +4892,7 @@
     <w:p>
       <w:pPr>
         <w:pStyle w:val="Endure-ChapterBodyText"/>
-        <w:spacing w:before="40" w:after="40"/>
+        <w:spacing w:before="40" w:after="40" w:line="240" w:lineRule="auto"/>
         <w:ind w:left="360" w:hanging="216"/>
       </w:pPr>
       <w:r>
@@ -4911,7 +4911,7 @@
     <w:p>
       <w:pPr>
         <w:pStyle w:val="Endure-ChapterBodyText"/>
-        <w:spacing w:before="40" w:after="40"/>
+        <w:spacing w:before="40" w:after="40" w:line="240" w:lineRule="auto"/>
         <w:ind w:left="360" w:hanging="216"/>
       </w:pPr>
       <w:r>
@@ -4936,7 +4936,7 @@
       <w:pPr>
         <w:pStyle w:val="Endure-Subhead"/>
         <w:keepNext/>
-        <w:spacing w:before="240" w:after="60"/>
+        <w:spacing w:before="240" w:after="60" w:line="240" w:lineRule="auto"/>
         <w:outlineLvl w:val="1"/>
       </w:pPr>
       <w:r>
@@ -4949,7 +4949,7 @@
     <w:p>
       <w:pPr>
         <w:pStyle w:val="Endure-FirstParagraphBodyText"/>
-        <w:spacing w:before="100" w:after="100"/>
+        <w:spacing w:before="100" w:after="100" w:line="240" w:lineRule="auto"/>
       </w:pPr>
       <w:r>
         <w:rPr>
@@ -4961,7 +4961,7 @@
     <w:p>
       <w:pPr>
         <w:pStyle w:val="Endure-ChapterBodyText"/>
-        <w:spacing w:before="100" w:after="100"/>
+        <w:spacing w:before="100" w:after="100" w:line="240" w:lineRule="auto"/>
       </w:pPr>
       <w:r>
         <w:rPr>
@@ -4973,7 +4973,7 @@
     <w:p>
       <w:pPr>
         <w:pStyle w:val="Endure-ChapterBodyText"/>
-        <w:spacing w:before="100" w:after="100"/>
+        <w:spacing w:before="100" w:after="100" w:line="240" w:lineRule="auto"/>
       </w:pPr>
       <w:r>
         <w:rPr>
@@ -5084,7 +5084,7 @@
       <w:pPr>
         <w:pStyle w:val="Endure-Subhead"/>
         <w:keepNext/>
-        <w:spacing w:before="240" w:after="60"/>
+        <w:spacing w:before="240" w:after="60" w:line="240" w:lineRule="auto"/>
         <w:outlineLvl w:val="1"/>
       </w:pPr>
       <w:r>
@@ -5097,7 +5097,7 @@
     <w:p>
       <w:pPr>
         <w:pStyle w:val="Endure-FirstParagraphBodyText"/>
-        <w:spacing w:before="100" w:after="100"/>
+        <w:spacing w:before="100" w:after="100" w:line="240" w:lineRule="auto"/>
       </w:pPr>
       <w:r>
         <w:rPr>
@@ -5109,7 +5109,7 @@
     <w:p>
       <w:pPr>
         <w:pStyle w:val="Endure-ChapterBodyText"/>
-        <w:spacing w:before="100" w:after="100"/>
+        <w:spacing w:before="100" w:after="100" w:line="240" w:lineRule="auto"/>
       </w:pPr>
       <w:r>
         <w:rPr>
@@ -5154,7 +5154,7 @@
           </w:tcPr>
           <w:p>
             <w:pPr>
-              <w:spacing w:before="0" w:after="0"/>
+              <w:spacing w:before="0" w:after="0" w:line="240" w:lineRule="auto"/>
               <w:jc w:val="center"/>
             </w:pPr>
             <w:r>
@@ -5187,7 +5187,7 @@
           </w:tcPr>
           <w:p>
             <w:pPr>
-              <w:spacing w:before="0" w:after="0"/>
+              <w:spacing w:before="0" w:after="0" w:line="240" w:lineRule="auto"/>
               <w:jc w:val="center"/>
             </w:pPr>
             <w:r>
@@ -5225,7 +5225,7 @@
           </w:tcPr>
           <w:p>
             <w:pPr>
-              <w:spacing w:before="0" w:after="0"/>
+              <w:spacing w:before="0" w:after="0" w:line="240" w:lineRule="auto"/>
               <w:jc w:val="center"/>
             </w:pPr>
             <w:r>
@@ -5256,7 +5256,7 @@
           </w:tcPr>
           <w:p>
             <w:pPr>
-              <w:spacing w:before="0" w:after="0"/>
+              <w:spacing w:before="0" w:after="0" w:line="240" w:lineRule="auto"/>
               <w:jc w:val="both"/>
             </w:pPr>
             <w:r>
@@ -5292,7 +5292,7 @@
           </w:tcPr>
           <w:p>
             <w:pPr>
-              <w:spacing w:before="0" w:after="0"/>
+              <w:spacing w:before="0" w:after="0" w:line="240" w:lineRule="auto"/>
               <w:jc w:val="center"/>
             </w:pPr>
             <w:r>
@@ -5323,7 +5323,7 @@
           </w:tcPr>
           <w:p>
             <w:pPr>
-              <w:spacing w:before="0" w:after="0"/>
+              <w:spacing w:before="0" w:after="0" w:line="240" w:lineRule="auto"/>
               <w:jc w:val="both"/>
             </w:pPr>
             <w:r>
@@ -5359,7 +5359,7 @@
           </w:tcPr>
           <w:p>
             <w:pPr>
-              <w:spacing w:before="0" w:after="0"/>
+              <w:spacing w:before="0" w:after="0" w:line="240" w:lineRule="auto"/>
               <w:jc w:val="center"/>
             </w:pPr>
             <w:r>
@@ -5390,7 +5390,7 @@
           </w:tcPr>
           <w:p>
             <w:pPr>
-              <w:spacing w:before="0" w:after="0"/>
+              <w:spacing w:before="0" w:after="0" w:line="240" w:lineRule="auto"/>
               <w:jc w:val="both"/>
             </w:pPr>
             <w:r>
@@ -5426,7 +5426,7 @@
           </w:tcPr>
           <w:p>
             <w:pPr>
-              <w:spacing w:before="0" w:after="0"/>
+              <w:spacing w:before="0" w:after="0" w:line="240" w:lineRule="auto"/>
               <w:jc w:val="center"/>
             </w:pPr>
             <w:r>
@@ -5457,7 +5457,7 @@
           </w:tcPr>
           <w:p>
             <w:pPr>
-              <w:spacing w:before="0" w:after="0"/>
+              <w:spacing w:before="0" w:after="0" w:line="240" w:lineRule="auto"/>
               <w:jc w:val="both"/>
             </w:pPr>
             <w:r>
@@ -5493,7 +5493,7 @@
           </w:tcPr>
           <w:p>
             <w:pPr>
-              <w:spacing w:before="0" w:after="0"/>
+              <w:spacing w:before="0" w:after="0" w:line="240" w:lineRule="auto"/>
               <w:jc w:val="center"/>
             </w:pPr>
             <w:r>
@@ -5524,7 +5524,7 @@
           </w:tcPr>
           <w:p>
             <w:pPr>
-              <w:spacing w:before="0" w:after="0"/>
+              <w:spacing w:before="0" w:after="0" w:line="240" w:lineRule="auto"/>
               <w:jc w:val="both"/>
             </w:pPr>
             <w:r>
@@ -5560,7 +5560,7 @@
           </w:tcPr>
           <w:p>
             <w:pPr>
-              <w:spacing w:before="0" w:after="0"/>
+              <w:spacing w:before="0" w:after="0" w:line="240" w:lineRule="auto"/>
               <w:jc w:val="center"/>
             </w:pPr>
             <w:r>
@@ -5591,7 +5591,7 @@
           </w:tcPr>
           <w:p>
             <w:pPr>
-              <w:spacing w:before="0" w:after="0"/>
+              <w:spacing w:before="0" w:after="0" w:line="240" w:lineRule="auto"/>
               <w:jc w:val="both"/>
             </w:pPr>
             <w:r>
@@ -5627,7 +5627,7 @@
           </w:tcPr>
           <w:p>
             <w:pPr>
-              <w:spacing w:before="0" w:after="0"/>
+              <w:spacing w:before="0" w:after="0" w:line="240" w:lineRule="auto"/>
               <w:jc w:val="center"/>
             </w:pPr>
             <w:r>
@@ -5658,7 +5658,7 @@
           </w:tcPr>
           <w:p>
             <w:pPr>
-              <w:spacing w:before="0" w:after="0"/>
+              <w:spacing w:before="0" w:after="0" w:line="240" w:lineRule="auto"/>
               <w:jc w:val="both"/>
             </w:pPr>
             <w:r>
@@ -5694,7 +5694,7 @@
           </w:tcPr>
           <w:p>
             <w:pPr>
-              <w:spacing w:before="0" w:after="0"/>
+              <w:spacing w:before="0" w:after="0" w:line="240" w:lineRule="auto"/>
               <w:jc w:val="center"/>
             </w:pPr>
             <w:r>
@@ -5725,7 +5725,7 @@
           </w:tcPr>
           <w:p>
             <w:pPr>
-              <w:spacing w:before="0" w:after="0"/>
+              <w:spacing w:before="0" w:after="0" w:line="240" w:lineRule="auto"/>
               <w:jc w:val="both"/>
             </w:pPr>
             <w:r>
@@ -5761,7 +5761,7 @@
           </w:tcPr>
           <w:p>
             <w:pPr>
-              <w:spacing w:before="0" w:after="0"/>
+              <w:spacing w:before="0" w:after="0" w:line="240" w:lineRule="auto"/>
               <w:jc w:val="center"/>
             </w:pPr>
             <w:r>
@@ -5792,7 +5792,7 @@
           </w:tcPr>
           <w:p>
             <w:pPr>
-              <w:spacing w:before="0" w:after="0"/>
+              <w:spacing w:before="0" w:after="0" w:line="240" w:lineRule="auto"/>
               <w:jc w:val="both"/>
             </w:pPr>
             <w:r>
@@ -5828,7 +5828,7 @@
           </w:tcPr>
           <w:p>
             <w:pPr>
-              <w:spacing w:before="0" w:after="0"/>
+              <w:spacing w:before="0" w:after="0" w:line="240" w:lineRule="auto"/>
               <w:jc w:val="center"/>
             </w:pPr>
             <w:r>
@@ -5859,7 +5859,7 @@
           </w:tcPr>
           <w:p>
             <w:pPr>
-              <w:spacing w:before="0" w:after="0"/>
+              <w:spacing w:before="0" w:after="0" w:line="240" w:lineRule="auto"/>
               <w:jc w:val="both"/>
             </w:pPr>
             <w:r>
@@ -5880,7 +5880,7 @@
     <w:p>
       <w:pPr>
         <w:pStyle w:val="Endure-ChapterBodyText"/>
-        <w:spacing w:before="100" w:after="100"/>
+        <w:spacing w:before="100" w:after="100" w:line="240" w:lineRule="auto"/>
       </w:pPr>
       <w:r>
         <w:rPr>
@@ -5926,7 +5926,7 @@
           </w:tcPr>
           <w:p>
             <w:pPr>
-              <w:spacing w:before="0" w:after="0"/>
+              <w:spacing w:before="0" w:after="0" w:line="240" w:lineRule="auto"/>
               <w:jc w:val="center"/>
             </w:pPr>
             <w:r>
@@ -5959,7 +5959,7 @@
           </w:tcPr>
           <w:p>
             <w:pPr>
-              <w:spacing w:before="0" w:after="0"/>
+              <w:spacing w:before="0" w:after="0" w:line="240" w:lineRule="auto"/>
               <w:jc w:val="center"/>
             </w:pPr>
             <w:r>
@@ -5992,7 +5992,7 @@
           </w:tcPr>
           <w:p>
             <w:pPr>
-              <w:spacing w:before="0" w:after="0"/>
+              <w:spacing w:before="0" w:after="0" w:line="240" w:lineRule="auto"/>
               <w:jc w:val="center"/>
             </w:pPr>
             <w:r>
@@ -6030,7 +6030,7 @@
           </w:tcPr>
           <w:p>
             <w:pPr>
-              <w:spacing w:before="0" w:after="0"/>
+              <w:spacing w:before="0" w:after="0" w:line="240" w:lineRule="auto"/>
               <w:jc w:val="both"/>
             </w:pPr>
             <w:r>
@@ -6061,7 +6061,7 @@
           </w:tcPr>
           <w:p>
             <w:pPr>
-              <w:spacing w:before="0" w:after="0"/>
+              <w:spacing w:before="0" w:after="0" w:line="240" w:lineRule="auto"/>
               <w:jc w:val="center"/>
             </w:pPr>
             <w:r>
@@ -6092,7 +6092,7 @@
           </w:tcPr>
           <w:p>
             <w:pPr>
-              <w:spacing w:before="0" w:after="0"/>
+              <w:spacing w:before="0" w:after="0" w:line="240" w:lineRule="auto"/>
               <w:jc w:val="center"/>
             </w:pPr>
             <w:r>
@@ -6128,7 +6128,7 @@
           </w:tcPr>
           <w:p>
             <w:pPr>
-              <w:spacing w:before="0" w:after="0"/>
+              <w:spacing w:before="0" w:after="0" w:line="240" w:lineRule="auto"/>
               <w:jc w:val="both"/>
             </w:pPr>
             <w:r>
@@ -6159,7 +6159,7 @@
           </w:tcPr>
           <w:p>
             <w:pPr>
-              <w:spacing w:before="0" w:after="0"/>
+              <w:spacing w:before="0" w:after="0" w:line="240" w:lineRule="auto"/>
               <w:jc w:val="center"/>
             </w:pPr>
             <w:r>
@@ -6190,7 +6190,7 @@
           </w:tcPr>
           <w:p>
             <w:pPr>
-              <w:spacing w:before="0" w:after="0"/>
+              <w:spacing w:before="0" w:after="0" w:line="240" w:lineRule="auto"/>
               <w:jc w:val="center"/>
             </w:pPr>
             <w:r>
@@ -6226,7 +6226,7 @@
           </w:tcPr>
           <w:p>
             <w:pPr>
-              <w:spacing w:before="0" w:after="0"/>
+              <w:spacing w:before="0" w:after="0" w:line="240" w:lineRule="auto"/>
               <w:jc w:val="center"/>
             </w:pPr>
             <w:r>
@@ -6257,7 +6257,7 @@
           </w:tcPr>
           <w:p>
             <w:pPr>
-              <w:spacing w:before="0" w:after="0"/>
+              <w:spacing w:before="0" w:after="0" w:line="240" w:lineRule="auto"/>
               <w:jc w:val="center"/>
             </w:pPr>
             <w:r>
@@ -6288,7 +6288,7 @@
           </w:tcPr>
           <w:p>
             <w:pPr>
-              <w:spacing w:before="0" w:after="0"/>
+              <w:spacing w:before="0" w:after="0" w:line="240" w:lineRule="auto"/>
               <w:jc w:val="center"/>
             </w:pPr>
             <w:r>
@@ -6324,7 +6324,7 @@
           </w:tcPr>
           <w:p>
             <w:pPr>
-              <w:spacing w:before="0" w:after="0"/>
+              <w:spacing w:before="0" w:after="0" w:line="240" w:lineRule="auto"/>
               <w:jc w:val="center"/>
             </w:pPr>
             <w:r>
@@ -6355,7 +6355,7 @@
           </w:tcPr>
           <w:p>
             <w:pPr>
-              <w:spacing w:before="0" w:after="0"/>
+              <w:spacing w:before="0" w:after="0" w:line="240" w:lineRule="auto"/>
               <w:jc w:val="center"/>
             </w:pPr>
             <w:r>
@@ -6386,7 +6386,7 @@
           </w:tcPr>
           <w:p>
             <w:pPr>
-              <w:spacing w:before="0" w:after="0"/>
+              <w:spacing w:before="0" w:after="0" w:line="240" w:lineRule="auto"/>
               <w:jc w:val="center"/>
             </w:pPr>
             <w:r>
@@ -6407,7 +6407,7 @@
     <w:p>
       <w:pPr>
         <w:pStyle w:val="Endure-ChapterBodyText"/>
-        <w:spacing w:before="100" w:after="100"/>
+        <w:spacing w:before="100" w:after="100" w:line="240" w:lineRule="auto"/>
       </w:pPr>
       <w:r>
         <w:rPr>
@@ -6420,7 +6420,7 @@
       <w:pPr>
         <w:pStyle w:val="Endure-Subhead"/>
         <w:keepNext/>
-        <w:spacing w:before="240" w:after="60"/>
+        <w:spacing w:before="240" w:after="60" w:line="240" w:lineRule="auto"/>
         <w:outlineLvl w:val="1"/>
       </w:pPr>
       <w:r>
@@ -7620,7 +7620,7 @@
     <w:p>
       <w:pPr>
         <w:pStyle w:val="Endure-ChapterBodyText"/>
-        <w:spacing w:before="100" w:after="100"/>
+        <w:spacing w:before="100" w:after="100" w:line="240" w:lineRule="auto"/>
       </w:pPr>
       <w:r>
         <w:rPr>
@@ -7633,7 +7633,7 @@
     <w:p>
       <w:pPr>
         <w:pStyle w:val="Endure-ChapterBodyText"/>
-        <w:spacing w:before="100" w:after="100"/>
+        <w:spacing w:before="100" w:after="100" w:line="240" w:lineRule="auto"/>
       </w:pPr>
       <w:r>
         <w:rPr>
@@ -7645,6 +7645,11 @@
     </w:p>
     <w:sectPr>
       <w:footerReference w:type="first" r:id="rId43"/>
+      <w:headerReference w:type="default" r:id="rId46"/>
+      <w:footerReference w:type="default" r:id="rId47"/>
+      <w:headerReference w:type="even" r:id="rId48"/>
+      <w:footerReference w:type="even" r:id="rId49"/>
+      <w:headerReference w:type="first" r:id="rId50"/>
       <w:type w:val="nextColumn"/>
       <w:pgSz w:w="10080" w:h="14400"/>
       <w:pgMar w:top="794" w:right="851" w:bottom="794" w:left="1077" w:header="454" w:footer="454" w:gutter="0"/>
@@ -8885,6 +8890,26 @@
       </w:rPr>
       <w:fldChar w:fldCharType="end"/>
     </w:r>
+  </w:p>
+</w:ftr>
+</file>
+
+<file path=word/footer34.xml><?xml version="1.0" encoding="utf-8"?>
+<w:ftr xmlns:m="http://schemas.openxmlformats.org/officeDocument/2006/math" xmlns:mc="http://schemas.openxmlformats.org/markup-compatibility/2006" xmlns:mo="http://schemas.microsoft.com/office/mac/office/2008/main" xmlns:mv="urn:schemas-microsoft-com:mac:vml" xmlns:o="urn:schemas-microsoft-com:office:office" xmlns:r="http://schemas.openxmlformats.org/officeDocument/2006/relationships" xmlns:v="urn:schemas-microsoft-com:vml" xmlns:w10="urn:schemas-microsoft-com:office:word" xmlns:w14="http://schemas.microsoft.com/office/word/2010/wordml" xmlns:w="http://schemas.openxmlformats.org/wordprocessingml/2006/main" xmlns:wne="http://schemas.microsoft.com/office/word/2006/wordml" xmlns:wp14="http://schemas.microsoft.com/office/word/2010/wordprocessingDrawing" xmlns:wp="http://schemas.openxmlformats.org/drawingml/2006/wordprocessingDrawing" xmlns:wpc="http://schemas.microsoft.com/office/word/2010/wordprocessingCanvas" xmlns:wpg="http://schemas.microsoft.com/office/word/2010/wordprocessingGroup" xmlns:wpi="http://schemas.microsoft.com/office/word/2010/wordprocessingInk" xmlns:wps="http://schemas.microsoft.com/office/word/2010/wordprocessingShape" mc:Ignorable="w14 wp14">
+  <w:p>
+    <w:pPr>
+      <w:pStyle w:val="Footer"/>
+    </w:pPr>
+  </w:p>
+</w:ftr>
+</file>
+
+<file path=word/footer35.xml><?xml version="1.0" encoding="utf-8"?>
+<w:ftr xmlns:m="http://schemas.openxmlformats.org/officeDocument/2006/math" xmlns:mc="http://schemas.openxmlformats.org/markup-compatibility/2006" xmlns:mo="http://schemas.microsoft.com/office/mac/office/2008/main" xmlns:mv="urn:schemas-microsoft-com:mac:vml" xmlns:o="urn:schemas-microsoft-com:office:office" xmlns:r="http://schemas.openxmlformats.org/officeDocument/2006/relationships" xmlns:v="urn:schemas-microsoft-com:vml" xmlns:w10="urn:schemas-microsoft-com:office:word" xmlns:w14="http://schemas.microsoft.com/office/word/2010/wordml" xmlns:w="http://schemas.openxmlformats.org/wordprocessingml/2006/main" xmlns:wne="http://schemas.microsoft.com/office/word/2006/wordml" xmlns:wp14="http://schemas.microsoft.com/office/word/2010/wordprocessingDrawing" xmlns:wp="http://schemas.openxmlformats.org/drawingml/2006/wordprocessingDrawing" xmlns:wpc="http://schemas.microsoft.com/office/word/2010/wordprocessingCanvas" xmlns:wpg="http://schemas.microsoft.com/office/word/2010/wordprocessingGroup" xmlns:wpi="http://schemas.microsoft.com/office/word/2010/wordprocessingInk" xmlns:wps="http://schemas.microsoft.com/office/word/2010/wordprocessingShape" mc:Ignorable="w14 wp14">
+  <w:p>
+    <w:pPr>
+      <w:pStyle w:val="Footer"/>
+    </w:pPr>
   </w:p>
 </w:ftr>
 </file>
@@ -9146,6 +9171,36 @@
     <w:r>
       <w:t>TÍTULO DEL LIBRO</w:t>
     </w:r>
+  </w:p>
+</w:hdr>
+</file>
+
+<file path=word/header3.xml><?xml version="1.0" encoding="utf-8"?>
+<w:hdr xmlns:m="http://schemas.openxmlformats.org/officeDocument/2006/math" xmlns:mc="http://schemas.openxmlformats.org/markup-compatibility/2006" xmlns:mo="http://schemas.microsoft.com/office/mac/office/2008/main" xmlns:mv="urn:schemas-microsoft-com:mac:vml" xmlns:o="urn:schemas-microsoft-com:office:office" xmlns:r="http://schemas.openxmlformats.org/officeDocument/2006/relationships" xmlns:v="urn:schemas-microsoft-com:vml" xmlns:w10="urn:schemas-microsoft-com:office:word" xmlns:w14="http://schemas.microsoft.com/office/word/2010/wordml" xmlns:w="http://schemas.openxmlformats.org/wordprocessingml/2006/main" xmlns:wne="http://schemas.microsoft.com/office/word/2006/wordml" xmlns:wp14="http://schemas.microsoft.com/office/word/2010/wordprocessingDrawing" xmlns:wp="http://schemas.openxmlformats.org/drawingml/2006/wordprocessingDrawing" xmlns:wpc="http://schemas.microsoft.com/office/word/2010/wordprocessingCanvas" xmlns:wpg="http://schemas.microsoft.com/office/word/2010/wordprocessingGroup" xmlns:wpi="http://schemas.microsoft.com/office/word/2010/wordprocessingInk" xmlns:wps="http://schemas.microsoft.com/office/word/2010/wordprocessingShape" mc:Ignorable="w14 wp14">
+  <w:p>
+    <w:pPr>
+      <w:pStyle w:val="Header"/>
+    </w:pPr>
+  </w:p>
+</w:hdr>
+</file>
+
+<file path=word/header4.xml><?xml version="1.0" encoding="utf-8"?>
+<w:hdr xmlns:m="http://schemas.openxmlformats.org/officeDocument/2006/math" xmlns:mc="http://schemas.openxmlformats.org/markup-compatibility/2006" xmlns:mo="http://schemas.microsoft.com/office/mac/office/2008/main" xmlns:mv="urn:schemas-microsoft-com:mac:vml" xmlns:o="urn:schemas-microsoft-com:office:office" xmlns:r="http://schemas.openxmlformats.org/officeDocument/2006/relationships" xmlns:v="urn:schemas-microsoft-com:vml" xmlns:w10="urn:schemas-microsoft-com:office:word" xmlns:w14="http://schemas.microsoft.com/office/word/2010/wordml" xmlns:w="http://schemas.openxmlformats.org/wordprocessingml/2006/main" xmlns:wne="http://schemas.microsoft.com/office/word/2006/wordml" xmlns:wp14="http://schemas.microsoft.com/office/word/2010/wordprocessingDrawing" xmlns:wp="http://schemas.openxmlformats.org/drawingml/2006/wordprocessingDrawing" xmlns:wpc="http://schemas.microsoft.com/office/word/2010/wordprocessingCanvas" xmlns:wpg="http://schemas.microsoft.com/office/word/2010/wordprocessingGroup" xmlns:wpi="http://schemas.microsoft.com/office/word/2010/wordprocessingInk" xmlns:wps="http://schemas.microsoft.com/office/word/2010/wordprocessingShape" mc:Ignorable="w14 wp14">
+  <w:p>
+    <w:pPr>
+      <w:pStyle w:val="Header"/>
+    </w:pPr>
+  </w:p>
+</w:hdr>
+</file>
+
+<file path=word/header5.xml><?xml version="1.0" encoding="utf-8"?>
+<w:hdr xmlns:m="http://schemas.openxmlformats.org/officeDocument/2006/math" xmlns:mc="http://schemas.openxmlformats.org/markup-compatibility/2006" xmlns:mo="http://schemas.microsoft.com/office/mac/office/2008/main" xmlns:mv="urn:schemas-microsoft-com:mac:vml" xmlns:o="urn:schemas-microsoft-com:office:office" xmlns:r="http://schemas.openxmlformats.org/officeDocument/2006/relationships" xmlns:v="urn:schemas-microsoft-com:vml" xmlns:w10="urn:schemas-microsoft-com:office:word" xmlns:w14="http://schemas.microsoft.com/office/word/2010/wordml" xmlns:w="http://schemas.openxmlformats.org/wordprocessingml/2006/main" xmlns:wne="http://schemas.microsoft.com/office/word/2006/wordml" xmlns:wp14="http://schemas.microsoft.com/office/word/2010/wordprocessingDrawing" xmlns:wp="http://schemas.openxmlformats.org/drawingml/2006/wordprocessingDrawing" xmlns:wpc="http://schemas.microsoft.com/office/word/2010/wordprocessingCanvas" xmlns:wpg="http://schemas.microsoft.com/office/word/2010/wordprocessingGroup" xmlns:wpi="http://schemas.microsoft.com/office/word/2010/wordprocessingInk" xmlns:wps="http://schemas.microsoft.com/office/word/2010/wordprocessingShape" mc:Ignorable="w14 wp14">
+  <w:p>
+    <w:pPr>
+      <w:pStyle w:val="Header"/>
+    </w:pPr>
   </w:p>
 </w:hdr>
 </file>
